--- a/documentation/confidential/document generation session 13.docx
+++ b/documentation/confidential/document generation session 13.docx
@@ -4,7 +4,55 @@
   <w:body>
     <w:p>
       <w:r>
-        <w:t>okay i want you to go through all f the pasted content to get context of what we are trying to do and how we will do it i also ask you to go through the uploaded document shopzone session 12 to really get a grasp on everything that i am trying to do but i will paste it too just in case</w:t>
+        <w:t xml:space="preserve">okay </w:t>
+      </w:r>
+      <w:proofErr w:type="spellStart"/>
+      <w:r>
+        <w:t>i</w:t>
+      </w:r>
+      <w:proofErr w:type="spellEnd"/>
+      <w:r>
+        <w:t xml:space="preserve"> want you to go through all </w:t>
+      </w:r>
+      <w:proofErr w:type="spellStart"/>
+      <w:r>
+        <w:t>f</w:t>
+      </w:r>
+      <w:proofErr w:type="spellEnd"/>
+      <w:r>
+        <w:t xml:space="preserve"> the pasted content to get context of what we are trying to do and how we will do it </w:t>
+      </w:r>
+      <w:proofErr w:type="spellStart"/>
+      <w:r>
+        <w:t>i</w:t>
+      </w:r>
+      <w:proofErr w:type="spellEnd"/>
+      <w:r>
+        <w:t xml:space="preserve"> also ask you to go through the uploaded document </w:t>
+      </w:r>
+      <w:proofErr w:type="spellStart"/>
+      <w:r>
+        <w:t>shopzone</w:t>
+      </w:r>
+      <w:proofErr w:type="spellEnd"/>
+      <w:r>
+        <w:t xml:space="preserve"> session 12 to really get a grasp on everything that </w:t>
+      </w:r>
+      <w:proofErr w:type="spellStart"/>
+      <w:r>
+        <w:t>i</w:t>
+      </w:r>
+      <w:proofErr w:type="spellEnd"/>
+      <w:r>
+        <w:t xml:space="preserve"> am trying to do but </w:t>
+      </w:r>
+      <w:proofErr w:type="spellStart"/>
+      <w:r>
+        <w:t>i</w:t>
+      </w:r>
+      <w:proofErr w:type="spellEnd"/>
+      <w:r>
+        <w:t xml:space="preserve"> will paste it too just in case</w:t>
       </w:r>
     </w:p>
     <w:p>
@@ -28,13 +76,170 @@
       </w:r>
     </w:p>
     <w:p>
-      <w:r>
-        <w:t>businessType is permanently fixed at the code level — enquiryController no longer writes the invalid value, and the standing MongoSH correction command has been run twice now and is documented as safe to re-run anytime. ISS-004 and ISS-005 are both closed — the Enquiry model has an attachments array, AdminEnquiriesPage has a Support tab with a Related Order card and attachment thumbnails, and screenshot upload is live on ContactPage, BulkOrdersPage, BecomeSellerPage, and the Report Issue form on OrderPage. ScrollableTabBar exists at frontend/src/components/ScrollableTabBar/ and is wired into AdminEnquiriesPage, AdminOrderListPage, AdminSellersPage, AdminUserListPage, and SpecialOffersPage.</w:t>
-      </w:r>
-    </w:p>
-    <w:p>
-      <w:r>
-        <w:t>Two things are still outstanding from that work: AdminProductListPage never got the ScrollableTabBar treatment because AdminProductEditPage.jsx (the single-product edit form, no tab bar at all) was pasted by mistake instead of the actual list page, and AdminUserDetailPage was never even checked for a tab strip.</w:t>
+      <w:proofErr w:type="spellStart"/>
+      <w:r>
+        <w:t>businessType</w:t>
+      </w:r>
+      <w:proofErr w:type="spellEnd"/>
+      <w:r>
+        <w:t xml:space="preserve"> is permanently fixed at the code level — </w:t>
+      </w:r>
+      <w:proofErr w:type="spellStart"/>
+      <w:r>
+        <w:t>enquiryController</w:t>
+      </w:r>
+      <w:proofErr w:type="spellEnd"/>
+      <w:r>
+        <w:t xml:space="preserve"> no longer writes the invalid value, and the standing </w:t>
+      </w:r>
+      <w:proofErr w:type="spellStart"/>
+      <w:r>
+        <w:t>MongoSH</w:t>
+      </w:r>
+      <w:proofErr w:type="spellEnd"/>
+      <w:r>
+        <w:t xml:space="preserve"> correction command has been run twice now and is documented as safe to re-run anytime. ISS-004 and ISS-005 are both closed — the Enquiry model has an attachments array, </w:t>
+      </w:r>
+      <w:proofErr w:type="spellStart"/>
+      <w:r>
+        <w:t>AdminEnquiriesPage</w:t>
+      </w:r>
+      <w:proofErr w:type="spellEnd"/>
+      <w:r>
+        <w:t xml:space="preserve"> has a Support tab with a Related Order card and attachment thumbnails, and screenshot upload is live on </w:t>
+      </w:r>
+      <w:proofErr w:type="spellStart"/>
+      <w:r>
+        <w:t>ContactPage</w:t>
+      </w:r>
+      <w:proofErr w:type="spellEnd"/>
+      <w:r>
+        <w:t xml:space="preserve">, </w:t>
+      </w:r>
+      <w:proofErr w:type="spellStart"/>
+      <w:r>
+        <w:t>BulkOrdersPage</w:t>
+      </w:r>
+      <w:proofErr w:type="spellEnd"/>
+      <w:r>
+        <w:t xml:space="preserve">, </w:t>
+      </w:r>
+      <w:proofErr w:type="spellStart"/>
+      <w:r>
+        <w:t>BecomeSellerPage</w:t>
+      </w:r>
+      <w:proofErr w:type="spellEnd"/>
+      <w:r>
+        <w:t xml:space="preserve">, and the Report Issue form on </w:t>
+      </w:r>
+      <w:proofErr w:type="spellStart"/>
+      <w:r>
+        <w:t>OrderPage</w:t>
+      </w:r>
+      <w:proofErr w:type="spellEnd"/>
+      <w:r>
+        <w:t xml:space="preserve">. </w:t>
+      </w:r>
+      <w:proofErr w:type="spellStart"/>
+      <w:r>
+        <w:t>ScrollableTabBar</w:t>
+      </w:r>
+      <w:proofErr w:type="spellEnd"/>
+      <w:r>
+        <w:t xml:space="preserve"> exists at frontend/</w:t>
+      </w:r>
+      <w:proofErr w:type="spellStart"/>
+      <w:r>
+        <w:t>src</w:t>
+      </w:r>
+      <w:proofErr w:type="spellEnd"/>
+      <w:r>
+        <w:t>/components/</w:t>
+      </w:r>
+      <w:proofErr w:type="spellStart"/>
+      <w:r>
+        <w:t>ScrollableTabBar</w:t>
+      </w:r>
+      <w:proofErr w:type="spellEnd"/>
+      <w:r>
+        <w:t xml:space="preserve">/ and is wired into </w:t>
+      </w:r>
+      <w:proofErr w:type="spellStart"/>
+      <w:r>
+        <w:t>AdminEnquiriesPage</w:t>
+      </w:r>
+      <w:proofErr w:type="spellEnd"/>
+      <w:r>
+        <w:t xml:space="preserve">, </w:t>
+      </w:r>
+      <w:proofErr w:type="spellStart"/>
+      <w:r>
+        <w:t>AdminOrderListPage</w:t>
+      </w:r>
+      <w:proofErr w:type="spellEnd"/>
+      <w:r>
+        <w:t xml:space="preserve">, </w:t>
+      </w:r>
+      <w:proofErr w:type="spellStart"/>
+      <w:r>
+        <w:t>AdminSellersPage</w:t>
+      </w:r>
+      <w:proofErr w:type="spellEnd"/>
+      <w:r>
+        <w:t xml:space="preserve">, </w:t>
+      </w:r>
+      <w:proofErr w:type="spellStart"/>
+      <w:r>
+        <w:t>AdminUserListPage</w:t>
+      </w:r>
+      <w:proofErr w:type="spellEnd"/>
+      <w:r>
+        <w:t xml:space="preserve">, and </w:t>
+      </w:r>
+      <w:proofErr w:type="spellStart"/>
+      <w:r>
+        <w:t>SpecialOffersPage</w:t>
+      </w:r>
+      <w:proofErr w:type="spellEnd"/>
+      <w:r>
+        <w:t>.</w:t>
+      </w:r>
+    </w:p>
+    <w:p>
+      <w:r>
+        <w:t xml:space="preserve">Two things are still outstanding from that work: </w:t>
+      </w:r>
+      <w:proofErr w:type="spellStart"/>
+      <w:r>
+        <w:t>AdminProductListPage</w:t>
+      </w:r>
+      <w:proofErr w:type="spellEnd"/>
+      <w:r>
+        <w:t xml:space="preserve"> never got the </w:t>
+      </w:r>
+      <w:proofErr w:type="spellStart"/>
+      <w:r>
+        <w:t>ScrollableTabBar</w:t>
+      </w:r>
+      <w:proofErr w:type="spellEnd"/>
+      <w:r>
+        <w:t xml:space="preserve"> treatment because </w:t>
+      </w:r>
+      <w:proofErr w:type="spellStart"/>
+      <w:r>
+        <w:t>AdminProductEditPage.jsx</w:t>
+      </w:r>
+      <w:proofErr w:type="spellEnd"/>
+      <w:r>
+        <w:t xml:space="preserve"> (the single-product edit form, no tab bar at all) was pasted by mistake instead of the actual list page, and </w:t>
+      </w:r>
+      <w:proofErr w:type="spellStart"/>
+      <w:r>
+        <w:t>AdminUserDetailPage</w:t>
+      </w:r>
+      <w:proofErr w:type="spellEnd"/>
+      <w:r>
+        <w:t xml:space="preserve"> was never even checked for a tab strip.</w:t>
       </w:r>
     </w:p>
     <w:p>
@@ -47,7 +252,79 @@
       </w:r>
       <w:proofErr w:type="gramEnd"/>
       <w:r>
-        <w:t xml:space="preserve"> as e-money and invites Central Bank of Kenya scrutiny — escrow until delivery is fine, a freestanding wallet is not. Multi-item disputes resolve at the line-item level only, reusing the same orderItems-filtered-by-product-IDs pattern already proven in the seller earnings calculation. The Returns Policy needs to formally split buyer-fault (buyer-paid return or non-returnable on bulk) from seller/platform-fault (always free). And the one with real engineering weight: product price always represents one full sellable unit, a per-piece value is computed at render time only and never stored, and unitType/itemsPerUnit/weightPerUnit need to be snapshotted onto orderItemSchema at the exact moment priceAtPurchase is set in createOrder — this elevates Step 11 from a nice-to-have to the top priority, since the carton-pricing clarity problem can't be solved on CartPage, OrderPage, or the receipt without that snapshot existing first. Step 35, the logistics-only pickup-and-consolidation service, is logged but explicitly needs a scoping conversation before any code gets written against it.</w:t>
+        <w:t xml:space="preserve"> as e-money and invites Central Bank of Kenya scrutiny — escrow until delivery is fine, a freestanding wallet is not. Multi-item disputes resolve at the line-item level only, reusing the same </w:t>
+      </w:r>
+      <w:proofErr w:type="spellStart"/>
+      <w:r>
+        <w:t>orderItems</w:t>
+      </w:r>
+      <w:proofErr w:type="spellEnd"/>
+      <w:r>
+        <w:t xml:space="preserve">-filtered-by-product-IDs pattern already proven in the seller earnings calculation. The Returns Policy needs to formally split buyer-fault (buyer-paid return or non-returnable on bulk) from seller/platform-fault (always free). And the one with real engineering weight: product price always represents one full sellable unit, a per-piece value is computed at render time only and never stored, and </w:t>
+      </w:r>
+      <w:proofErr w:type="spellStart"/>
+      <w:r>
+        <w:t>unitType</w:t>
+      </w:r>
+      <w:proofErr w:type="spellEnd"/>
+      <w:r>
+        <w:t>/</w:t>
+      </w:r>
+      <w:proofErr w:type="spellStart"/>
+      <w:r>
+        <w:t>itemsPerUnit</w:t>
+      </w:r>
+      <w:proofErr w:type="spellEnd"/>
+      <w:r>
+        <w:t>/</w:t>
+      </w:r>
+      <w:proofErr w:type="spellStart"/>
+      <w:r>
+        <w:t>weightPerUnit</w:t>
+      </w:r>
+      <w:proofErr w:type="spellEnd"/>
+      <w:r>
+        <w:t xml:space="preserve"> need to be snapshotted onto </w:t>
+      </w:r>
+      <w:proofErr w:type="spellStart"/>
+      <w:r>
+        <w:t>orderItemSchema</w:t>
+      </w:r>
+      <w:proofErr w:type="spellEnd"/>
+      <w:r>
+        <w:t xml:space="preserve"> at the exact moment </w:t>
+      </w:r>
+      <w:proofErr w:type="spellStart"/>
+      <w:r>
+        <w:t>priceAtPurchase</w:t>
+      </w:r>
+      <w:proofErr w:type="spellEnd"/>
+      <w:r>
+        <w:t xml:space="preserve"> is set in </w:t>
+      </w:r>
+      <w:proofErr w:type="spellStart"/>
+      <w:r>
+        <w:t>createOrder</w:t>
+      </w:r>
+      <w:proofErr w:type="spellEnd"/>
+      <w:r>
+        <w:t xml:space="preserve"> — this elevates Step 11 from a nice-to-have to the top priority, since the carton-pricing clarity problem can't be solved on </w:t>
+      </w:r>
+      <w:proofErr w:type="spellStart"/>
+      <w:r>
+        <w:t>CartPage</w:t>
+      </w:r>
+      <w:proofErr w:type="spellEnd"/>
+      <w:r>
+        <w:t xml:space="preserve">, </w:t>
+      </w:r>
+      <w:proofErr w:type="spellStart"/>
+      <w:r>
+        <w:t>OrderPage</w:t>
+      </w:r>
+      <w:proofErr w:type="spellEnd"/>
+      <w:r>
+        <w:t>, or the receipt without that snapshot existing first. Step 35, the logistics-only pickup-and-consolidation service, is logged but explicitly needs a scoping conversation before any code gets written against it.</w:t>
       </w:r>
     </w:p>
     <w:p>
@@ -57,17 +334,81 @@
       </w:r>
       <w:proofErr w:type="gramEnd"/>
       <w:r>
-        <w:t xml:space="preserve"> the two real next steps are exactly what SESSION-012 flagged as the critical first action: the wholesale-field snapshot work, and finishing the ScrollableTabBar rollout on the two pages that got missed.</w:t>
-      </w:r>
-    </w:p>
-    <w:p>
-      <w:r>
-        <w:t>Paste backend/models/Order.js and backend/controllers/orderController.js and I'll start the snapshot work — that's the higher priority since it's now business-critical, not just a display nicety. Whenever you've got a spare moment, also paste frontend/src/pages/AdminProductListPage.jsx (the real list page this time) and frontend/src/pages/AdminUserDetailPage.jsx so I can close out the scroll-arrow work in the same pass if it fits naturally, or right after.</w:t>
-      </w:r>
-    </w:p>
-    <w:p>
-      <w:r>
-        <w:t>// backend/models/Order.js // ───────────────────────────────────────────────────────────────────────────── // ShopZone Order model — updated for Step 12/14.5 // // CHANGES FROM ORIGINAL: // • Added shippingTier ('standard' | 'quote_required') // — 'standard' = Tier 1 flat county r</w:t>
+        <w:t xml:space="preserve"> the two real next steps are exactly what SESSION-012 flagged as the critical first action: the wholesale-field snapshot work, and finishing the </w:t>
+      </w:r>
+      <w:proofErr w:type="spellStart"/>
+      <w:r>
+        <w:t>ScrollableTabBar</w:t>
+      </w:r>
+      <w:proofErr w:type="spellEnd"/>
+      <w:r>
+        <w:t xml:space="preserve"> rollout on the two pages that got missed.</w:t>
+      </w:r>
+    </w:p>
+    <w:p>
+      <w:r>
+        <w:t>Paste backend/models/Order.js and backend/controllers/orderController.js and I'll start the snapshot work — that's the higher priority since it's now business-critical, not just a display nicety. Whenever you've got a spare moment, also paste frontend/</w:t>
+      </w:r>
+      <w:proofErr w:type="spellStart"/>
+      <w:r>
+        <w:t>src</w:t>
+      </w:r>
+      <w:proofErr w:type="spellEnd"/>
+      <w:r>
+        <w:t>/pages/</w:t>
+      </w:r>
+      <w:proofErr w:type="spellStart"/>
+      <w:r>
+        <w:t>AdminProductListPage.jsx</w:t>
+      </w:r>
+      <w:proofErr w:type="spellEnd"/>
+      <w:r>
+        <w:t xml:space="preserve"> (the real list page this time) and frontend/</w:t>
+      </w:r>
+      <w:proofErr w:type="spellStart"/>
+      <w:r>
+        <w:t>src</w:t>
+      </w:r>
+      <w:proofErr w:type="spellEnd"/>
+      <w:r>
+        <w:t>/pages/</w:t>
+      </w:r>
+      <w:proofErr w:type="spellStart"/>
+      <w:r>
+        <w:t>AdminUserDetailPage.jsx</w:t>
+      </w:r>
+      <w:proofErr w:type="spellEnd"/>
+      <w:r>
+        <w:t xml:space="preserve"> so I can close out the scroll-arrow work in the same pass if it fits naturally, or right after.</w:t>
+      </w:r>
+    </w:p>
+    <w:p>
+      <w:r>
+        <w:t xml:space="preserve">// backend/models/Order.js // ───────────────────────────────────────────────────────────────────────────── // </w:t>
+      </w:r>
+      <w:proofErr w:type="spellStart"/>
+      <w:r>
+        <w:t>ShopZone</w:t>
+      </w:r>
+      <w:proofErr w:type="spellEnd"/>
+      <w:r>
+        <w:t xml:space="preserve"> Order model — updated for Step 12/14.5 // // CHANGES FROM ORIGINAL: // • Added </w:t>
+      </w:r>
+      <w:proofErr w:type="spellStart"/>
+      <w:r>
+        <w:t>shippingTier</w:t>
+      </w:r>
+      <w:proofErr w:type="spellEnd"/>
+      <w:r>
+        <w:t xml:space="preserve"> ('standard' | '</w:t>
+      </w:r>
+      <w:proofErr w:type="spellStart"/>
+      <w:r>
+        <w:t>quote_required</w:t>
+      </w:r>
+      <w:proofErr w:type="spellEnd"/>
+      <w:r>
+        <w:t>') // — 'standard' = Tier 1 flat county r</w:t>
       </w:r>
     </w:p>
     <w:p>
@@ -87,7 +428,23 @@
     </w:p>
     <w:p>
       <w:r>
-        <w:t>// backend/controllers/orderController.js // ───────────────────────────────────────────────────────────────────────────── // ShopZone Order Controller — updated for Step 12/14.5 // // CHANGES FROM ORIGINAL: // // createOrder: // • Validates stock ATOMICALLY before creating the order.</w:t>
+        <w:t xml:space="preserve">// backend/controllers/orderController.js // ───────────────────────────────────────────────────────────────────────────── // </w:t>
+      </w:r>
+      <w:proofErr w:type="spellStart"/>
+      <w:r>
+        <w:t>ShopZone</w:t>
+      </w:r>
+      <w:proofErr w:type="spellEnd"/>
+      <w:r>
+        <w:t xml:space="preserve"> Order Controller — updated for Step 12/14.5 // // CHANGES FROM ORIGINAL: // // </w:t>
+      </w:r>
+      <w:proofErr w:type="spellStart"/>
+      <w:r>
+        <w:t>createOrder</w:t>
+      </w:r>
+      <w:proofErr w:type="spellEnd"/>
+      <w:r>
+        <w:t>: // • Validates stock ATOMICALLY before creating the order.</w:t>
       </w:r>
     </w:p>
     <w:p>
@@ -107,8 +464,45 @@
     </w:p>
     <w:p>
       <w:r>
-        <w:t>// frontend/src/pages/AdminProductListPage.jsx // ───────────────────────────────────────────────────────────── // Admin page — lists all products with edit and delete actions. // Follows the ShopZone admin design system: // - Full-width own layout (no App.jsx Container) // - Tan FaBoxOpen</w:t>
-      </w:r>
+        <w:t>// frontend/</w:t>
+      </w:r>
+      <w:proofErr w:type="spellStart"/>
+      <w:r>
+        <w:t>src</w:t>
+      </w:r>
+      <w:proofErr w:type="spellEnd"/>
+      <w:r>
+        <w:t>/pages/</w:t>
+      </w:r>
+      <w:proofErr w:type="spellStart"/>
+      <w:r>
+        <w:t>AdminProductListPage.jsx</w:t>
+      </w:r>
+      <w:proofErr w:type="spellEnd"/>
+      <w:r>
+        <w:t xml:space="preserve"> // ───────────────────────────────────────────────────────────── // Admin page — lists all products with edit and delete actions. // Follows the </w:t>
+      </w:r>
+      <w:proofErr w:type="spellStart"/>
+      <w:r>
+        <w:t>ShopZone</w:t>
+      </w:r>
+      <w:proofErr w:type="spellEnd"/>
+      <w:r>
+        <w:t xml:space="preserve"> admin design system: // - Full-width own layout (no </w:t>
+      </w:r>
+      <w:proofErr w:type="spellStart"/>
+      <w:r>
+        <w:t>App.jsx</w:t>
+      </w:r>
+      <w:proofErr w:type="spellEnd"/>
+      <w:r>
+        <w:t xml:space="preserve"> Container) // - Tan </w:t>
+      </w:r>
+      <w:proofErr w:type="spellStart"/>
+      <w:r>
+        <w:t>FaBoxOpen</w:t>
+      </w:r>
+      <w:proofErr w:type="spellEnd"/>
     </w:p>
     <w:p>
       <w:pPr>
@@ -127,7 +521,39 @@
     </w:p>
     <w:p>
       <w:r>
-        <w:t>// frontend/src/pages/AdminUserDetailPage.jsx // ───────────────────────────────────────────────────────────── // Admin User Detail page — shows everything about a single user. // // Reached by clicking any row on AdminUserListPage or // AdminSellersPage. Serves both regular users and sellers —</w:t>
+        <w:t>// frontend/</w:t>
+      </w:r>
+      <w:proofErr w:type="spellStart"/>
+      <w:r>
+        <w:t>src</w:t>
+      </w:r>
+      <w:proofErr w:type="spellEnd"/>
+      <w:r>
+        <w:t>/pages/</w:t>
+      </w:r>
+      <w:proofErr w:type="spellStart"/>
+      <w:r>
+        <w:t>AdminUserDetailPage.jsx</w:t>
+      </w:r>
+      <w:proofErr w:type="spellEnd"/>
+      <w:r>
+        <w:t xml:space="preserve"> // ───────────────────────────────────────────────────────────── // Admin User Detail page — shows everything about a single user. // // Reached by clicking any row on </w:t>
+      </w:r>
+      <w:proofErr w:type="spellStart"/>
+      <w:r>
+        <w:t>AdminUserListPage</w:t>
+      </w:r>
+      <w:proofErr w:type="spellEnd"/>
+      <w:r>
+        <w:t xml:space="preserve"> or // </w:t>
+      </w:r>
+      <w:proofErr w:type="spellStart"/>
+      <w:r>
+        <w:t>AdminSellersPage</w:t>
+      </w:r>
+      <w:proofErr w:type="spellEnd"/>
+      <w:r>
+        <w:t>. Serves both regular users and sellers —</w:t>
       </w:r>
     </w:p>
     <w:p>
@@ -162,12 +588,65 @@
     </w:p>
     <w:p>
       <w:r>
-        <w:t>Good — I went through both files carefully, and there's something worth flagging immediately: AdminProductListPage.jsx already has ScrollableTabBar wired in. Look at the import line and the tab bar render — &lt;ScrollableTabBar className='apl-tabs' role='tablist'&gt; is already there. ISS-011 is closed; it must have been done in a session that didn't get fully written up, or you applied it yourself. No action needed on that page.</w:t>
-      </w:r>
-    </w:p>
-    <w:p>
-      <w:r>
-        <w:t xml:space="preserve">AdminUserDetailPage.jsx has no horizontal tab strip anywhere — it's built entirely as stacked cards (Account Info, Seller Profile, Orders, Products, Enquiries, Notifications), not tabs. </w:t>
+        <w:t xml:space="preserve">Good — I went through both files carefully, and there's something worth flagging immediately: </w:t>
+      </w:r>
+      <w:proofErr w:type="spellStart"/>
+      <w:r>
+        <w:t>AdminProductListPage.jsx</w:t>
+      </w:r>
+      <w:proofErr w:type="spellEnd"/>
+      <w:r>
+        <w:t xml:space="preserve"> already has </w:t>
+      </w:r>
+      <w:proofErr w:type="spellStart"/>
+      <w:r>
+        <w:t>ScrollableTabBar</w:t>
+      </w:r>
+      <w:proofErr w:type="spellEnd"/>
+      <w:r>
+        <w:t xml:space="preserve"> wired in. Look at the import line and the tab bar render — &lt;</w:t>
+      </w:r>
+      <w:proofErr w:type="spellStart"/>
+      <w:r>
+        <w:t>ScrollableTabBar</w:t>
+      </w:r>
+      <w:proofErr w:type="spellEnd"/>
+      <w:r>
+        <w:t xml:space="preserve"> </w:t>
+      </w:r>
+      <w:proofErr w:type="spellStart"/>
+      <w:r>
+        <w:t>className</w:t>
+      </w:r>
+      <w:proofErr w:type="spellEnd"/>
+      <w:r>
+        <w:t>='</w:t>
+      </w:r>
+      <w:proofErr w:type="spellStart"/>
+      <w:r>
+        <w:t>apl</w:t>
+      </w:r>
+      <w:proofErr w:type="spellEnd"/>
+      <w:r>
+        <w:t>-tabs' role='</w:t>
+      </w:r>
+      <w:proofErr w:type="spellStart"/>
+      <w:r>
+        <w:t>tablist</w:t>
+      </w:r>
+      <w:proofErr w:type="spellEnd"/>
+      <w:r>
+        <w:t>'&gt; is already there. ISS-011 is closed; it must have been done in a session that didn't get fully written up, or you applied it yourself. No action needed on that page.</w:t>
+      </w:r>
+    </w:p>
+    <w:p>
+      <w:proofErr w:type="spellStart"/>
+      <w:r>
+        <w:t>AdminUserDetailPage.jsx</w:t>
+      </w:r>
+      <w:proofErr w:type="spellEnd"/>
+      <w:r>
+        <w:t xml:space="preserve"> has no horizontal tab strip anywhere — it's built entirely as stacked cards (Account Info, Seller Profile, Orders, Products, Enquiries, Notifications), not tabs. </w:t>
       </w:r>
       <w:proofErr w:type="gramStart"/>
       <w:r>
@@ -185,7 +664,23 @@
     </w:p>
     <w:p>
       <w:r>
-        <w:t>The orderItemSchema needs three new fields, snapshotted the same way priceAtPurchase already is.</w:t>
+        <w:t xml:space="preserve">The </w:t>
+      </w:r>
+      <w:proofErr w:type="spellStart"/>
+      <w:r>
+        <w:t>orderItemSchema</w:t>
+      </w:r>
+      <w:proofErr w:type="spellEnd"/>
+      <w:r>
+        <w:t xml:space="preserve"> needs three new fields, snapshotted the same way </w:t>
+      </w:r>
+      <w:proofErr w:type="spellStart"/>
+      <w:r>
+        <w:t>priceAtPurchase</w:t>
+      </w:r>
+      <w:proofErr w:type="spellEnd"/>
+      <w:r>
+        <w:t xml:space="preserve"> already is.</w:t>
       </w:r>
     </w:p>
     <w:p>
@@ -194,18 +689,30 @@
       </w:r>
     </w:p>
     <w:p>
+      <w:proofErr w:type="spellStart"/>
       <w:r>
         <w:t>js</w:t>
       </w:r>
-    </w:p>
-    <w:p>
-      <w:r>
-        <w:t xml:space="preserve">const orderItemSchema = new </w:t>
-      </w:r>
+      <w:proofErr w:type="spellEnd"/>
+    </w:p>
+    <w:p>
+      <w:r>
+        <w:t xml:space="preserve">const </w:t>
+      </w:r>
+      <w:proofErr w:type="spellStart"/>
+      <w:r>
+        <w:t>orderItemSchema</w:t>
+      </w:r>
+      <w:proofErr w:type="spellEnd"/>
+      <w:r>
+        <w:t xml:space="preserve"> = new </w:t>
+      </w:r>
+      <w:proofErr w:type="spellStart"/>
       <w:proofErr w:type="gramStart"/>
       <w:r>
         <w:t>mongoose.Schema</w:t>
       </w:r>
+      <w:proofErr w:type="spellEnd"/>
       <w:proofErr w:type="gramEnd"/>
       <w:r>
         <w:t>({</w:t>
@@ -297,7 +804,15 @@
     </w:p>
     <w:p>
       <w:r>
-        <w:t xml:space="preserve">  priceAtPurchase: </w:t>
+        <w:t xml:space="preserve">  </w:t>
+      </w:r>
+      <w:proofErr w:type="spellStart"/>
+      <w:r>
+        <w:t>priceAtPurchase</w:t>
+      </w:r>
+      <w:proofErr w:type="spellEnd"/>
+      <w:r>
+        <w:t xml:space="preserve">: </w:t>
       </w:r>
       <w:proofErr w:type="gramStart"/>
       <w:r>
@@ -367,13 +882,18 @@
       <w:r>
         <w:t xml:space="preserve">    type: </w:t>
       </w:r>
+      <w:proofErr w:type="spellStart"/>
       <w:proofErr w:type="gramStart"/>
       <w:r>
         <w:t>mongoose.Schema.Types</w:t>
       </w:r>
       <w:proofErr w:type="gramEnd"/>
       <w:r>
-        <w:t>.ObjectId,</w:t>
+        <w:t>.ObjectId</w:t>
+      </w:r>
+      <w:proofErr w:type="spellEnd"/>
+      <w:r>
+        <w:t>,</w:t>
       </w:r>
     </w:p>
     <w:p>
@@ -402,18 +922,30 @@
       </w:r>
     </w:p>
     <w:p>
+      <w:proofErr w:type="spellStart"/>
       <w:r>
         <w:t>js</w:t>
       </w:r>
-    </w:p>
-    <w:p>
-      <w:r>
-        <w:t xml:space="preserve">const orderItemSchema = new </w:t>
-      </w:r>
+      <w:proofErr w:type="spellEnd"/>
+    </w:p>
+    <w:p>
+      <w:r>
+        <w:t xml:space="preserve">const </w:t>
+      </w:r>
+      <w:proofErr w:type="spellStart"/>
+      <w:r>
+        <w:t>orderItemSchema</w:t>
+      </w:r>
+      <w:proofErr w:type="spellEnd"/>
+      <w:r>
+        <w:t xml:space="preserve"> = new </w:t>
+      </w:r>
+      <w:proofErr w:type="spellStart"/>
       <w:proofErr w:type="gramStart"/>
       <w:r>
         <w:t>mongoose.Schema</w:t>
       </w:r>
+      <w:proofErr w:type="spellEnd"/>
       <w:proofErr w:type="gramEnd"/>
       <w:r>
         <w:t>({</w:t>
@@ -505,7 +1037,15 @@
     </w:p>
     <w:p>
       <w:r>
-        <w:t xml:space="preserve">  priceAtPurchase: </w:t>
+        <w:t xml:space="preserve">  </w:t>
+      </w:r>
+      <w:proofErr w:type="spellStart"/>
+      <w:r>
+        <w:t>priceAtPurchase</w:t>
+      </w:r>
+      <w:proofErr w:type="spellEnd"/>
+      <w:r>
+        <w:t xml:space="preserve">: </w:t>
       </w:r>
       <w:proofErr w:type="gramStart"/>
       <w:r>
@@ -574,7 +1114,15 @@
     </w:p>
     <w:p>
       <w:r>
-        <w:t xml:space="preserve">  // Same protective principle as priceAtPurchase — these three fields</w:t>
+        <w:t xml:space="preserve">  // Same protective principle as </w:t>
+      </w:r>
+      <w:proofErr w:type="spellStart"/>
+      <w:r>
+        <w:t>priceAtPurchase</w:t>
+      </w:r>
+      <w:proofErr w:type="spellEnd"/>
+      <w:r>
+        <w:t xml:space="preserve"> — these three fields</w:t>
       </w:r>
     </w:p>
     <w:p>
@@ -609,16 +1157,29 @@
     </w:p>
     <w:p>
       <w:r>
-        <w:t xml:space="preserve">  // unitType      — full buyer-facing unit, e.g. "Carton", "Sack", "Bale"</w:t>
-      </w:r>
-    </w:p>
-    <w:p>
-      <w:r>
         <w:t xml:space="preserve">  // </w:t>
       </w:r>
-      <w:proofErr w:type="gramStart"/>
-      <w:r>
-        <w:t>itemsPerUnit  —</w:t>
+      <w:proofErr w:type="spellStart"/>
+      <w:r>
+        <w:t>unitType</w:t>
+      </w:r>
+      <w:proofErr w:type="spellEnd"/>
+      <w:r>
+        <w:t xml:space="preserve">      — full buyer-facing unit, e.g. "Carton", "Sack", "Bale"</w:t>
+      </w:r>
+    </w:p>
+    <w:p>
+      <w:r>
+        <w:t xml:space="preserve">  // </w:t>
+      </w:r>
+      <w:proofErr w:type="spellStart"/>
+      <w:proofErr w:type="gramStart"/>
+      <w:r>
+        <w:t>itemsPerUnit</w:t>
+      </w:r>
+      <w:proofErr w:type="spellEnd"/>
+      <w:r>
+        <w:t xml:space="preserve">  —</w:t>
       </w:r>
       <w:proofErr w:type="gramEnd"/>
       <w:r>
@@ -627,7 +1188,15 @@
     </w:p>
     <w:p>
       <w:r>
-        <w:t xml:space="preserve">  // weightPerUnit — weight in kg of one unit (also used by Tier 2 logic)</w:t>
+        <w:t xml:space="preserve">  // </w:t>
+      </w:r>
+      <w:proofErr w:type="spellStart"/>
+      <w:r>
+        <w:t>weightPerUnit</w:t>
+      </w:r>
+      <w:proofErr w:type="spellEnd"/>
+      <w:r>
+        <w:t xml:space="preserve"> — weight in kg of one unit (also used by Tier 2 logic)</w:t>
       </w:r>
     </w:p>
     <w:p>
@@ -647,7 +1216,15 @@
     </w:p>
     <w:p>
       <w:r>
-        <w:t xml:space="preserve">  unitType:   </w:t>
+        <w:t xml:space="preserve">  </w:t>
+      </w:r>
+      <w:proofErr w:type="spellStart"/>
+      <w:r>
+        <w:t>unitType</w:t>
+      </w:r>
+      <w:proofErr w:type="spellEnd"/>
+      <w:r>
+        <w:t xml:space="preserve">:   </w:t>
       </w:r>
       <w:proofErr w:type="gramStart"/>
       <w:r>
@@ -668,8 +1245,13 @@
     </w:p>
     <w:p>
       <w:r>
-        <w:t xml:space="preserve">  itemsPerUnit</w:t>
-      </w:r>
+        <w:t xml:space="preserve">  </w:t>
+      </w:r>
+      <w:proofErr w:type="spellStart"/>
+      <w:r>
+        <w:t>itemsPerUnit</w:t>
+      </w:r>
+      <w:proofErr w:type="spellEnd"/>
       <w:proofErr w:type="gramStart"/>
       <w:r>
         <w:t>:  {</w:t>
@@ -689,7 +1271,15 @@
     </w:p>
     <w:p>
       <w:r>
-        <w:t xml:space="preserve">  weightPerUnit: </w:t>
+        <w:t xml:space="preserve">  </w:t>
+      </w:r>
+      <w:proofErr w:type="spellStart"/>
+      <w:r>
+        <w:t>weightPerUnit</w:t>
+      </w:r>
+      <w:proofErr w:type="spellEnd"/>
+      <w:r>
+        <w:t xml:space="preserve">: </w:t>
       </w:r>
       <w:proofErr w:type="gramStart"/>
       <w:r>
@@ -718,13 +1308,18 @@
       <w:r>
         <w:t xml:space="preserve">    type: </w:t>
       </w:r>
+      <w:proofErr w:type="spellStart"/>
       <w:proofErr w:type="gramStart"/>
       <w:r>
         <w:t>mongoose.Schema.Types</w:t>
       </w:r>
       <w:proofErr w:type="gramEnd"/>
       <w:r>
-        <w:t>.ObjectId,</w:t>
+        <w:t>.ObjectId</w:t>
+      </w:r>
+      <w:proofErr w:type="spellEnd"/>
+      <w:r>
+        <w:t>,</w:t>
       </w:r>
     </w:p>
     <w:p>
@@ -749,7 +1344,31 @@
     </w:p>
     <w:p>
       <w:r>
-        <w:t>Now the controller needs to actually copy those fields across at the same point priceAtPurchase is set — inside the verifiedOrderItems loop in createOrder, where the full product document is already being fetched for price verification.</w:t>
+        <w:t xml:space="preserve">Now the controller needs to actually copy those fields across at the same point </w:t>
+      </w:r>
+      <w:proofErr w:type="spellStart"/>
+      <w:r>
+        <w:t>priceAtPurchase</w:t>
+      </w:r>
+      <w:proofErr w:type="spellEnd"/>
+      <w:r>
+        <w:t xml:space="preserve"> is set — inside the </w:t>
+      </w:r>
+      <w:proofErr w:type="spellStart"/>
+      <w:r>
+        <w:t>verifiedOrderItems</w:t>
+      </w:r>
+      <w:proofErr w:type="spellEnd"/>
+      <w:r>
+        <w:t xml:space="preserve"> loop in </w:t>
+      </w:r>
+      <w:proofErr w:type="spellStart"/>
+      <w:r>
+        <w:t>createOrder</w:t>
+      </w:r>
+      <w:proofErr w:type="spellEnd"/>
+      <w:r>
+        <w:t>, where the full product document is already being fetched for price verification.</w:t>
       </w:r>
     </w:p>
     <w:p>
@@ -758,13 +1377,23 @@
       </w:r>
     </w:p>
     <w:p>
+      <w:proofErr w:type="spellStart"/>
       <w:r>
         <w:t>js</w:t>
       </w:r>
-    </w:p>
-    <w:p>
-      <w:r>
-        <w:t xml:space="preserve">      verifiedOrderItems.push({</w:t>
+      <w:proofErr w:type="spellEnd"/>
+    </w:p>
+    <w:p>
+      <w:r>
+        <w:t xml:space="preserve">      </w:t>
+      </w:r>
+      <w:proofErr w:type="spellStart"/>
+      <w:r>
+        <w:t>verifiedOrderItems.push</w:t>
+      </w:r>
+      <w:proofErr w:type="spellEnd"/>
+      <w:r>
+        <w:t>({</w:t>
       </w:r>
     </w:p>
     <w:p>
@@ -774,17 +1403,27 @@
     </w:p>
     <w:p>
       <w:r>
-        <w:t xml:space="preserve">        qty: item.qty,</w:t>
+        <w:t xml:space="preserve">        qty: </w:t>
+      </w:r>
+      <w:proofErr w:type="spellStart"/>
+      <w:r>
+        <w:t>item.qty</w:t>
+      </w:r>
+      <w:proofErr w:type="spellEnd"/>
+      <w:r>
+        <w:t>,</w:t>
       </w:r>
     </w:p>
     <w:p>
       <w:r>
         <w:t xml:space="preserve">        image: </w:t>
       </w:r>
+      <w:proofErr w:type="spellStart"/>
       <w:proofErr w:type="gramStart"/>
       <w:r>
         <w:t>product.image</w:t>
       </w:r>
+      <w:proofErr w:type="spellEnd"/>
       <w:proofErr w:type="gramEnd"/>
       <w:r>
         <w:t>,</w:t>
@@ -794,10 +1433,12 @@
       <w:r>
         <w:t xml:space="preserve">        price: </w:t>
       </w:r>
+      <w:proofErr w:type="spellStart"/>
       <w:proofErr w:type="gramStart"/>
       <w:r>
         <w:t>product.price</w:t>
       </w:r>
+      <w:proofErr w:type="spellEnd"/>
       <w:proofErr w:type="gramEnd"/>
       <w:r>
         <w:t>,        // original price for reference</w:t>
@@ -805,11 +1446,24 @@
     </w:p>
     <w:p>
       <w:r>
-        <w:t xml:space="preserve">        priceAtPurchase: </w:t>
-      </w:r>
-      <w:proofErr w:type="gramStart"/>
-      <w:r>
-        <w:t xml:space="preserve">unitPrice,   </w:t>
+        <w:t xml:space="preserve">        </w:t>
+      </w:r>
+      <w:proofErr w:type="spellStart"/>
+      <w:r>
+        <w:t>priceAtPurchase</w:t>
+      </w:r>
+      <w:proofErr w:type="spellEnd"/>
+      <w:r>
+        <w:t xml:space="preserve">: </w:t>
+      </w:r>
+      <w:proofErr w:type="spellStart"/>
+      <w:proofErr w:type="gramStart"/>
+      <w:r>
+        <w:t>unitPrice</w:t>
+      </w:r>
+      <w:proofErr w:type="spellEnd"/>
+      <w:r>
+        <w:t xml:space="preserve">,   </w:t>
       </w:r>
       <w:proofErr w:type="gramEnd"/>
       <w:r>
@@ -820,10 +1474,12 @@
       <w:r>
         <w:t xml:space="preserve">        category: </w:t>
       </w:r>
+      <w:proofErr w:type="spellStart"/>
       <w:proofErr w:type="gramStart"/>
       <w:r>
         <w:t>product.category</w:t>
       </w:r>
+      <w:proofErr w:type="spellEnd"/>
       <w:proofErr w:type="gramEnd"/>
       <w:r>
         <w:t>,     // needed for Tier 2 detection</w:t>
@@ -833,10 +1489,12 @@
       <w:r>
         <w:t xml:space="preserve">        unit: </w:t>
       </w:r>
+      <w:proofErr w:type="spellStart"/>
       <w:proofErr w:type="gramStart"/>
       <w:r>
         <w:t>product.unit</w:t>
       </w:r>
+      <w:proofErr w:type="spellEnd"/>
       <w:proofErr w:type="gramEnd"/>
       <w:r>
         <w:t xml:space="preserve"> || '',</w:t>
@@ -846,13 +1504,18 @@
       <w:r>
         <w:t xml:space="preserve">        product: </w:t>
       </w:r>
+      <w:proofErr w:type="spellStart"/>
       <w:proofErr w:type="gramStart"/>
       <w:r>
         <w:t>product._</w:t>
       </w:r>
       <w:proofErr w:type="gramEnd"/>
       <w:r>
-        <w:t>id,</w:t>
+        <w:t>id</w:t>
+      </w:r>
+      <w:proofErr w:type="spellEnd"/>
+      <w:r>
+        <w:t>,</w:t>
       </w:r>
     </w:p>
     <w:p>
@@ -866,13 +1529,23 @@
       </w:r>
     </w:p>
     <w:p>
+      <w:proofErr w:type="spellStart"/>
       <w:r>
         <w:t>js</w:t>
       </w:r>
-    </w:p>
-    <w:p>
-      <w:r>
-        <w:t xml:space="preserve">      verifiedOrderItems.push({</w:t>
+      <w:proofErr w:type="spellEnd"/>
+    </w:p>
+    <w:p>
+      <w:r>
+        <w:t xml:space="preserve">      </w:t>
+      </w:r>
+      <w:proofErr w:type="spellStart"/>
+      <w:r>
+        <w:t>verifiedOrderItems.push</w:t>
+      </w:r>
+      <w:proofErr w:type="spellEnd"/>
+      <w:r>
+        <w:t>({</w:t>
       </w:r>
     </w:p>
     <w:p>
@@ -882,17 +1555,27 @@
     </w:p>
     <w:p>
       <w:r>
-        <w:t xml:space="preserve">        qty: item.qty,</w:t>
+        <w:t xml:space="preserve">        qty: </w:t>
+      </w:r>
+      <w:proofErr w:type="spellStart"/>
+      <w:r>
+        <w:t>item.qty</w:t>
+      </w:r>
+      <w:proofErr w:type="spellEnd"/>
+      <w:r>
+        <w:t>,</w:t>
       </w:r>
     </w:p>
     <w:p>
       <w:r>
         <w:t xml:space="preserve">        image: </w:t>
       </w:r>
+      <w:proofErr w:type="spellStart"/>
       <w:proofErr w:type="gramStart"/>
       <w:r>
         <w:t>product.image</w:t>
       </w:r>
+      <w:proofErr w:type="spellEnd"/>
       <w:proofErr w:type="gramEnd"/>
       <w:r>
         <w:t>,</w:t>
@@ -902,10 +1585,12 @@
       <w:r>
         <w:t xml:space="preserve">        price: </w:t>
       </w:r>
+      <w:proofErr w:type="spellStart"/>
       <w:proofErr w:type="gramStart"/>
       <w:r>
         <w:t>product.price</w:t>
       </w:r>
+      <w:proofErr w:type="spellEnd"/>
       <w:proofErr w:type="gramEnd"/>
       <w:r>
         <w:t>,        // original price for reference</w:t>
@@ -913,11 +1598,24 @@
     </w:p>
     <w:p>
       <w:r>
-        <w:t xml:space="preserve">        priceAtPurchase: </w:t>
-      </w:r>
-      <w:proofErr w:type="gramStart"/>
-      <w:r>
-        <w:t xml:space="preserve">unitPrice,   </w:t>
+        <w:t xml:space="preserve">        </w:t>
+      </w:r>
+      <w:proofErr w:type="spellStart"/>
+      <w:r>
+        <w:t>priceAtPurchase</w:t>
+      </w:r>
+      <w:proofErr w:type="spellEnd"/>
+      <w:r>
+        <w:t xml:space="preserve">: </w:t>
+      </w:r>
+      <w:proofErr w:type="spellStart"/>
+      <w:proofErr w:type="gramStart"/>
+      <w:r>
+        <w:t>unitPrice</w:t>
+      </w:r>
+      <w:proofErr w:type="spellEnd"/>
+      <w:r>
+        <w:t xml:space="preserve">,   </w:t>
       </w:r>
       <w:proofErr w:type="gramEnd"/>
       <w:r>
@@ -928,10 +1626,12 @@
       <w:r>
         <w:t xml:space="preserve">        category: </w:t>
       </w:r>
+      <w:proofErr w:type="spellStart"/>
       <w:proofErr w:type="gramStart"/>
       <w:r>
         <w:t>product.category</w:t>
       </w:r>
+      <w:proofErr w:type="spellEnd"/>
       <w:proofErr w:type="gramEnd"/>
       <w:r>
         <w:t>,     // needed for Tier 2 detection</w:t>
@@ -941,10 +1641,12 @@
       <w:r>
         <w:t xml:space="preserve">        unit: </w:t>
       </w:r>
+      <w:proofErr w:type="spellStart"/>
       <w:proofErr w:type="gramStart"/>
       <w:r>
         <w:t>product.unit</w:t>
       </w:r>
+      <w:proofErr w:type="spellEnd"/>
       <w:proofErr w:type="gramEnd"/>
       <w:r>
         <w:t xml:space="preserve"> || '',</w:t>
@@ -975,17 +1677,51 @@
     </w:p>
     <w:p>
       <w:r>
-        <w:t xml:space="preserve">        // unitType, itemsPerUnit, or weightPerUnit on the product later.</w:t>
-      </w:r>
-    </w:p>
-    <w:p>
-      <w:r>
-        <w:t xml:space="preserve">        unitType:      </w:t>
-      </w:r>
+        <w:t xml:space="preserve">        // </w:t>
+      </w:r>
+      <w:proofErr w:type="spellStart"/>
+      <w:r>
+        <w:t>unitType</w:t>
+      </w:r>
+      <w:proofErr w:type="spellEnd"/>
+      <w:r>
+        <w:t xml:space="preserve">, </w:t>
+      </w:r>
+      <w:proofErr w:type="spellStart"/>
+      <w:r>
+        <w:t>itemsPerUnit</w:t>
+      </w:r>
+      <w:proofErr w:type="spellEnd"/>
+      <w:r>
+        <w:t xml:space="preserve">, or </w:t>
+      </w:r>
+      <w:proofErr w:type="spellStart"/>
+      <w:r>
+        <w:t>weightPerUnit</w:t>
+      </w:r>
+      <w:proofErr w:type="spellEnd"/>
+      <w:r>
+        <w:t xml:space="preserve"> on the product later.</w:t>
+      </w:r>
+    </w:p>
+    <w:p>
+      <w:r>
+        <w:t xml:space="preserve">        </w:t>
+      </w:r>
+      <w:proofErr w:type="spellStart"/>
+      <w:r>
+        <w:t>unitType</w:t>
+      </w:r>
+      <w:proofErr w:type="spellEnd"/>
+      <w:r>
+        <w:t xml:space="preserve">:      </w:t>
+      </w:r>
+      <w:proofErr w:type="spellStart"/>
       <w:proofErr w:type="gramStart"/>
       <w:r>
         <w:t>product.unitType</w:t>
       </w:r>
+      <w:proofErr w:type="spellEnd"/>
       <w:proofErr w:type="gramEnd"/>
       <w:r>
         <w:t xml:space="preserve"> || 'Per Unit',</w:t>
@@ -993,12 +1729,22 @@
     </w:p>
     <w:p>
       <w:r>
-        <w:t xml:space="preserve">        itemsPerUnit:  </w:t>
-      </w:r>
+        <w:t xml:space="preserve">        </w:t>
+      </w:r>
+      <w:proofErr w:type="spellStart"/>
+      <w:r>
+        <w:t>itemsPerUnit</w:t>
+      </w:r>
+      <w:proofErr w:type="spellEnd"/>
+      <w:r>
+        <w:t xml:space="preserve">:  </w:t>
+      </w:r>
+      <w:proofErr w:type="spellStart"/>
       <w:proofErr w:type="gramStart"/>
       <w:r>
         <w:t>product.itemsPerUnit</w:t>
       </w:r>
+      <w:proofErr w:type="spellEnd"/>
       <w:proofErr w:type="gramEnd"/>
       <w:r>
         <w:t xml:space="preserve">  ?? null,</w:t>
@@ -1006,12 +1752,22 @@
     </w:p>
     <w:p>
       <w:r>
-        <w:t xml:space="preserve">        weightPerUnit: </w:t>
-      </w:r>
+        <w:t xml:space="preserve">        </w:t>
+      </w:r>
+      <w:proofErr w:type="spellStart"/>
+      <w:r>
+        <w:t>weightPerUnit</w:t>
+      </w:r>
+      <w:proofErr w:type="spellEnd"/>
+      <w:r>
+        <w:t xml:space="preserve">: </w:t>
+      </w:r>
+      <w:proofErr w:type="spellStart"/>
       <w:proofErr w:type="gramStart"/>
       <w:r>
         <w:t>product.weightPerUnit</w:t>
       </w:r>
+      <w:proofErr w:type="spellEnd"/>
       <w:proofErr w:type="gramEnd"/>
       <w:r>
         <w:t xml:space="preserve"> ?? null,</w:t>
@@ -1021,13 +1777,18 @@
       <w:r>
         <w:t xml:space="preserve">        product: </w:t>
       </w:r>
+      <w:proofErr w:type="spellStart"/>
       <w:proofErr w:type="gramStart"/>
       <w:r>
         <w:t>product._</w:t>
       </w:r>
       <w:proofErr w:type="gramEnd"/>
       <w:r>
-        <w:t>id,</w:t>
+        <w:t>id</w:t>
+      </w:r>
+      <w:proofErr w:type="spellEnd"/>
+      <w:r>
+        <w:t>,</w:t>
       </w:r>
     </w:p>
     <w:p>
@@ -1037,17 +1798,7214 @@
     </w:p>
     <w:p>
       <w:r>
-        <w:t>That's the entire backend half closed — every new order from this point forward carries its own frozen unitType, itemsPerUnit, and weightPerUnit regardless of what happens to the product afterward.</w:t>
-      </w:r>
-    </w:p>
-    <w:p>
-      <w:r>
-        <w:t>Testing checklist: restart the backend. Place a test order containing a product that has unitType, itemsPerUnit, and weightPerUnit set (e.g. the Samsung carton-of-10 product from earlier sessions). In MongoDB Compass, open the new order document and confirm each orderItems entry now shows unitType, itemsPerUnit, and weightPerUnit matching the product's current values at the time of order. Then go edit that same product in AdminProductEditPage and change its itemsPerUnit to a different number, save, and re-open the order you just placed in Compass — the order's snapshot must still show the original value, proving the snapshot didn't drift. Place a second order with a product that has no itemsPerUnit set at all and confirm it saves cleanly as null rather than throwing a validation error.</w:t>
-      </w:r>
-    </w:p>
-    <w:p>
-      <w:r>
-        <w:t>Now for the display layer — per the locked decisions from last session, this needs four files I don't have yet: frontend/src/pages/ProductPage.jsx and frontend/src/pages/CartPage.jsx (full breakdown and compact breakdown respectively), frontend/src/components/ProductCard/ProductCard.jsx (minimal unit badge only), and frontend/src/components/ReceiptModal/ReceiptModal.jsx (reads from the snapshot, not a live lookup). OrderPage already has the order object loaded so once I see how it renders order items I can add the display there too — paste that one as well if it's not already current.</w:t>
+        <w:t xml:space="preserve">That's the entire backend half closed — every new order from this point forward carries its own frozen </w:t>
+      </w:r>
+      <w:proofErr w:type="spellStart"/>
+      <w:r>
+        <w:t>unitType</w:t>
+      </w:r>
+      <w:proofErr w:type="spellEnd"/>
+      <w:r>
+        <w:t xml:space="preserve">, </w:t>
+      </w:r>
+      <w:proofErr w:type="spellStart"/>
+      <w:r>
+        <w:t>itemsPerUnit</w:t>
+      </w:r>
+      <w:proofErr w:type="spellEnd"/>
+      <w:r>
+        <w:t xml:space="preserve">, and </w:t>
+      </w:r>
+      <w:proofErr w:type="spellStart"/>
+      <w:r>
+        <w:t>weightPerUnit</w:t>
+      </w:r>
+      <w:proofErr w:type="spellEnd"/>
+      <w:r>
+        <w:t xml:space="preserve"> regardless of what happens to the product afterward.</w:t>
+      </w:r>
+    </w:p>
+    <w:p>
+      <w:r>
+        <w:t xml:space="preserve">Testing checklist: restart the backend. Place a test order containing a product that has </w:t>
+      </w:r>
+      <w:proofErr w:type="spellStart"/>
+      <w:r>
+        <w:t>unitType</w:t>
+      </w:r>
+      <w:proofErr w:type="spellEnd"/>
+      <w:r>
+        <w:t xml:space="preserve">, </w:t>
+      </w:r>
+      <w:proofErr w:type="spellStart"/>
+      <w:r>
+        <w:t>itemsPerUnit</w:t>
+      </w:r>
+      <w:proofErr w:type="spellEnd"/>
+      <w:r>
+        <w:t xml:space="preserve">, and </w:t>
+      </w:r>
+      <w:proofErr w:type="spellStart"/>
+      <w:r>
+        <w:t>weightPerUnit</w:t>
+      </w:r>
+      <w:proofErr w:type="spellEnd"/>
+      <w:r>
+        <w:t xml:space="preserve"> set (e.g. the Samsung carton-of-10 product from earlier sessions). In MongoDB Compass, open the new order document and confirm each </w:t>
+      </w:r>
+      <w:proofErr w:type="spellStart"/>
+      <w:r>
+        <w:t>orderItems</w:t>
+      </w:r>
+      <w:proofErr w:type="spellEnd"/>
+      <w:r>
+        <w:t xml:space="preserve"> entry now shows </w:t>
+      </w:r>
+      <w:proofErr w:type="spellStart"/>
+      <w:r>
+        <w:t>unitType</w:t>
+      </w:r>
+      <w:proofErr w:type="spellEnd"/>
+      <w:r>
+        <w:t xml:space="preserve">, </w:t>
+      </w:r>
+      <w:proofErr w:type="spellStart"/>
+      <w:r>
+        <w:t>itemsPerUnit</w:t>
+      </w:r>
+      <w:proofErr w:type="spellEnd"/>
+      <w:r>
+        <w:t xml:space="preserve">, and </w:t>
+      </w:r>
+      <w:proofErr w:type="spellStart"/>
+      <w:r>
+        <w:t>weightPerUnit</w:t>
+      </w:r>
+      <w:proofErr w:type="spellEnd"/>
+      <w:r>
+        <w:t xml:space="preserve"> matching the product's current values at the time of order. Then go edit that same product in </w:t>
+      </w:r>
+      <w:proofErr w:type="spellStart"/>
+      <w:r>
+        <w:t>AdminProductEditPage</w:t>
+      </w:r>
+      <w:proofErr w:type="spellEnd"/>
+      <w:r>
+        <w:t xml:space="preserve"> and change its </w:t>
+      </w:r>
+      <w:proofErr w:type="spellStart"/>
+      <w:r>
+        <w:t>itemsPerUnit</w:t>
+      </w:r>
+      <w:proofErr w:type="spellEnd"/>
+      <w:r>
+        <w:t xml:space="preserve"> to a different number, save, and re-open the order you just placed in Compass — the order's snapshot must still show the original value, proving the snapshot didn't drift. Place a second order with a product that has no </w:t>
+      </w:r>
+      <w:proofErr w:type="spellStart"/>
+      <w:r>
+        <w:t>itemsPerUnit</w:t>
+      </w:r>
+      <w:proofErr w:type="spellEnd"/>
+      <w:r>
+        <w:t xml:space="preserve"> set at all and confirm it saves cleanly as null rather than throwing a validation error.</w:t>
+      </w:r>
+    </w:p>
+    <w:p>
+      <w:r>
+        <w:t>Now for the display layer — per the locked decisions from last session, this needs four files I don't have yet: frontend/</w:t>
+      </w:r>
+      <w:proofErr w:type="spellStart"/>
+      <w:r>
+        <w:t>src</w:t>
+      </w:r>
+      <w:proofErr w:type="spellEnd"/>
+      <w:r>
+        <w:t>/pages/</w:t>
+      </w:r>
+      <w:proofErr w:type="spellStart"/>
+      <w:r>
+        <w:t>ProductPage.jsx</w:t>
+      </w:r>
+      <w:proofErr w:type="spellEnd"/>
+      <w:r>
+        <w:t xml:space="preserve"> and frontend/</w:t>
+      </w:r>
+      <w:proofErr w:type="spellStart"/>
+      <w:r>
+        <w:t>src</w:t>
+      </w:r>
+      <w:proofErr w:type="spellEnd"/>
+      <w:r>
+        <w:t>/pages/</w:t>
+      </w:r>
+      <w:proofErr w:type="spellStart"/>
+      <w:r>
+        <w:t>CartPage.jsx</w:t>
+      </w:r>
+      <w:proofErr w:type="spellEnd"/>
+      <w:r>
+        <w:t xml:space="preserve"> (full breakdown and compact breakdown respectively), frontend/</w:t>
+      </w:r>
+      <w:proofErr w:type="spellStart"/>
+      <w:r>
+        <w:t>src</w:t>
+      </w:r>
+      <w:proofErr w:type="spellEnd"/>
+      <w:r>
+        <w:t>/components/</w:t>
+      </w:r>
+      <w:proofErr w:type="spellStart"/>
+      <w:r>
+        <w:t>ProductCard</w:t>
+      </w:r>
+      <w:proofErr w:type="spellEnd"/>
+      <w:r>
+        <w:t>/</w:t>
+      </w:r>
+      <w:proofErr w:type="spellStart"/>
+      <w:r>
+        <w:t>ProductCard.jsx</w:t>
+      </w:r>
+      <w:proofErr w:type="spellEnd"/>
+      <w:r>
+        <w:t xml:space="preserve"> (minimal unit badge only), and frontend/</w:t>
+      </w:r>
+      <w:proofErr w:type="spellStart"/>
+      <w:r>
+        <w:t>src</w:t>
+      </w:r>
+      <w:proofErr w:type="spellEnd"/>
+      <w:r>
+        <w:t>/components/</w:t>
+      </w:r>
+      <w:proofErr w:type="spellStart"/>
+      <w:r>
+        <w:t>ReceiptModal</w:t>
+      </w:r>
+      <w:proofErr w:type="spellEnd"/>
+      <w:r>
+        <w:t>/</w:t>
+      </w:r>
+      <w:proofErr w:type="spellStart"/>
+      <w:r>
+        <w:t>ReceiptModal.jsx</w:t>
+      </w:r>
+      <w:proofErr w:type="spellEnd"/>
+      <w:r>
+        <w:t xml:space="preserve"> (reads from the snapshot, not a live lookup). </w:t>
+      </w:r>
+      <w:proofErr w:type="spellStart"/>
+      <w:r>
+        <w:t>OrderPage</w:t>
+      </w:r>
+      <w:proofErr w:type="spellEnd"/>
+      <w:r>
+        <w:t xml:space="preserve"> already has the order object loaded so once I see how it renders order items I can add the display there too — paste that one as well if it's not already current.</w:t>
+      </w:r>
+    </w:p>
+    <w:p>
+      <w:r>
+        <w:t>// frontend/</w:t>
+      </w:r>
+      <w:proofErr w:type="spellStart"/>
+      <w:r>
+        <w:t>src</w:t>
+      </w:r>
+      <w:proofErr w:type="spellEnd"/>
+      <w:r>
+        <w:t>/pages/</w:t>
+      </w:r>
+      <w:proofErr w:type="spellStart"/>
+      <w:r>
+        <w:t>ProductPage</w:t>
+      </w:r>
+      <w:proofErr w:type="spellEnd"/>
+      <w:r>
+        <w:t>/</w:t>
+      </w:r>
+      <w:proofErr w:type="spellStart"/>
+      <w:r>
+        <w:t>ProductPage.jsx</w:t>
+      </w:r>
+      <w:proofErr w:type="spellEnd"/>
+      <w:r>
+        <w:t xml:space="preserve"> // ───────────────────────────────────────────────────────────── // Single product detail page — all inline styles removed. // ───────────────────────────────────────────────────────────── import </w:t>
+      </w:r>
+      <w:proofErr w:type="gramStart"/>
+      <w:r>
+        <w:t xml:space="preserve">{ </w:t>
+      </w:r>
+      <w:proofErr w:type="spellStart"/>
+      <w:r>
+        <w:t>useEffect</w:t>
+      </w:r>
+      <w:proofErr w:type="spellEnd"/>
+      <w:proofErr w:type="gramEnd"/>
+      <w:r>
+        <w:t xml:space="preserve">, </w:t>
+      </w:r>
+      <w:proofErr w:type="spellStart"/>
+      <w:proofErr w:type="gramStart"/>
+      <w:r>
+        <w:t>useState</w:t>
+      </w:r>
+      <w:proofErr w:type="spellEnd"/>
+      <w:r>
+        <w:t xml:space="preserve"> }</w:t>
+      </w:r>
+      <w:proofErr w:type="gramEnd"/>
+      <w:r>
+        <w:t xml:space="preserve"> from 'react'; import </w:t>
+      </w:r>
+      <w:proofErr w:type="gramStart"/>
+      <w:r>
+        <w:t>{ us</w:t>
+      </w:r>
+      <w:proofErr w:type="gramEnd"/>
+    </w:p>
+    <w:p>
+      <w:pPr>
+        <w:rPr>
+          <w:b/>
+          <w:bCs/>
+        </w:rPr>
+      </w:pPr>
+      <w:r>
+        <w:rPr>
+          <w:b/>
+          <w:bCs/>
+        </w:rPr>
+        <w:t>pasted</w:t>
+      </w:r>
+    </w:p>
+    <w:p>
+      <w:r>
+        <w:t>// frontend/</w:t>
+      </w:r>
+      <w:proofErr w:type="spellStart"/>
+      <w:r>
+        <w:t>src</w:t>
+      </w:r>
+      <w:proofErr w:type="spellEnd"/>
+      <w:r>
+        <w:t>/pages/</w:t>
+      </w:r>
+      <w:proofErr w:type="spellStart"/>
+      <w:r>
+        <w:t>CartPage</w:t>
+      </w:r>
+      <w:proofErr w:type="spellEnd"/>
+      <w:r>
+        <w:t>/</w:t>
+      </w:r>
+      <w:proofErr w:type="spellStart"/>
+      <w:r>
+        <w:t>CartPage.jsx</w:t>
+      </w:r>
+      <w:proofErr w:type="spellEnd"/>
+      <w:r>
+        <w:t xml:space="preserve"> // ───────────────────────────────────────────────────────────── // Shopping cart page — all inline styles removed. // ───────────────────────────────────────────────────────────── import </w:t>
+      </w:r>
+      <w:proofErr w:type="gramStart"/>
+      <w:r>
+        <w:t xml:space="preserve">{ </w:t>
+      </w:r>
+      <w:proofErr w:type="spellStart"/>
+      <w:r>
+        <w:t>useState</w:t>
+      </w:r>
+      <w:proofErr w:type="spellEnd"/>
+      <w:proofErr w:type="gramEnd"/>
+      <w:r>
+        <w:t xml:space="preserve">, </w:t>
+      </w:r>
+      <w:proofErr w:type="spellStart"/>
+      <w:proofErr w:type="gramStart"/>
+      <w:r>
+        <w:t>useEffect</w:t>
+      </w:r>
+      <w:proofErr w:type="spellEnd"/>
+      <w:r>
+        <w:t xml:space="preserve"> }</w:t>
+      </w:r>
+      <w:proofErr w:type="gramEnd"/>
+      <w:r>
+        <w:t xml:space="preserve"> from 'react'; import </w:t>
+      </w:r>
+      <w:proofErr w:type="gramStart"/>
+      <w:r>
+        <w:t xml:space="preserve">{ </w:t>
+      </w:r>
+      <w:proofErr w:type="spellStart"/>
+      <w:r>
+        <w:t>useDispatch</w:t>
+      </w:r>
+      <w:proofErr w:type="spellEnd"/>
+      <w:proofErr w:type="gramEnd"/>
+      <w:r>
+        <w:t>, use</w:t>
+      </w:r>
+    </w:p>
+    <w:p>
+      <w:pPr>
+        <w:rPr>
+          <w:b/>
+          <w:bCs/>
+        </w:rPr>
+      </w:pPr>
+      <w:r>
+        <w:rPr>
+          <w:b/>
+          <w:bCs/>
+        </w:rPr>
+        <w:t>pasted</w:t>
+      </w:r>
+    </w:p>
+    <w:p>
+      <w:r>
+        <w:t>// frontend/</w:t>
+      </w:r>
+      <w:proofErr w:type="spellStart"/>
+      <w:r>
+        <w:t>src</w:t>
+      </w:r>
+      <w:proofErr w:type="spellEnd"/>
+      <w:r>
+        <w:t>/components/</w:t>
+      </w:r>
+      <w:proofErr w:type="spellStart"/>
+      <w:r>
+        <w:t>ProductCard</w:t>
+      </w:r>
+      <w:proofErr w:type="spellEnd"/>
+      <w:r>
+        <w:t>/</w:t>
+      </w:r>
+      <w:proofErr w:type="spellStart"/>
+      <w:r>
+        <w:t>ProductCard.jsx</w:t>
+      </w:r>
+      <w:proofErr w:type="spellEnd"/>
+      <w:r>
+        <w:t xml:space="preserve"> // ───────────────────────────────────────────────────────────── // Reusable product card for the </w:t>
+      </w:r>
+      <w:proofErr w:type="spellStart"/>
+      <w:r>
+        <w:t>HomePage</w:t>
+      </w:r>
+      <w:proofErr w:type="spellEnd"/>
+      <w:r>
+        <w:t xml:space="preserve"> product grid. // Extracted from </w:t>
+      </w:r>
+      <w:proofErr w:type="spellStart"/>
+      <w:r>
+        <w:t>HomePage.jsx</w:t>
+      </w:r>
+      <w:proofErr w:type="spellEnd"/>
+      <w:r>
+        <w:t xml:space="preserve"> — styling unchanged. // // Features: // - Link wrapper covers badges, image, and info</w:t>
+      </w:r>
+    </w:p>
+    <w:p>
+      <w:pPr>
+        <w:rPr>
+          <w:b/>
+          <w:bCs/>
+        </w:rPr>
+      </w:pPr>
+      <w:r>
+        <w:rPr>
+          <w:b/>
+          <w:bCs/>
+        </w:rPr>
+        <w:t>pasted</w:t>
+      </w:r>
+    </w:p>
+    <w:p>
+      <w:r>
+        <w:t>// frontend/</w:t>
+      </w:r>
+      <w:proofErr w:type="spellStart"/>
+      <w:r>
+        <w:t>src</w:t>
+      </w:r>
+      <w:proofErr w:type="spellEnd"/>
+      <w:r>
+        <w:t>/components/</w:t>
+      </w:r>
+      <w:proofErr w:type="spellStart"/>
+      <w:r>
+        <w:t>ReceiptModal</w:t>
+      </w:r>
+      <w:proofErr w:type="spellEnd"/>
+      <w:r>
+        <w:t>/</w:t>
+      </w:r>
+      <w:proofErr w:type="spellStart"/>
+      <w:r>
+        <w:t>ReceiptModal.jsx</w:t>
+      </w:r>
+      <w:proofErr w:type="spellEnd"/>
+      <w:r>
+        <w:t xml:space="preserve"> // ───────────────────────────────────────────────────────────── // Printable receipt modal. // // Opens as a full-screen overlay with a styled receipt. // The receipt shows: </w:t>
+      </w:r>
+      <w:proofErr w:type="spellStart"/>
+      <w:r>
+        <w:t>ShopZone</w:t>
+      </w:r>
+      <w:proofErr w:type="spellEnd"/>
+      <w:r>
+        <w:t xml:space="preserve"> header, order items table, VAT // breakdown, delivery</w:t>
+      </w:r>
+    </w:p>
+    <w:p>
+      <w:pPr>
+        <w:rPr>
+          <w:b/>
+          <w:bCs/>
+        </w:rPr>
+      </w:pPr>
+      <w:r>
+        <w:rPr>
+          <w:b/>
+          <w:bCs/>
+        </w:rPr>
+        <w:t>pasted</w:t>
+      </w:r>
+    </w:p>
+    <w:p>
+      <w:r>
+        <w:t xml:space="preserve">// </w:t>
+      </w:r>
+      <w:proofErr w:type="spellStart"/>
+      <w:r>
+        <w:t>OrderPage.jsx</w:t>
+      </w:r>
+      <w:proofErr w:type="spellEnd"/>
+      <w:r>
+        <w:t xml:space="preserve"> // ───────────────────────────────────────────────────────────────────────────── // </w:t>
+      </w:r>
+      <w:proofErr w:type="spellStart"/>
+      <w:r>
+        <w:t>ShopZone</w:t>
+      </w:r>
+      <w:proofErr w:type="spellEnd"/>
+      <w:r>
+        <w:t xml:space="preserve"> Order Page — updated for Step 12/14.5 // // PURPOSE: // Shown after an order is placed. Buyer can track their order status, // manage the Tier 2 delivery quote flow, and cancel </w:t>
+      </w:r>
+      <w:proofErr w:type="spellStart"/>
+      <w:r>
+        <w:t>unp</w:t>
+      </w:r>
+      <w:proofErr w:type="spellEnd"/>
+    </w:p>
+    <w:p>
+      <w:pPr>
+        <w:rPr>
+          <w:b/>
+          <w:bCs/>
+        </w:rPr>
+      </w:pPr>
+      <w:r>
+        <w:rPr>
+          <w:b/>
+          <w:bCs/>
+        </w:rPr>
+        <w:t>pasted</w:t>
+      </w:r>
+    </w:p>
+    <w:p>
+      <w:r>
+        <w:t xml:space="preserve">_id 6a3abff53cefc4a0160839c4 user 6a0a340151272d836145bd4a </w:t>
+      </w:r>
+      <w:proofErr w:type="spellStart"/>
+      <w:r>
+        <w:t>orderItems</w:t>
+      </w:r>
+      <w:proofErr w:type="spellEnd"/>
+      <w:r>
+        <w:t xml:space="preserve"> Array (1) 0 Object name "Samsung A15 Smartphones — Carton of 10" qty 1 image "/uploads/image-1779203092121.jpg" price 46000 </w:t>
+      </w:r>
+      <w:proofErr w:type="spellStart"/>
+      <w:r>
+        <w:t>priceAtPurchase</w:t>
+      </w:r>
+      <w:proofErr w:type="spellEnd"/>
+      <w:r>
+        <w:t xml:space="preserve"> 39999 category "Electronics" unit "Carton" </w:t>
+      </w:r>
+      <w:proofErr w:type="spellStart"/>
+      <w:r>
+        <w:t>unitType</w:t>
+      </w:r>
+      <w:proofErr w:type="spellEnd"/>
+      <w:r>
+        <w:t xml:space="preserve"> "Carton" </w:t>
+      </w:r>
+      <w:proofErr w:type="spellStart"/>
+      <w:r>
+        <w:t>itemsPerUnit</w:t>
+      </w:r>
+      <w:proofErr w:type="spellEnd"/>
+      <w:r>
+        <w:t xml:space="preserve"> 10 </w:t>
+      </w:r>
+      <w:proofErr w:type="spellStart"/>
+      <w:r>
+        <w:t>weightPerUnit</w:t>
+      </w:r>
+      <w:proofErr w:type="spellEnd"/>
+      <w:r>
+        <w:t xml:space="preserve"> 5.5 product 6a0a340151272d836145bd4d _id 6a3abff53cefc4a0160839c5 </w:t>
+      </w:r>
+      <w:proofErr w:type="spellStart"/>
+      <w:r>
+        <w:t>shippingAddress</w:t>
+      </w:r>
+      <w:proofErr w:type="spellEnd"/>
+      <w:r>
+        <w:t xml:space="preserve"> Object address "14 Moi Avenue" city "</w:t>
+      </w:r>
+      <w:proofErr w:type="spellStart"/>
+      <w:r>
+        <w:t>Cbd</w:t>
+      </w:r>
+      <w:proofErr w:type="spellEnd"/>
+      <w:r>
+        <w:t xml:space="preserve">" county "Nairobi" country "Kenya" </w:t>
+      </w:r>
+      <w:proofErr w:type="spellStart"/>
+      <w:r>
+        <w:t>shippingTier</w:t>
+      </w:r>
+      <w:proofErr w:type="spellEnd"/>
+      <w:r>
+        <w:t xml:space="preserve"> "standard" </w:t>
+      </w:r>
+      <w:proofErr w:type="spellStart"/>
+      <w:r>
+        <w:t>shippingZone</w:t>
+      </w:r>
+      <w:proofErr w:type="spellEnd"/>
+      <w:r>
+        <w:t xml:space="preserve"> "Nairobi" hasTier2Items false </w:t>
+      </w:r>
+      <w:proofErr w:type="spellStart"/>
+      <w:r>
+        <w:t>deliveryQuote</w:t>
+      </w:r>
+      <w:proofErr w:type="spellEnd"/>
+      <w:r>
+        <w:t xml:space="preserve"> Object amount 0 status "pending" </w:t>
+      </w:r>
+      <w:proofErr w:type="spellStart"/>
+      <w:r>
+        <w:t>paymentMethod</w:t>
+      </w:r>
+      <w:proofErr w:type="spellEnd"/>
+      <w:r>
+        <w:t xml:space="preserve"> "</w:t>
+      </w:r>
+      <w:proofErr w:type="spellStart"/>
+      <w:r>
+        <w:t>MPesa</w:t>
+      </w:r>
+      <w:proofErr w:type="spellEnd"/>
+      <w:r>
+        <w:t xml:space="preserve">" </w:t>
+      </w:r>
+      <w:proofErr w:type="spellStart"/>
+      <w:r>
+        <w:t>itemsPrice</w:t>
+      </w:r>
+      <w:proofErr w:type="spellEnd"/>
+      <w:r>
+        <w:t xml:space="preserve"> 39999 </w:t>
+      </w:r>
+      <w:proofErr w:type="spellStart"/>
+      <w:r>
+        <w:t>shippingPrice</w:t>
+      </w:r>
+      <w:proofErr w:type="spellEnd"/>
+      <w:r>
+        <w:t xml:space="preserve"> 300 </w:t>
+      </w:r>
+      <w:proofErr w:type="spellStart"/>
+      <w:r>
+        <w:t>taxPrice</w:t>
+      </w:r>
+      <w:proofErr w:type="spellEnd"/>
+      <w:r>
+        <w:t xml:space="preserve"> 5517.1 </w:t>
+      </w:r>
+      <w:proofErr w:type="spellStart"/>
+      <w:r>
+        <w:t>totalPrice</w:t>
+      </w:r>
+      <w:proofErr w:type="spellEnd"/>
+      <w:r>
+        <w:t xml:space="preserve"> 40299 </w:t>
+      </w:r>
+      <w:proofErr w:type="spellStart"/>
+      <w:r>
+        <w:t>platformCommission</w:t>
+      </w:r>
+      <w:proofErr w:type="spellEnd"/>
+      <w:r>
+        <w:t xml:space="preserve"> 2399.94 </w:t>
+      </w:r>
+      <w:proofErr w:type="spellStart"/>
+      <w:r>
+        <w:t>isPaid</w:t>
+      </w:r>
+      <w:proofErr w:type="spellEnd"/>
+      <w:r>
+        <w:t xml:space="preserve"> false </w:t>
+      </w:r>
+      <w:proofErr w:type="spellStart"/>
+      <w:r>
+        <w:t>isDelivered</w:t>
+      </w:r>
+      <w:proofErr w:type="spellEnd"/>
+      <w:r>
+        <w:t xml:space="preserve"> false </w:t>
+      </w:r>
+      <w:proofErr w:type="spellStart"/>
+      <w:r>
+        <w:t>sellerQuote</w:t>
+      </w:r>
+      <w:proofErr w:type="spellEnd"/>
+      <w:r>
+        <w:t xml:space="preserve"> Object amount 0 status "none" </w:t>
+      </w:r>
+      <w:proofErr w:type="spellStart"/>
+      <w:r>
+        <w:t>sellerPayoutReleased</w:t>
+      </w:r>
+      <w:proofErr w:type="spellEnd"/>
+      <w:r>
+        <w:t xml:space="preserve"> false status "pending" </w:t>
+      </w:r>
+      <w:proofErr w:type="spellStart"/>
+      <w:r>
+        <w:t>createdAt</w:t>
+      </w:r>
+      <w:proofErr w:type="spellEnd"/>
+      <w:r>
+        <w:t xml:space="preserve"> 2026-06-23T17:18:45.261+00:00 </w:t>
+      </w:r>
+      <w:proofErr w:type="spellStart"/>
+      <w:r>
+        <w:t>updatedAt</w:t>
+      </w:r>
+      <w:proofErr w:type="spellEnd"/>
+      <w:r>
+        <w:t xml:space="preserve"> 2026-06-23T17:18:45.261+00:00 __v 0</w:t>
+      </w:r>
+    </w:p>
+    <w:p>
+      <w:r>
+        <w:t xml:space="preserve">okay so </w:t>
+      </w:r>
+      <w:proofErr w:type="spellStart"/>
+      <w:r>
+        <w:t>i</w:t>
+      </w:r>
+      <w:proofErr w:type="spellEnd"/>
+      <w:r>
+        <w:t xml:space="preserve"> </w:t>
+      </w:r>
+      <w:proofErr w:type="spellStart"/>
+      <w:r>
+        <w:t>dont</w:t>
+      </w:r>
+      <w:proofErr w:type="spellEnd"/>
+      <w:r>
+        <w:t xml:space="preserve"> know if </w:t>
+      </w:r>
+      <w:proofErr w:type="spellStart"/>
+      <w:proofErr w:type="gramStart"/>
+      <w:r>
+        <w:t>its</w:t>
+      </w:r>
+      <w:proofErr w:type="spellEnd"/>
+      <w:proofErr w:type="gramEnd"/>
+      <w:r>
+        <w:t xml:space="preserve"> a problem with my computer but the time on the orders </w:t>
+      </w:r>
+      <w:proofErr w:type="gramStart"/>
+      <w:r>
+        <w:t>are</w:t>
+      </w:r>
+      <w:proofErr w:type="gramEnd"/>
+      <w:r>
+        <w:t xml:space="preserve"> wrong this order was made at around 8 pm but </w:t>
+      </w:r>
+      <w:proofErr w:type="gramStart"/>
+      <w:r>
+        <w:t>its</w:t>
+      </w:r>
+      <w:proofErr w:type="gramEnd"/>
+      <w:r>
+        <w:t xml:space="preserve"> saying it was made at 6 how can we adjust this to always say the specific time of the user so that if they are in another country</w:t>
+      </w:r>
+    </w:p>
+    <w:p>
+      <w:r>
+        <w:t>Show less</w:t>
+      </w:r>
+    </w:p>
+    <w:p>
+      <w:r>
+        <w:t>2:05 PM</w:t>
+      </w:r>
+    </w:p>
+    <w:p>
+      <w:r>
+        <w:t xml:space="preserve">Diagnosed </w:t>
+      </w:r>
+      <w:proofErr w:type="spellStart"/>
+      <w:r>
+        <w:t>timezone</w:t>
+      </w:r>
+      <w:proofErr w:type="spellEnd"/>
+      <w:r>
+        <w:t xml:space="preserve"> bug, architected utility solution, prepared fixes</w:t>
+      </w:r>
+    </w:p>
+    <w:p>
+      <w:r>
+        <w:t xml:space="preserve">Diagnosed </w:t>
+      </w:r>
+      <w:proofErr w:type="spellStart"/>
+      <w:r>
+        <w:t>timezone</w:t>
+      </w:r>
+      <w:proofErr w:type="spellEnd"/>
+      <w:r>
+        <w:t xml:space="preserve"> bug, architected utility solution, prepared fixes</w:t>
+      </w:r>
+    </w:p>
+    <w:p>
+      <w:r>
+        <w:t>Good catch, and the data you pasted actually proves the database is correct — the bug is purely in how a timestamp gets displayed, not in what got saved.</w:t>
+      </w:r>
+    </w:p>
+    <w:p>
+      <w:r>
+        <w:t xml:space="preserve">Walk through the math: your order's </w:t>
+      </w:r>
+      <w:proofErr w:type="spellStart"/>
+      <w:r>
+        <w:t>createdAt</w:t>
+      </w:r>
+      <w:proofErr w:type="spellEnd"/>
+      <w:r>
+        <w:t xml:space="preserve"> is 2026-06-23T17:18:45.261+00:00, which is 17:18 in UTC. Nairobi runs on East Africa Time, UTC+3, with no daylight saving. 17:18 UTC + 3 hours = 20:18 — 8:18pm. That matches exactly what you said the real time was. MongoDB always stores timestamps in UTC regardless of where the server or buyer is, and that part is working perfectly.</w:t>
+      </w:r>
+    </w:p>
+    <w:p>
+      <w:proofErr w:type="gramStart"/>
+      <w:r>
+        <w:t>So</w:t>
+      </w:r>
+      <w:proofErr w:type="gramEnd"/>
+      <w:r>
+        <w:t xml:space="preserve"> if something on screen showed "6" instead of "8", the problem is in whatever code converted that UTC value back to a displayed time. JavaScript's </w:t>
+      </w:r>
+      <w:proofErr w:type="spellStart"/>
+      <w:proofErr w:type="gramStart"/>
+      <w:r>
+        <w:t>toLocaleString</w:t>
+      </w:r>
+      <w:proofErr w:type="spellEnd"/>
+      <w:r>
+        <w:t>(</w:t>
+      </w:r>
+      <w:proofErr w:type="gramEnd"/>
+      <w:r>
+        <w:t>) and </w:t>
+      </w:r>
+      <w:proofErr w:type="spellStart"/>
+      <w:proofErr w:type="gramStart"/>
+      <w:r>
+        <w:t>toLocaleDateString</w:t>
+      </w:r>
+      <w:proofErr w:type="spellEnd"/>
+      <w:r>
+        <w:t>(</w:t>
+      </w:r>
+      <w:proofErr w:type="gramEnd"/>
+      <w:r>
+        <w:t>) use the </w:t>
+      </w:r>
+      <w:r>
+        <w:rPr>
+          <w:i/>
+          <w:iCs/>
+        </w:rPr>
+        <w:t>viewing device's</w:t>
+      </w:r>
+      <w:r>
+        <w:t xml:space="preserve"> system </w:t>
+      </w:r>
+      <w:proofErr w:type="spellStart"/>
+      <w:r>
+        <w:t>timezone</w:t>
+      </w:r>
+      <w:proofErr w:type="spellEnd"/>
+      <w:r>
+        <w:t xml:space="preserve"> setting when you don't explicitly tell them which </w:t>
+      </w:r>
+      <w:proofErr w:type="spellStart"/>
+      <w:r>
+        <w:t>timezone</w:t>
+      </w:r>
+      <w:proofErr w:type="spellEnd"/>
+      <w:r>
+        <w:t xml:space="preserve"> to use. If a computer's clock is set two hours off from Nairobi — say it's configured for Central European Time instead of East Africa Time — then 17:18 UTC gets shown as 18:18 instead of 20:18. That's exactly a 2-hour gap, which lines up with seeing "6" instead of "8."</w:t>
+      </w:r>
+    </w:p>
+    <w:p>
+      <w:r>
+        <w:t xml:space="preserve">This is fixable in a way that makes it permanently correct regardless of any one device's clock settings: explicitly tell every date formatter to render in Africa/Nairobi time, rather than trusting the viewer's system </w:t>
+      </w:r>
+      <w:proofErr w:type="spellStart"/>
+      <w:r>
+        <w:t>timezone</w:t>
+      </w:r>
+      <w:proofErr w:type="spellEnd"/>
+      <w:r>
+        <w:t>. For a platform where delivery windows, "quote sent within 24 hours" promises, and dispatch times are all tied to Kenya operations, showing Nairobi time consistently to every viewer — buyer, seller, or admin, wherever they physically are — is also the right business choice, not just a bug fix. A buyer ordering from outside Kenya should still see times relative to Nairobi, since that's where the clock that actually matters for fulfillment is ticking. I'm proceeding on that assumption; let me know if you'd rather show each viewer their own local time instead.</w:t>
+      </w:r>
+    </w:p>
+    <w:p>
+      <w:r>
+        <w:t xml:space="preserve">I'm building this as a shared utility, the same pattern as </w:t>
+      </w:r>
+      <w:proofErr w:type="spellStart"/>
+      <w:r>
+        <w:t>formatKES</w:t>
+      </w:r>
+      <w:proofErr w:type="spellEnd"/>
+      <w:r>
+        <w:t>, so it never has to be solved twice.</w:t>
+      </w:r>
+    </w:p>
+    <w:p>
+      <w:r>
+        <w:t>Create frontend/</w:t>
+      </w:r>
+      <w:proofErr w:type="spellStart"/>
+      <w:r>
+        <w:t>src</w:t>
+      </w:r>
+      <w:proofErr w:type="spellEnd"/>
+      <w:r>
+        <w:t>/utils/formatDateTime.js:</w:t>
+      </w:r>
+    </w:p>
+    <w:p>
+      <w:proofErr w:type="spellStart"/>
+      <w:r>
+        <w:t>js</w:t>
+      </w:r>
+      <w:proofErr w:type="spellEnd"/>
+    </w:p>
+    <w:p>
+      <w:r>
+        <w:t>// frontend/</w:t>
+      </w:r>
+      <w:proofErr w:type="spellStart"/>
+      <w:r>
+        <w:t>src</w:t>
+      </w:r>
+      <w:proofErr w:type="spellEnd"/>
+      <w:r>
+        <w:t>/utils/formatDateTime.js</w:t>
+      </w:r>
+    </w:p>
+    <w:p>
+      <w:r>
+        <w:t>// ─────────────────────────────────────────────────────────────</w:t>
+      </w:r>
+    </w:p>
+    <w:p>
+      <w:r>
+        <w:t xml:space="preserve">// Shared date/time formatter for </w:t>
+      </w:r>
+      <w:proofErr w:type="spellStart"/>
+      <w:r>
+        <w:t>ShopZone</w:t>
+      </w:r>
+      <w:proofErr w:type="spellEnd"/>
+      <w:r>
+        <w:t>.</w:t>
+      </w:r>
+    </w:p>
+    <w:p>
+      <w:r>
+        <w:t>//</w:t>
+      </w:r>
+    </w:p>
+    <w:p>
+      <w:r>
+        <w:t>// PROBLEM THIS SOLVES:</w:t>
+      </w:r>
+    </w:p>
+    <w:p>
+      <w:r>
+        <w:t xml:space="preserve">// </w:t>
+      </w:r>
+      <w:proofErr w:type="spellStart"/>
+      <w:proofErr w:type="gramStart"/>
+      <w:r>
+        <w:t>toLocaleString</w:t>
+      </w:r>
+      <w:proofErr w:type="spellEnd"/>
+      <w:r>
+        <w:t>(</w:t>
+      </w:r>
+      <w:proofErr w:type="gramEnd"/>
+      <w:r>
+        <w:t xml:space="preserve">) / </w:t>
+      </w:r>
+      <w:proofErr w:type="spellStart"/>
+      <w:proofErr w:type="gramStart"/>
+      <w:r>
+        <w:t>toLocaleDateString</w:t>
+      </w:r>
+      <w:proofErr w:type="spellEnd"/>
+      <w:r>
+        <w:t>(</w:t>
+      </w:r>
+      <w:proofErr w:type="gramEnd"/>
+      <w:r>
+        <w:t>) use the VIEWING DEVICE's</w:t>
+      </w:r>
+    </w:p>
+    <w:p>
+      <w:r>
+        <w:t xml:space="preserve">// system </w:t>
+      </w:r>
+      <w:proofErr w:type="spellStart"/>
+      <w:r>
+        <w:t>timezone</w:t>
+      </w:r>
+      <w:proofErr w:type="spellEnd"/>
+      <w:r>
+        <w:t xml:space="preserve"> when no </w:t>
+      </w:r>
+      <w:proofErr w:type="spellStart"/>
+      <w:r>
+        <w:t>timeZone</w:t>
+      </w:r>
+      <w:proofErr w:type="spellEnd"/>
+      <w:r>
+        <w:t xml:space="preserve"> option is given. If a </w:t>
+      </w:r>
+      <w:proofErr w:type="gramStart"/>
+      <w:r>
+        <w:t>buyer's</w:t>
+      </w:r>
+      <w:proofErr w:type="gramEnd"/>
+      <w:r>
+        <w:t>,</w:t>
+      </w:r>
+    </w:p>
+    <w:p>
+      <w:r>
+        <w:t>// seller's, or admin's computer has its clock set to the wrong</w:t>
+      </w:r>
+    </w:p>
+    <w:p>
+      <w:r>
+        <w:t xml:space="preserve">// </w:t>
+      </w:r>
+      <w:proofErr w:type="spellStart"/>
+      <w:r>
+        <w:t>timezone</w:t>
+      </w:r>
+      <w:proofErr w:type="spellEnd"/>
+      <w:r>
+        <w:t>, every order date on the platform displays incorrectly —</w:t>
+      </w:r>
+    </w:p>
+    <w:p>
+      <w:r>
+        <w:t>// even though the timestamp stored in MongoDB (always UTC) is</w:t>
+      </w:r>
+    </w:p>
+    <w:p>
+      <w:r>
+        <w:t>// correct. This is exactly what happened: an order placed at</w:t>
+      </w:r>
+    </w:p>
+    <w:p>
+      <w:r>
+        <w:t>// 8:18pm Nairobi time was stored as 17:18 UTC, which is CORRECT,</w:t>
+      </w:r>
+    </w:p>
+    <w:p>
+      <w:r>
+        <w:t xml:space="preserve">// but a viewing device on a different </w:t>
+      </w:r>
+      <w:proofErr w:type="spellStart"/>
+      <w:r>
+        <w:t>timezone</w:t>
+      </w:r>
+      <w:proofErr w:type="spellEnd"/>
+      <w:r>
+        <w:t xml:space="preserve"> setting displayed</w:t>
+      </w:r>
+    </w:p>
+    <w:p>
+      <w:r>
+        <w:t>// it as 6:18pm.</w:t>
+      </w:r>
+    </w:p>
+    <w:p>
+      <w:r>
+        <w:t>//</w:t>
+      </w:r>
+    </w:p>
+    <w:p>
+      <w:r>
+        <w:t>// FIX:</w:t>
+      </w:r>
+    </w:p>
+    <w:p>
+      <w:r>
+        <w:t xml:space="preserve">// Every order, payment, and delivery timestamp on </w:t>
+      </w:r>
+      <w:proofErr w:type="spellStart"/>
+      <w:r>
+        <w:t>ShopZone</w:t>
+      </w:r>
+      <w:proofErr w:type="spellEnd"/>
+      <w:r>
+        <w:t xml:space="preserve"> is</w:t>
+      </w:r>
+    </w:p>
+    <w:p>
+      <w:r>
+        <w:t>// always displayed in Africa/Nairobi time (UTC+3), explicitly,</w:t>
+      </w:r>
+    </w:p>
+    <w:p>
+      <w:r>
+        <w:t xml:space="preserve">// no matter what </w:t>
+      </w:r>
+      <w:proofErr w:type="spellStart"/>
+      <w:r>
+        <w:t>timezone</w:t>
+      </w:r>
+      <w:proofErr w:type="spellEnd"/>
+      <w:r>
+        <w:t xml:space="preserve"> the viewer's device thinks it's in.</w:t>
+      </w:r>
+    </w:p>
+    <w:p>
+      <w:r>
+        <w:t>// This matches how the business operates — delivery windows and</w:t>
+      </w:r>
+    </w:p>
+    <w:p>
+      <w:r>
+        <w:t>// "quote within 24 hours" promises are Nairobi-based — and it</w:t>
+      </w:r>
+    </w:p>
+    <w:p>
+      <w:r>
+        <w:t>// means a misconfigured device, or a buyer viewing from another</w:t>
+      </w:r>
+    </w:p>
+    <w:p>
+      <w:r>
+        <w:t>// country, always sees the same unambiguous Nairobi-relative time</w:t>
+      </w:r>
+    </w:p>
+    <w:p>
+      <w:r>
+        <w:t>// the operations team sees.</w:t>
+      </w:r>
+    </w:p>
+    <w:p>
+      <w:r>
+        <w:t>//</w:t>
+      </w:r>
+    </w:p>
+    <w:p>
+      <w:r>
+        <w:t>// Usage:</w:t>
+      </w:r>
+    </w:p>
+    <w:p>
+      <w:r>
+        <w:t xml:space="preserve">//   import </w:t>
+      </w:r>
+      <w:proofErr w:type="gramStart"/>
+      <w:r>
+        <w:t xml:space="preserve">{ </w:t>
+      </w:r>
+      <w:proofErr w:type="spellStart"/>
+      <w:r>
+        <w:t>formatDate</w:t>
+      </w:r>
+      <w:proofErr w:type="spellEnd"/>
+      <w:proofErr w:type="gramEnd"/>
+      <w:r>
+        <w:t xml:space="preserve">, </w:t>
+      </w:r>
+      <w:proofErr w:type="spellStart"/>
+      <w:proofErr w:type="gramStart"/>
+      <w:r>
+        <w:t>formatDateTime</w:t>
+      </w:r>
+      <w:proofErr w:type="spellEnd"/>
+      <w:r>
+        <w:t xml:space="preserve"> }</w:t>
+      </w:r>
+      <w:proofErr w:type="gramEnd"/>
+      <w:r>
+        <w:t xml:space="preserve"> from </w:t>
+      </w:r>
+      <w:proofErr w:type="gramStart"/>
+      <w:r>
+        <w:t>'..</w:t>
+      </w:r>
+      <w:proofErr w:type="gramEnd"/>
+      <w:r>
+        <w:t>/utils/</w:t>
+      </w:r>
+      <w:proofErr w:type="spellStart"/>
+      <w:r>
+        <w:t>formatDateTime</w:t>
+      </w:r>
+      <w:proofErr w:type="spellEnd"/>
+      <w:r>
+        <w:t>';</w:t>
+      </w:r>
+    </w:p>
+    <w:p>
+      <w:r>
+        <w:t xml:space="preserve">//   </w:t>
+      </w:r>
+      <w:proofErr w:type="spellStart"/>
+      <w:r>
+        <w:t>formatDate</w:t>
+      </w:r>
+      <w:proofErr w:type="spellEnd"/>
+      <w:r>
+        <w:t>(</w:t>
+      </w:r>
+      <w:proofErr w:type="spellStart"/>
+      <w:proofErr w:type="gramStart"/>
+      <w:r>
+        <w:t>order.createdAt</w:t>
+      </w:r>
+      <w:proofErr w:type="spellEnd"/>
+      <w:proofErr w:type="gramEnd"/>
+      <w:r>
+        <w:t>)      → "23 June 2026"</w:t>
+      </w:r>
+    </w:p>
+    <w:p>
+      <w:r>
+        <w:t xml:space="preserve">//   </w:t>
+      </w:r>
+      <w:proofErr w:type="spellStart"/>
+      <w:r>
+        <w:t>formatDateTime</w:t>
+      </w:r>
+      <w:proofErr w:type="spellEnd"/>
+      <w:r>
+        <w:t>(</w:t>
+      </w:r>
+      <w:proofErr w:type="spellStart"/>
+      <w:proofErr w:type="gramStart"/>
+      <w:r>
+        <w:t>order.createdAt</w:t>
+      </w:r>
+      <w:proofErr w:type="spellEnd"/>
+      <w:r>
+        <w:t>)  →</w:t>
+      </w:r>
+      <w:proofErr w:type="gramEnd"/>
+      <w:r>
+        <w:t xml:space="preserve"> "23 June 2026, 8:18 PM"</w:t>
+      </w:r>
+    </w:p>
+    <w:p>
+      <w:r>
+        <w:t>// ─────────────────────────────────────────────────────────────</w:t>
+      </w:r>
+    </w:p>
+    <w:p/>
+    <w:p>
+      <w:r>
+        <w:t>const NAIROBI_TZ = 'Africa/Nairobi';</w:t>
+      </w:r>
+    </w:p>
+    <w:p/>
+    <w:p>
+      <w:r>
+        <w:t>// Full date, no time — e.g. order placed date headers</w:t>
+      </w:r>
+    </w:p>
+    <w:p>
+      <w:r>
+        <w:t xml:space="preserve">export const </w:t>
+      </w:r>
+      <w:proofErr w:type="spellStart"/>
+      <w:r>
+        <w:t>formatDate</w:t>
+      </w:r>
+      <w:proofErr w:type="spellEnd"/>
+      <w:r>
+        <w:t xml:space="preserve"> = (value) =&gt; {</w:t>
+      </w:r>
+    </w:p>
+    <w:p>
+      <w:r>
+        <w:t xml:space="preserve">  if </w:t>
+      </w:r>
+      <w:proofErr w:type="gramStart"/>
+      <w:r>
+        <w:t>(!value</w:t>
+      </w:r>
+      <w:proofErr w:type="gramEnd"/>
+      <w:r>
+        <w:t>) return '—';</w:t>
+      </w:r>
+    </w:p>
+    <w:p>
+      <w:r>
+        <w:t xml:space="preserve">  return new Date(value</w:t>
+      </w:r>
+      <w:proofErr w:type="gramStart"/>
+      <w:r>
+        <w:t>).</w:t>
+      </w:r>
+      <w:proofErr w:type="spellStart"/>
+      <w:r>
+        <w:t>toLocaleDateString</w:t>
+      </w:r>
+      <w:proofErr w:type="spellEnd"/>
+      <w:proofErr w:type="gramEnd"/>
+      <w:r>
+        <w:t>('</w:t>
+      </w:r>
+      <w:proofErr w:type="spellStart"/>
+      <w:r>
+        <w:t>en</w:t>
+      </w:r>
+      <w:proofErr w:type="spellEnd"/>
+      <w:r>
+        <w:t>-KE', {</w:t>
+      </w:r>
+    </w:p>
+    <w:p>
+      <w:r>
+        <w:t xml:space="preserve">    day: 'numeric',</w:t>
+      </w:r>
+    </w:p>
+    <w:p>
+      <w:r>
+        <w:t xml:space="preserve">    month: 'long',</w:t>
+      </w:r>
+    </w:p>
+    <w:p>
+      <w:r>
+        <w:t xml:space="preserve">    year: 'numeric',</w:t>
+      </w:r>
+    </w:p>
+    <w:p>
+      <w:r>
+        <w:t xml:space="preserve">    </w:t>
+      </w:r>
+      <w:proofErr w:type="spellStart"/>
+      <w:r>
+        <w:t>timeZone</w:t>
+      </w:r>
+      <w:proofErr w:type="spellEnd"/>
+      <w:r>
+        <w:t>: NAIROBI_TZ,</w:t>
+      </w:r>
+    </w:p>
+    <w:p>
+      <w:r>
+        <w:t xml:space="preserve">  });</w:t>
+      </w:r>
+    </w:p>
+    <w:p>
+      <w:r>
+        <w:t>};</w:t>
+      </w:r>
+    </w:p>
+    <w:p/>
+    <w:p>
+      <w:r>
+        <w:t>// Full date and time — e.g. "Placed on", "Paid", "Confirmed on"</w:t>
+      </w:r>
+    </w:p>
+    <w:p>
+      <w:r>
+        <w:t xml:space="preserve">export const </w:t>
+      </w:r>
+      <w:proofErr w:type="spellStart"/>
+      <w:r>
+        <w:t>formatDateTime</w:t>
+      </w:r>
+      <w:proofErr w:type="spellEnd"/>
+      <w:r>
+        <w:t xml:space="preserve"> = (value) =&gt; {</w:t>
+      </w:r>
+    </w:p>
+    <w:p>
+      <w:r>
+        <w:t xml:space="preserve">  if </w:t>
+      </w:r>
+      <w:proofErr w:type="gramStart"/>
+      <w:r>
+        <w:t>(!value</w:t>
+      </w:r>
+      <w:proofErr w:type="gramEnd"/>
+      <w:r>
+        <w:t>) return '—';</w:t>
+      </w:r>
+    </w:p>
+    <w:p>
+      <w:r>
+        <w:t xml:space="preserve">  return new Date(value</w:t>
+      </w:r>
+      <w:proofErr w:type="gramStart"/>
+      <w:r>
+        <w:t>).</w:t>
+      </w:r>
+      <w:proofErr w:type="spellStart"/>
+      <w:r>
+        <w:t>toLocaleString</w:t>
+      </w:r>
+      <w:proofErr w:type="spellEnd"/>
+      <w:proofErr w:type="gramEnd"/>
+      <w:r>
+        <w:t>('</w:t>
+      </w:r>
+      <w:proofErr w:type="spellStart"/>
+      <w:r>
+        <w:t>en</w:t>
+      </w:r>
+      <w:proofErr w:type="spellEnd"/>
+      <w:r>
+        <w:t>-KE', {</w:t>
+      </w:r>
+    </w:p>
+    <w:p>
+      <w:r>
+        <w:t xml:space="preserve">    day: 'numeric',</w:t>
+      </w:r>
+    </w:p>
+    <w:p>
+      <w:r>
+        <w:t xml:space="preserve">    month: 'long',</w:t>
+      </w:r>
+    </w:p>
+    <w:p>
+      <w:r>
+        <w:t xml:space="preserve">    year: 'numeric',</w:t>
+      </w:r>
+    </w:p>
+    <w:p>
+      <w:r>
+        <w:t xml:space="preserve">    hour: '2-digit',</w:t>
+      </w:r>
+    </w:p>
+    <w:p>
+      <w:r>
+        <w:t xml:space="preserve">    minute: '2-digit',</w:t>
+      </w:r>
+    </w:p>
+    <w:p>
+      <w:r>
+        <w:t xml:space="preserve">    </w:t>
+      </w:r>
+      <w:proofErr w:type="spellStart"/>
+      <w:r>
+        <w:t>timeZone</w:t>
+      </w:r>
+      <w:proofErr w:type="spellEnd"/>
+      <w:r>
+        <w:t>: NAIROBI_TZ,</w:t>
+      </w:r>
+    </w:p>
+    <w:p>
+      <w:r>
+        <w:t xml:space="preserve">  });</w:t>
+      </w:r>
+    </w:p>
+    <w:p>
+      <w:r>
+        <w:t>};</w:t>
+      </w:r>
+    </w:p>
+    <w:p/>
+    <w:p>
+      <w:r>
+        <w:t>// Compact date — used in table rows and list views</w:t>
+      </w:r>
+    </w:p>
+    <w:p>
+      <w:r>
+        <w:t xml:space="preserve">export const </w:t>
+      </w:r>
+      <w:proofErr w:type="spellStart"/>
+      <w:r>
+        <w:t>formatDateShort</w:t>
+      </w:r>
+      <w:proofErr w:type="spellEnd"/>
+      <w:r>
+        <w:t xml:space="preserve"> = (value) =&gt; {</w:t>
+      </w:r>
+    </w:p>
+    <w:p>
+      <w:r>
+        <w:t xml:space="preserve">  if </w:t>
+      </w:r>
+      <w:proofErr w:type="gramStart"/>
+      <w:r>
+        <w:t>(!value</w:t>
+      </w:r>
+      <w:proofErr w:type="gramEnd"/>
+      <w:r>
+        <w:t>) return '—';</w:t>
+      </w:r>
+    </w:p>
+    <w:p>
+      <w:r>
+        <w:t xml:space="preserve">  return new Date(value</w:t>
+      </w:r>
+      <w:proofErr w:type="gramStart"/>
+      <w:r>
+        <w:t>).</w:t>
+      </w:r>
+      <w:proofErr w:type="spellStart"/>
+      <w:r>
+        <w:t>toLocaleDateString</w:t>
+      </w:r>
+      <w:proofErr w:type="spellEnd"/>
+      <w:proofErr w:type="gramEnd"/>
+      <w:r>
+        <w:t>('</w:t>
+      </w:r>
+      <w:proofErr w:type="spellStart"/>
+      <w:r>
+        <w:t>en</w:t>
+      </w:r>
+      <w:proofErr w:type="spellEnd"/>
+      <w:r>
+        <w:t>-KE', {</w:t>
+      </w:r>
+    </w:p>
+    <w:p>
+      <w:r>
+        <w:t xml:space="preserve">    day: 'numeric',</w:t>
+      </w:r>
+    </w:p>
+    <w:p>
+      <w:r>
+        <w:t xml:space="preserve">    month: 'short',</w:t>
+      </w:r>
+    </w:p>
+    <w:p>
+      <w:r>
+        <w:t xml:space="preserve">    year: 'numeric',</w:t>
+      </w:r>
+    </w:p>
+    <w:p>
+      <w:r>
+        <w:t xml:space="preserve">    </w:t>
+      </w:r>
+      <w:proofErr w:type="spellStart"/>
+      <w:r>
+        <w:t>timeZone</w:t>
+      </w:r>
+      <w:proofErr w:type="spellEnd"/>
+      <w:r>
+        <w:t>: NAIROBI_TZ,</w:t>
+      </w:r>
+    </w:p>
+    <w:p>
+      <w:r>
+        <w:t xml:space="preserve">  });</w:t>
+      </w:r>
+    </w:p>
+    <w:p>
+      <w:r>
+        <w:t>};</w:t>
+      </w:r>
+    </w:p>
+    <w:p>
+      <w:r>
+        <w:t xml:space="preserve">Now applying it everywhere I already have files for. </w:t>
+      </w:r>
+      <w:proofErr w:type="spellStart"/>
+      <w:r>
+        <w:t>OrderPage.jsx</w:t>
+      </w:r>
+      <w:proofErr w:type="spellEnd"/>
+      <w:r>
+        <w:t xml:space="preserve"> had four spots silently relying on the viewer's device </w:t>
+      </w:r>
+      <w:proofErr w:type="spellStart"/>
+      <w:r>
+        <w:t>timezone</w:t>
+      </w:r>
+      <w:proofErr w:type="spellEnd"/>
+      <w:r>
+        <w:t>.</w:t>
+      </w:r>
+    </w:p>
+    <w:p>
+      <w:r>
+        <w:t xml:space="preserve">Find this in </w:t>
+      </w:r>
+      <w:proofErr w:type="spellStart"/>
+      <w:r>
+        <w:t>OrderPage.jsx</w:t>
+      </w:r>
+      <w:proofErr w:type="spellEnd"/>
+      <w:r>
+        <w:t>:</w:t>
+      </w:r>
+    </w:p>
+    <w:p>
+      <w:proofErr w:type="spellStart"/>
+      <w:r>
+        <w:t>js</w:t>
+      </w:r>
+      <w:proofErr w:type="spellEnd"/>
+    </w:p>
+    <w:p>
+      <w:r>
+        <w:t xml:space="preserve">import </w:t>
+      </w:r>
+      <w:proofErr w:type="spellStart"/>
+      <w:r>
+        <w:t>ReceiptModal</w:t>
+      </w:r>
+      <w:proofErr w:type="spellEnd"/>
+      <w:r>
+        <w:t xml:space="preserve"> from </w:t>
+      </w:r>
+      <w:proofErr w:type="gramStart"/>
+      <w:r>
+        <w:t>'..</w:t>
+      </w:r>
+      <w:proofErr w:type="gramEnd"/>
+      <w:r>
+        <w:t>/components/</w:t>
+      </w:r>
+      <w:proofErr w:type="spellStart"/>
+      <w:r>
+        <w:t>ReceiptModal</w:t>
+      </w:r>
+      <w:proofErr w:type="spellEnd"/>
+      <w:r>
+        <w:t>/</w:t>
+      </w:r>
+      <w:proofErr w:type="spellStart"/>
+      <w:r>
+        <w:t>ReceiptModal</w:t>
+      </w:r>
+      <w:proofErr w:type="spellEnd"/>
+      <w:r>
+        <w:t>';</w:t>
+      </w:r>
+    </w:p>
+    <w:p>
+      <w:r>
+        <w:t>import './OrderPage.css';</w:t>
+      </w:r>
+    </w:p>
+    <w:p>
+      <w:r>
+        <w:t>Replace with:</w:t>
+      </w:r>
+    </w:p>
+    <w:p>
+      <w:proofErr w:type="spellStart"/>
+      <w:r>
+        <w:t>js</w:t>
+      </w:r>
+      <w:proofErr w:type="spellEnd"/>
+    </w:p>
+    <w:p>
+      <w:r>
+        <w:t xml:space="preserve">import </w:t>
+      </w:r>
+      <w:proofErr w:type="spellStart"/>
+      <w:r>
+        <w:t>ReceiptModal</w:t>
+      </w:r>
+      <w:proofErr w:type="spellEnd"/>
+      <w:r>
+        <w:t xml:space="preserve"> from </w:t>
+      </w:r>
+      <w:proofErr w:type="gramStart"/>
+      <w:r>
+        <w:t>'..</w:t>
+      </w:r>
+      <w:proofErr w:type="gramEnd"/>
+      <w:r>
+        <w:t>/components/</w:t>
+      </w:r>
+      <w:proofErr w:type="spellStart"/>
+      <w:r>
+        <w:t>ReceiptModal</w:t>
+      </w:r>
+      <w:proofErr w:type="spellEnd"/>
+      <w:r>
+        <w:t>/</w:t>
+      </w:r>
+      <w:proofErr w:type="spellStart"/>
+      <w:r>
+        <w:t>ReceiptModal</w:t>
+      </w:r>
+      <w:proofErr w:type="spellEnd"/>
+      <w:r>
+        <w:t>';</w:t>
+      </w:r>
+    </w:p>
+    <w:p>
+      <w:r>
+        <w:t xml:space="preserve">import </w:t>
+      </w:r>
+      <w:proofErr w:type="gramStart"/>
+      <w:r>
+        <w:t xml:space="preserve">{ </w:t>
+      </w:r>
+      <w:proofErr w:type="spellStart"/>
+      <w:r>
+        <w:t>formatDateTime</w:t>
+      </w:r>
+      <w:proofErr w:type="spellEnd"/>
+      <w:proofErr w:type="gramEnd"/>
+      <w:r>
+        <w:t xml:space="preserve"> } from </w:t>
+      </w:r>
+      <w:proofErr w:type="gramStart"/>
+      <w:r>
+        <w:t>'..</w:t>
+      </w:r>
+      <w:proofErr w:type="gramEnd"/>
+      <w:r>
+        <w:t>/utils/</w:t>
+      </w:r>
+      <w:proofErr w:type="spellStart"/>
+      <w:r>
+        <w:t>formatDateTime</w:t>
+      </w:r>
+      <w:proofErr w:type="spellEnd"/>
+      <w:r>
+        <w:t>';</w:t>
+      </w:r>
+    </w:p>
+    <w:p>
+      <w:r>
+        <w:t>import './OrderPage.css';</w:t>
+      </w:r>
+    </w:p>
+    <w:p>
+      <w:r>
+        <w:t xml:space="preserve">Find this in </w:t>
+      </w:r>
+      <w:proofErr w:type="spellStart"/>
+      <w:r>
+        <w:t>OrderPage.jsx</w:t>
+      </w:r>
+      <w:proofErr w:type="spellEnd"/>
+      <w:r>
+        <w:t>:</w:t>
+      </w:r>
+    </w:p>
+    <w:p>
+      <w:proofErr w:type="spellStart"/>
+      <w:r>
+        <w:t>jsx</w:t>
+      </w:r>
+      <w:proofErr w:type="spellEnd"/>
+    </w:p>
+    <w:p>
+      <w:r>
+        <w:t xml:space="preserve">        &lt;p </w:t>
+      </w:r>
+      <w:proofErr w:type="spellStart"/>
+      <w:r>
+        <w:t>className</w:t>
+      </w:r>
+      <w:proofErr w:type="spellEnd"/>
+      <w:r>
+        <w:t>='order-</w:t>
+      </w:r>
+      <w:proofErr w:type="spellStart"/>
+      <w:r>
+        <w:t>page__date</w:t>
+      </w:r>
+      <w:proofErr w:type="spellEnd"/>
+      <w:r>
+        <w:t>'&gt;</w:t>
+      </w:r>
+    </w:p>
+    <w:p>
+      <w:r>
+        <w:t xml:space="preserve">          Placed on {new Date(</w:t>
+      </w:r>
+      <w:proofErr w:type="spellStart"/>
+      <w:proofErr w:type="gramStart"/>
+      <w:r>
+        <w:t>order.createdAt</w:t>
+      </w:r>
+      <w:proofErr w:type="spellEnd"/>
+      <w:r>
+        <w:t>).</w:t>
+      </w:r>
+      <w:proofErr w:type="spellStart"/>
+      <w:r>
+        <w:t>toLocaleDateString</w:t>
+      </w:r>
+      <w:proofErr w:type="spellEnd"/>
+      <w:proofErr w:type="gramEnd"/>
+      <w:r>
+        <w:t>('</w:t>
+      </w:r>
+      <w:proofErr w:type="spellStart"/>
+      <w:r>
+        <w:t>en</w:t>
+      </w:r>
+      <w:proofErr w:type="spellEnd"/>
+      <w:r>
+        <w:t>-KE', {</w:t>
+      </w:r>
+    </w:p>
+    <w:p>
+      <w:r>
+        <w:t xml:space="preserve">            day: 'numeric', month: 'long', year: 'numeric'</w:t>
+      </w:r>
+    </w:p>
+    <w:p>
+      <w:r>
+        <w:t xml:space="preserve">          })}</w:t>
+      </w:r>
+    </w:p>
+    <w:p>
+      <w:r>
+        <w:t xml:space="preserve">        &lt;/p&gt;</w:t>
+      </w:r>
+    </w:p>
+    <w:p>
+      <w:r>
+        <w:t>Replace with:</w:t>
+      </w:r>
+    </w:p>
+    <w:p>
+      <w:proofErr w:type="spellStart"/>
+      <w:r>
+        <w:t>jsx</w:t>
+      </w:r>
+      <w:proofErr w:type="spellEnd"/>
+    </w:p>
+    <w:p>
+      <w:r>
+        <w:t xml:space="preserve">        &lt;p </w:t>
+      </w:r>
+      <w:proofErr w:type="spellStart"/>
+      <w:r>
+        <w:t>className</w:t>
+      </w:r>
+      <w:proofErr w:type="spellEnd"/>
+      <w:r>
+        <w:t>='order-</w:t>
+      </w:r>
+      <w:proofErr w:type="spellStart"/>
+      <w:r>
+        <w:t>page__date</w:t>
+      </w:r>
+      <w:proofErr w:type="spellEnd"/>
+      <w:r>
+        <w:t>'&gt;</w:t>
+      </w:r>
+    </w:p>
+    <w:p>
+      <w:r>
+        <w:t xml:space="preserve">          Placed on {</w:t>
+      </w:r>
+      <w:proofErr w:type="spellStart"/>
+      <w:r>
+        <w:t>formatDateTime</w:t>
+      </w:r>
+      <w:proofErr w:type="spellEnd"/>
+      <w:r>
+        <w:t>(</w:t>
+      </w:r>
+      <w:proofErr w:type="spellStart"/>
+      <w:proofErr w:type="gramStart"/>
+      <w:r>
+        <w:t>order.createdAt</w:t>
+      </w:r>
+      <w:proofErr w:type="spellEnd"/>
+      <w:proofErr w:type="gramEnd"/>
+      <w:r>
+        <w:t>)}</w:t>
+      </w:r>
+    </w:p>
+    <w:p>
+      <w:r>
+        <w:t xml:space="preserve">        &lt;/p&gt;</w:t>
+      </w:r>
+    </w:p>
+    <w:p>
+      <w:r>
+        <w:t xml:space="preserve">Find this in </w:t>
+      </w:r>
+      <w:proofErr w:type="spellStart"/>
+      <w:r>
+        <w:t>OrderPage.jsx</w:t>
+      </w:r>
+      <w:proofErr w:type="spellEnd"/>
+      <w:r>
+        <w:t>:</w:t>
+      </w:r>
+    </w:p>
+    <w:p>
+      <w:proofErr w:type="spellStart"/>
+      <w:r>
+        <w:t>jsx</w:t>
+      </w:r>
+      <w:proofErr w:type="spellEnd"/>
+    </w:p>
+    <w:p>
+      <w:r>
+        <w:t xml:space="preserve">                  &lt;</w:t>
+      </w:r>
+      <w:proofErr w:type="spellStart"/>
+      <w:r>
+        <w:t>FaCheckCircle</w:t>
+      </w:r>
+      <w:proofErr w:type="spellEnd"/>
+      <w:r>
+        <w:t xml:space="preserve"> aria-hidden='true' /&gt; Paid — {new Date(</w:t>
+      </w:r>
+      <w:proofErr w:type="spellStart"/>
+      <w:proofErr w:type="gramStart"/>
+      <w:r>
+        <w:t>order.paidAt</w:t>
+      </w:r>
+      <w:proofErr w:type="spellEnd"/>
+      <w:r>
+        <w:t>).</w:t>
+      </w:r>
+      <w:proofErr w:type="spellStart"/>
+      <w:r>
+        <w:t>toLocaleDateString</w:t>
+      </w:r>
+      <w:proofErr w:type="spellEnd"/>
+      <w:proofErr w:type="gramEnd"/>
+      <w:r>
+        <w:t>('</w:t>
+      </w:r>
+      <w:proofErr w:type="spellStart"/>
+      <w:r>
+        <w:t>en</w:t>
+      </w:r>
+      <w:proofErr w:type="spellEnd"/>
+      <w:r>
+        <w:t>-KE')}</w:t>
+      </w:r>
+    </w:p>
+    <w:p>
+      <w:r>
+        <w:t>Replace with:</w:t>
+      </w:r>
+    </w:p>
+    <w:p>
+      <w:proofErr w:type="spellStart"/>
+      <w:r>
+        <w:t>jsx</w:t>
+      </w:r>
+      <w:proofErr w:type="spellEnd"/>
+    </w:p>
+    <w:p>
+      <w:r>
+        <w:t xml:space="preserve">                  &lt;</w:t>
+      </w:r>
+      <w:proofErr w:type="spellStart"/>
+      <w:r>
+        <w:t>FaCheckCircle</w:t>
+      </w:r>
+      <w:proofErr w:type="spellEnd"/>
+      <w:r>
+        <w:t xml:space="preserve"> aria-hidden='true' /&gt; Paid — {</w:t>
+      </w:r>
+      <w:proofErr w:type="spellStart"/>
+      <w:r>
+        <w:t>formatDateTime</w:t>
+      </w:r>
+      <w:proofErr w:type="spellEnd"/>
+      <w:r>
+        <w:t>(</w:t>
+      </w:r>
+      <w:proofErr w:type="spellStart"/>
+      <w:proofErr w:type="gramStart"/>
+      <w:r>
+        <w:t>order.paidAt</w:t>
+      </w:r>
+      <w:proofErr w:type="spellEnd"/>
+      <w:proofErr w:type="gramEnd"/>
+      <w:r>
+        <w:t>)}</w:t>
+      </w:r>
+    </w:p>
+    <w:p>
+      <w:r>
+        <w:t xml:space="preserve">Find this in </w:t>
+      </w:r>
+      <w:proofErr w:type="spellStart"/>
+      <w:r>
+        <w:t>OrderPage.jsx</w:t>
+      </w:r>
+      <w:proofErr w:type="spellEnd"/>
+      <w:r>
+        <w:t>:</w:t>
+      </w:r>
+    </w:p>
+    <w:p>
+      <w:proofErr w:type="spellStart"/>
+      <w:r>
+        <w:t>jsx</w:t>
+      </w:r>
+      <w:proofErr w:type="spellEnd"/>
+    </w:p>
+    <w:p>
+      <w:r>
+        <w:t xml:space="preserve">                        You approved this delivery quote </w:t>
+      </w:r>
+      <w:proofErr w:type="gramStart"/>
+      <w:r>
+        <w:t>on{</w:t>
+      </w:r>
+      <w:proofErr w:type="gramEnd"/>
+      <w:r>
+        <w:t>' '}</w:t>
+      </w:r>
+    </w:p>
+    <w:p>
+      <w:r>
+        <w:t xml:space="preserve">                        {new Date(</w:t>
+      </w:r>
+      <w:proofErr w:type="gramStart"/>
+      <w:r>
+        <w:t>order.deliveryQuote.approvedAt).toLocaleDateString</w:t>
+      </w:r>
+      <w:proofErr w:type="gramEnd"/>
+      <w:r>
+        <w:t>('en-KE')}.</w:t>
+      </w:r>
+    </w:p>
+    <w:p>
+      <w:r>
+        <w:t>Replace with:</w:t>
+      </w:r>
+    </w:p>
+    <w:p>
+      <w:proofErr w:type="spellStart"/>
+      <w:r>
+        <w:t>jsx</w:t>
+      </w:r>
+      <w:proofErr w:type="spellEnd"/>
+    </w:p>
+    <w:p>
+      <w:r>
+        <w:t xml:space="preserve">                        You approved this delivery quote </w:t>
+      </w:r>
+      <w:proofErr w:type="gramStart"/>
+      <w:r>
+        <w:t>on{</w:t>
+      </w:r>
+      <w:proofErr w:type="gramEnd"/>
+      <w:r>
+        <w:t>' '}</w:t>
+      </w:r>
+    </w:p>
+    <w:p>
+      <w:r>
+        <w:t xml:space="preserve">                        {</w:t>
+      </w:r>
+      <w:proofErr w:type="spellStart"/>
+      <w:r>
+        <w:t>formatDateTime</w:t>
+      </w:r>
+      <w:proofErr w:type="spellEnd"/>
+      <w:r>
+        <w:t>(</w:t>
+      </w:r>
+      <w:proofErr w:type="spellStart"/>
+      <w:proofErr w:type="gramStart"/>
+      <w:r>
+        <w:t>order.deliveryQuote.approvedAt</w:t>
+      </w:r>
+      <w:proofErr w:type="spellEnd"/>
+      <w:proofErr w:type="gramEnd"/>
+      <w:r>
+        <w:t>)}.</w:t>
+      </w:r>
+    </w:p>
+    <w:p>
+      <w:r>
+        <w:t xml:space="preserve">Find this in </w:t>
+      </w:r>
+      <w:proofErr w:type="spellStart"/>
+      <w:r>
+        <w:t>OrderPage.jsx</w:t>
+      </w:r>
+      <w:proofErr w:type="spellEnd"/>
+      <w:r>
+        <w:t>:</w:t>
+      </w:r>
+    </w:p>
+    <w:p>
+      <w:proofErr w:type="spellStart"/>
+      <w:r>
+        <w:t>jsx</w:t>
+      </w:r>
+      <w:proofErr w:type="spellEnd"/>
+    </w:p>
+    <w:p>
+      <w:r>
+        <w:t xml:space="preserve">                        &lt;span </w:t>
+      </w:r>
+      <w:proofErr w:type="spellStart"/>
+      <w:r>
+        <w:t>className</w:t>
+      </w:r>
+      <w:proofErr w:type="spellEnd"/>
+      <w:r>
+        <w:t>='order-</w:t>
+      </w:r>
+      <w:proofErr w:type="spellStart"/>
+      <w:r>
+        <w:t>receipt__value</w:t>
+      </w:r>
+      <w:proofErr w:type="spellEnd"/>
+      <w:r>
+        <w:t>'&gt;</w:t>
+      </w:r>
+    </w:p>
+    <w:p>
+      <w:r>
+        <w:t xml:space="preserve">                          {new </w:t>
+      </w:r>
+      <w:proofErr w:type="gramStart"/>
+      <w:r>
+        <w:t>Date(</w:t>
+      </w:r>
+      <w:proofErr w:type="spellStart"/>
+      <w:proofErr w:type="gramEnd"/>
+      <w:r>
+        <w:t>paymentRecord.confirmedAt</w:t>
+      </w:r>
+      <w:proofErr w:type="spellEnd"/>
+      <w:proofErr w:type="gramStart"/>
+      <w:r>
+        <w:t>).</w:t>
+      </w:r>
+      <w:proofErr w:type="spellStart"/>
+      <w:r>
+        <w:t>toLocaleString</w:t>
+      </w:r>
+      <w:proofErr w:type="spellEnd"/>
+      <w:proofErr w:type="gramEnd"/>
+      <w:r>
+        <w:t>('</w:t>
+      </w:r>
+      <w:proofErr w:type="spellStart"/>
+      <w:r>
+        <w:t>en</w:t>
+      </w:r>
+      <w:proofErr w:type="spellEnd"/>
+      <w:r>
+        <w:t>-KE', {</w:t>
+      </w:r>
+    </w:p>
+    <w:p>
+      <w:r>
+        <w:t xml:space="preserve">                            day: 'numeric', month: 'long', year: 'numeric',</w:t>
+      </w:r>
+    </w:p>
+    <w:p>
+      <w:r>
+        <w:t xml:space="preserve">                            hour: '2-digit', minute: '2-digit',</w:t>
+      </w:r>
+    </w:p>
+    <w:p>
+      <w:r>
+        <w:t xml:space="preserve">                          })}</w:t>
+      </w:r>
+    </w:p>
+    <w:p>
+      <w:r>
+        <w:t xml:space="preserve">                        &lt;/span&gt;</w:t>
+      </w:r>
+    </w:p>
+    <w:p>
+      <w:r>
+        <w:t>Replace with:</w:t>
+      </w:r>
+    </w:p>
+    <w:p>
+      <w:proofErr w:type="spellStart"/>
+      <w:r>
+        <w:t>jsx</w:t>
+      </w:r>
+      <w:proofErr w:type="spellEnd"/>
+    </w:p>
+    <w:p>
+      <w:r>
+        <w:t xml:space="preserve">                        &lt;span </w:t>
+      </w:r>
+      <w:proofErr w:type="spellStart"/>
+      <w:r>
+        <w:t>className</w:t>
+      </w:r>
+      <w:proofErr w:type="spellEnd"/>
+      <w:r>
+        <w:t>='order-</w:t>
+      </w:r>
+      <w:proofErr w:type="spellStart"/>
+      <w:r>
+        <w:t>receipt__value</w:t>
+      </w:r>
+      <w:proofErr w:type="spellEnd"/>
+      <w:r>
+        <w:t>'&gt;</w:t>
+      </w:r>
+    </w:p>
+    <w:p>
+      <w:r>
+        <w:t xml:space="preserve">                          {</w:t>
+      </w:r>
+      <w:proofErr w:type="spellStart"/>
+      <w:proofErr w:type="gramStart"/>
+      <w:r>
+        <w:t>formatDateTime</w:t>
+      </w:r>
+      <w:proofErr w:type="spellEnd"/>
+      <w:r>
+        <w:t>(</w:t>
+      </w:r>
+      <w:proofErr w:type="spellStart"/>
+      <w:proofErr w:type="gramEnd"/>
+      <w:r>
+        <w:t>paymentRecord.confirmedAt</w:t>
+      </w:r>
+      <w:proofErr w:type="spellEnd"/>
+      <w:r>
+        <w:t>)}</w:t>
+      </w:r>
+    </w:p>
+    <w:p>
+      <w:r>
+        <w:t xml:space="preserve">                        &lt;/span&gt;</w:t>
+      </w:r>
+    </w:p>
+    <w:p>
+      <w:r>
+        <w:t xml:space="preserve">Now </w:t>
+      </w:r>
+      <w:proofErr w:type="spellStart"/>
+      <w:r>
+        <w:t>ReceiptModal.jsx</w:t>
+      </w:r>
+      <w:proofErr w:type="spellEnd"/>
+      <w:r>
+        <w:t>, which had the same problem on the printed receipt — important since this is the document a buyer downloads and keeps.</w:t>
+      </w:r>
+    </w:p>
+    <w:p>
+      <w:r>
+        <w:t xml:space="preserve">Find this in </w:t>
+      </w:r>
+      <w:proofErr w:type="spellStart"/>
+      <w:r>
+        <w:t>ReceiptModal.jsx</w:t>
+      </w:r>
+      <w:proofErr w:type="spellEnd"/>
+      <w:r>
+        <w:t>:</w:t>
+      </w:r>
+    </w:p>
+    <w:p>
+      <w:proofErr w:type="spellStart"/>
+      <w:r>
+        <w:t>js</w:t>
+      </w:r>
+      <w:proofErr w:type="spellEnd"/>
+    </w:p>
+    <w:p>
+      <w:r>
+        <w:t xml:space="preserve">import </w:t>
+      </w:r>
+      <w:proofErr w:type="gramStart"/>
+      <w:r>
+        <w:t xml:space="preserve">{ </w:t>
+      </w:r>
+      <w:proofErr w:type="spellStart"/>
+      <w:r>
+        <w:t>formatKES</w:t>
+      </w:r>
+      <w:proofErr w:type="spellEnd"/>
+      <w:proofErr w:type="gramEnd"/>
+      <w:r>
+        <w:t xml:space="preserve"> } from </w:t>
+      </w:r>
+      <w:proofErr w:type="gramStart"/>
+      <w:r>
+        <w:t>'../..</w:t>
+      </w:r>
+      <w:proofErr w:type="gramEnd"/>
+      <w:r>
+        <w:t>/utils/</w:t>
+      </w:r>
+      <w:proofErr w:type="spellStart"/>
+      <w:r>
+        <w:t>formatKES</w:t>
+      </w:r>
+      <w:proofErr w:type="spellEnd"/>
+      <w:r>
+        <w:t>';</w:t>
+      </w:r>
+    </w:p>
+    <w:p>
+      <w:r>
+        <w:t>import './ReceiptModal.css';</w:t>
+      </w:r>
+    </w:p>
+    <w:p>
+      <w:r>
+        <w:t>Replace with:</w:t>
+      </w:r>
+    </w:p>
+    <w:p>
+      <w:proofErr w:type="spellStart"/>
+      <w:r>
+        <w:t>js</w:t>
+      </w:r>
+      <w:proofErr w:type="spellEnd"/>
+    </w:p>
+    <w:p>
+      <w:r>
+        <w:t xml:space="preserve">import </w:t>
+      </w:r>
+      <w:proofErr w:type="gramStart"/>
+      <w:r>
+        <w:t xml:space="preserve">{ </w:t>
+      </w:r>
+      <w:proofErr w:type="spellStart"/>
+      <w:r>
+        <w:t>formatKES</w:t>
+      </w:r>
+      <w:proofErr w:type="spellEnd"/>
+      <w:proofErr w:type="gramEnd"/>
+      <w:r>
+        <w:t xml:space="preserve"> } from </w:t>
+      </w:r>
+      <w:proofErr w:type="gramStart"/>
+      <w:r>
+        <w:t>'../..</w:t>
+      </w:r>
+      <w:proofErr w:type="gramEnd"/>
+      <w:r>
+        <w:t>/utils/</w:t>
+      </w:r>
+      <w:proofErr w:type="spellStart"/>
+      <w:r>
+        <w:t>formatKES</w:t>
+      </w:r>
+      <w:proofErr w:type="spellEnd"/>
+      <w:r>
+        <w:t>';</w:t>
+      </w:r>
+    </w:p>
+    <w:p>
+      <w:r>
+        <w:t xml:space="preserve">import </w:t>
+      </w:r>
+      <w:proofErr w:type="gramStart"/>
+      <w:r>
+        <w:t xml:space="preserve">{ </w:t>
+      </w:r>
+      <w:proofErr w:type="spellStart"/>
+      <w:r>
+        <w:t>formatDateTime</w:t>
+      </w:r>
+      <w:proofErr w:type="spellEnd"/>
+      <w:proofErr w:type="gramEnd"/>
+      <w:r>
+        <w:t xml:space="preserve"> } from </w:t>
+      </w:r>
+      <w:proofErr w:type="gramStart"/>
+      <w:r>
+        <w:t>'../..</w:t>
+      </w:r>
+      <w:proofErr w:type="gramEnd"/>
+      <w:r>
+        <w:t>/utils/</w:t>
+      </w:r>
+      <w:proofErr w:type="spellStart"/>
+      <w:r>
+        <w:t>formatDateTime</w:t>
+      </w:r>
+      <w:proofErr w:type="spellEnd"/>
+      <w:r>
+        <w:t>';</w:t>
+      </w:r>
+    </w:p>
+    <w:p>
+      <w:r>
+        <w:t>import './ReceiptModal.css';</w:t>
+      </w:r>
+    </w:p>
+    <w:p>
+      <w:r>
+        <w:t xml:space="preserve">Find this in </w:t>
+      </w:r>
+      <w:proofErr w:type="spellStart"/>
+      <w:r>
+        <w:t>ReceiptModal.jsx</w:t>
+      </w:r>
+      <w:proofErr w:type="spellEnd"/>
+      <w:r>
+        <w:t>:</w:t>
+      </w:r>
+    </w:p>
+    <w:p>
+      <w:proofErr w:type="spellStart"/>
+      <w:r>
+        <w:t>jsx</w:t>
+      </w:r>
+      <w:proofErr w:type="spellEnd"/>
+    </w:p>
+    <w:p>
+      <w:r>
+        <w:t xml:space="preserve">            &lt;div </w:t>
+      </w:r>
+      <w:proofErr w:type="spellStart"/>
+      <w:r>
+        <w:t>className</w:t>
+      </w:r>
+      <w:proofErr w:type="spellEnd"/>
+      <w:r>
+        <w:t>='receipt-</w:t>
+      </w:r>
+      <w:proofErr w:type="spellStart"/>
+      <w:r>
+        <w:t>doc__meta</w:t>
+      </w:r>
+      <w:proofErr w:type="spellEnd"/>
+      <w:r>
+        <w:t>-block receipt-</w:t>
+      </w:r>
+      <w:proofErr w:type="spellStart"/>
+      <w:r>
+        <w:t>doc__meta</w:t>
+      </w:r>
+      <w:proofErr w:type="spellEnd"/>
+      <w:r>
+        <w:t>-block--right'&gt;</w:t>
+      </w:r>
+    </w:p>
+    <w:p>
+      <w:r>
+        <w:t xml:space="preserve">              &lt;span </w:t>
+      </w:r>
+      <w:proofErr w:type="spellStart"/>
+      <w:r>
+        <w:t>className</w:t>
+      </w:r>
+      <w:proofErr w:type="spellEnd"/>
+      <w:r>
+        <w:t>='receipt-</w:t>
+      </w:r>
+      <w:proofErr w:type="spellStart"/>
+      <w:r>
+        <w:t>doc__meta</w:t>
+      </w:r>
+      <w:proofErr w:type="spellEnd"/>
+      <w:r>
+        <w:t>-label'&gt;Order Date&lt;/span&gt;</w:t>
+      </w:r>
+    </w:p>
+    <w:p>
+      <w:r>
+        <w:t xml:space="preserve">              &lt;span </w:t>
+      </w:r>
+      <w:proofErr w:type="spellStart"/>
+      <w:r>
+        <w:t>className</w:t>
+      </w:r>
+      <w:proofErr w:type="spellEnd"/>
+      <w:r>
+        <w:t>='receipt-</w:t>
+      </w:r>
+      <w:proofErr w:type="spellStart"/>
+      <w:r>
+        <w:t>doc__meta</w:t>
+      </w:r>
+      <w:proofErr w:type="spellEnd"/>
+      <w:r>
+        <w:t>-value'&gt;</w:t>
+      </w:r>
+    </w:p>
+    <w:p>
+      <w:r>
+        <w:t xml:space="preserve">                {new Date(</w:t>
+      </w:r>
+      <w:proofErr w:type="spellStart"/>
+      <w:proofErr w:type="gramStart"/>
+      <w:r>
+        <w:t>order.createdAt</w:t>
+      </w:r>
+      <w:proofErr w:type="spellEnd"/>
+      <w:r>
+        <w:t>).</w:t>
+      </w:r>
+      <w:proofErr w:type="spellStart"/>
+      <w:r>
+        <w:t>toLocaleDateString</w:t>
+      </w:r>
+      <w:proofErr w:type="spellEnd"/>
+      <w:proofErr w:type="gramEnd"/>
+      <w:r>
+        <w:t>('</w:t>
+      </w:r>
+      <w:proofErr w:type="spellStart"/>
+      <w:r>
+        <w:t>en</w:t>
+      </w:r>
+      <w:proofErr w:type="spellEnd"/>
+      <w:r>
+        <w:t>-KE', {</w:t>
+      </w:r>
+    </w:p>
+    <w:p>
+      <w:r>
+        <w:t xml:space="preserve">                  day: 'numeric', month: 'long', year: 'numeric',</w:t>
+      </w:r>
+    </w:p>
+    <w:p>
+      <w:r>
+        <w:t xml:space="preserve">                })}</w:t>
+      </w:r>
+    </w:p>
+    <w:p>
+      <w:r>
+        <w:t xml:space="preserve">              &lt;/span&gt;</w:t>
+      </w:r>
+    </w:p>
+    <w:p>
+      <w:r>
+        <w:t xml:space="preserve">              {</w:t>
+      </w:r>
+      <w:proofErr w:type="spellStart"/>
+      <w:proofErr w:type="gramStart"/>
+      <w:r>
+        <w:t>order.paidAt</w:t>
+      </w:r>
+      <w:proofErr w:type="spellEnd"/>
+      <w:proofErr w:type="gramEnd"/>
+      <w:r>
+        <w:t xml:space="preserve"> &amp;&amp; (</w:t>
+      </w:r>
+    </w:p>
+    <w:p>
+      <w:r>
+        <w:t xml:space="preserve">                &lt;span </w:t>
+      </w:r>
+      <w:proofErr w:type="spellStart"/>
+      <w:r>
+        <w:t>className</w:t>
+      </w:r>
+      <w:proofErr w:type="spellEnd"/>
+      <w:r>
+        <w:t>='receipt-</w:t>
+      </w:r>
+      <w:proofErr w:type="spellStart"/>
+      <w:r>
+        <w:t>doc__meta</w:t>
+      </w:r>
+      <w:proofErr w:type="spellEnd"/>
+      <w:r>
+        <w:t>-sub'&gt;</w:t>
+      </w:r>
+    </w:p>
+    <w:p>
+      <w:r>
+        <w:t xml:space="preserve">                  Paid: {new Date(</w:t>
+      </w:r>
+      <w:proofErr w:type="spellStart"/>
+      <w:proofErr w:type="gramStart"/>
+      <w:r>
+        <w:t>order.paidAt</w:t>
+      </w:r>
+      <w:proofErr w:type="spellEnd"/>
+      <w:r>
+        <w:t>).</w:t>
+      </w:r>
+      <w:proofErr w:type="spellStart"/>
+      <w:r>
+        <w:t>toLocaleString</w:t>
+      </w:r>
+      <w:proofErr w:type="spellEnd"/>
+      <w:proofErr w:type="gramEnd"/>
+      <w:r>
+        <w:t>('</w:t>
+      </w:r>
+      <w:proofErr w:type="spellStart"/>
+      <w:r>
+        <w:t>en</w:t>
+      </w:r>
+      <w:proofErr w:type="spellEnd"/>
+      <w:r>
+        <w:t>-KE', {</w:t>
+      </w:r>
+    </w:p>
+    <w:p>
+      <w:r>
+        <w:t xml:space="preserve">                    day: 'numeric', month: 'short', year: 'numeric',</w:t>
+      </w:r>
+    </w:p>
+    <w:p>
+      <w:r>
+        <w:t xml:space="preserve">                    hour: '2-digit', minute: '2-digit',</w:t>
+      </w:r>
+    </w:p>
+    <w:p>
+      <w:r>
+        <w:t xml:space="preserve">                  })}</w:t>
+      </w:r>
+    </w:p>
+    <w:p>
+      <w:r>
+        <w:t xml:space="preserve">                &lt;/span&gt;</w:t>
+      </w:r>
+    </w:p>
+    <w:p>
+      <w:r>
+        <w:t xml:space="preserve">              )}</w:t>
+      </w:r>
+    </w:p>
+    <w:p>
+      <w:r>
+        <w:t xml:space="preserve">            &lt;/div&gt;</w:t>
+      </w:r>
+    </w:p>
+    <w:p>
+      <w:r>
+        <w:t>Replace with:</w:t>
+      </w:r>
+    </w:p>
+    <w:p>
+      <w:proofErr w:type="spellStart"/>
+      <w:r>
+        <w:t>jsx</w:t>
+      </w:r>
+      <w:proofErr w:type="spellEnd"/>
+    </w:p>
+    <w:p>
+      <w:r>
+        <w:t xml:space="preserve">            &lt;div </w:t>
+      </w:r>
+      <w:proofErr w:type="spellStart"/>
+      <w:r>
+        <w:t>className</w:t>
+      </w:r>
+      <w:proofErr w:type="spellEnd"/>
+      <w:r>
+        <w:t>='receipt-</w:t>
+      </w:r>
+      <w:proofErr w:type="spellStart"/>
+      <w:r>
+        <w:t>doc__meta</w:t>
+      </w:r>
+      <w:proofErr w:type="spellEnd"/>
+      <w:r>
+        <w:t>-block receipt-</w:t>
+      </w:r>
+      <w:proofErr w:type="spellStart"/>
+      <w:r>
+        <w:t>doc__meta</w:t>
+      </w:r>
+      <w:proofErr w:type="spellEnd"/>
+      <w:r>
+        <w:t>-block--right'&gt;</w:t>
+      </w:r>
+    </w:p>
+    <w:p>
+      <w:r>
+        <w:t xml:space="preserve">              &lt;span </w:t>
+      </w:r>
+      <w:proofErr w:type="spellStart"/>
+      <w:r>
+        <w:t>className</w:t>
+      </w:r>
+      <w:proofErr w:type="spellEnd"/>
+      <w:r>
+        <w:t>='receipt-</w:t>
+      </w:r>
+      <w:proofErr w:type="spellStart"/>
+      <w:r>
+        <w:t>doc__meta</w:t>
+      </w:r>
+      <w:proofErr w:type="spellEnd"/>
+      <w:r>
+        <w:t>-label'&gt;Order Date&lt;/span&gt;</w:t>
+      </w:r>
+    </w:p>
+    <w:p>
+      <w:r>
+        <w:t xml:space="preserve">              &lt;span </w:t>
+      </w:r>
+      <w:proofErr w:type="spellStart"/>
+      <w:r>
+        <w:t>className</w:t>
+      </w:r>
+      <w:proofErr w:type="spellEnd"/>
+      <w:r>
+        <w:t>='receipt-</w:t>
+      </w:r>
+      <w:proofErr w:type="spellStart"/>
+      <w:r>
+        <w:t>doc__meta</w:t>
+      </w:r>
+      <w:proofErr w:type="spellEnd"/>
+      <w:r>
+        <w:t>-value'&gt;</w:t>
+      </w:r>
+    </w:p>
+    <w:p>
+      <w:r>
+        <w:t xml:space="preserve">                {</w:t>
+      </w:r>
+      <w:proofErr w:type="spellStart"/>
+      <w:r>
+        <w:t>formatDateTime</w:t>
+      </w:r>
+      <w:proofErr w:type="spellEnd"/>
+      <w:r>
+        <w:t>(</w:t>
+      </w:r>
+      <w:proofErr w:type="spellStart"/>
+      <w:proofErr w:type="gramStart"/>
+      <w:r>
+        <w:t>order.createdAt</w:t>
+      </w:r>
+      <w:proofErr w:type="spellEnd"/>
+      <w:proofErr w:type="gramEnd"/>
+      <w:r>
+        <w:t>)}</w:t>
+      </w:r>
+    </w:p>
+    <w:p>
+      <w:r>
+        <w:t xml:space="preserve">              &lt;/span&gt;</w:t>
+      </w:r>
+    </w:p>
+    <w:p>
+      <w:r>
+        <w:t xml:space="preserve">              {</w:t>
+      </w:r>
+      <w:proofErr w:type="spellStart"/>
+      <w:proofErr w:type="gramStart"/>
+      <w:r>
+        <w:t>order.paidAt</w:t>
+      </w:r>
+      <w:proofErr w:type="spellEnd"/>
+      <w:proofErr w:type="gramEnd"/>
+      <w:r>
+        <w:t xml:space="preserve"> &amp;&amp; (</w:t>
+      </w:r>
+    </w:p>
+    <w:p>
+      <w:r>
+        <w:t xml:space="preserve">                &lt;span </w:t>
+      </w:r>
+      <w:proofErr w:type="spellStart"/>
+      <w:r>
+        <w:t>className</w:t>
+      </w:r>
+      <w:proofErr w:type="spellEnd"/>
+      <w:r>
+        <w:t>='receipt-</w:t>
+      </w:r>
+      <w:proofErr w:type="spellStart"/>
+      <w:r>
+        <w:t>doc__meta</w:t>
+      </w:r>
+      <w:proofErr w:type="spellEnd"/>
+      <w:r>
+        <w:t>-sub'&gt;</w:t>
+      </w:r>
+    </w:p>
+    <w:p>
+      <w:r>
+        <w:t xml:space="preserve">                  Paid: {</w:t>
+      </w:r>
+      <w:proofErr w:type="spellStart"/>
+      <w:r>
+        <w:t>formatDateTime</w:t>
+      </w:r>
+      <w:proofErr w:type="spellEnd"/>
+      <w:r>
+        <w:t>(</w:t>
+      </w:r>
+      <w:proofErr w:type="spellStart"/>
+      <w:proofErr w:type="gramStart"/>
+      <w:r>
+        <w:t>order.paidAt</w:t>
+      </w:r>
+      <w:proofErr w:type="spellEnd"/>
+      <w:proofErr w:type="gramEnd"/>
+      <w:r>
+        <w:t>)}</w:t>
+      </w:r>
+    </w:p>
+    <w:p>
+      <w:r>
+        <w:t xml:space="preserve">                &lt;/span&gt;</w:t>
+      </w:r>
+    </w:p>
+    <w:p>
+      <w:r>
+        <w:t xml:space="preserve">              )}</w:t>
+      </w:r>
+    </w:p>
+    <w:p>
+      <w:r>
+        <w:t xml:space="preserve">            &lt;/div&gt;</w:t>
+      </w:r>
+    </w:p>
+    <w:p>
+      <w:r>
+        <w:t xml:space="preserve">Find this in </w:t>
+      </w:r>
+      <w:proofErr w:type="spellStart"/>
+      <w:r>
+        <w:t>ReceiptModal.jsx</w:t>
+      </w:r>
+      <w:proofErr w:type="spellEnd"/>
+      <w:r>
+        <w:t>:</w:t>
+      </w:r>
+    </w:p>
+    <w:p>
+      <w:proofErr w:type="spellStart"/>
+      <w:r>
+        <w:t>jsx</w:t>
+      </w:r>
+      <w:proofErr w:type="spellEnd"/>
+    </w:p>
+    <w:p>
+      <w:r>
+        <w:t xml:space="preserve">                {</w:t>
+      </w:r>
+      <w:proofErr w:type="spellStart"/>
+      <w:proofErr w:type="gramStart"/>
+      <w:r>
+        <w:t>payment.confirmedAt</w:t>
+      </w:r>
+      <w:proofErr w:type="spellEnd"/>
+      <w:proofErr w:type="gramEnd"/>
+      <w:r>
+        <w:t xml:space="preserve"> &amp;&amp; (</w:t>
+      </w:r>
+    </w:p>
+    <w:p>
+      <w:r>
+        <w:t xml:space="preserve">                  &lt;div </w:t>
+      </w:r>
+      <w:proofErr w:type="spellStart"/>
+      <w:r>
+        <w:t>className</w:t>
+      </w:r>
+      <w:proofErr w:type="spellEnd"/>
+      <w:r>
+        <w:t>='receipt-</w:t>
+      </w:r>
+      <w:proofErr w:type="spellStart"/>
+      <w:r>
+        <w:t>doc__payment</w:t>
+      </w:r>
+      <w:proofErr w:type="spellEnd"/>
+      <w:r>
+        <w:t>-row'&gt;</w:t>
+      </w:r>
+    </w:p>
+    <w:p>
+      <w:r>
+        <w:t xml:space="preserve">                    &lt;span&gt;Confirmed On&lt;/span&gt;</w:t>
+      </w:r>
+    </w:p>
+    <w:p>
+      <w:r>
+        <w:t xml:space="preserve">                    &lt;span&gt;</w:t>
+      </w:r>
+    </w:p>
+    <w:p>
+      <w:r>
+        <w:t xml:space="preserve">                      {new Date(</w:t>
+      </w:r>
+      <w:proofErr w:type="spellStart"/>
+      <w:proofErr w:type="gramStart"/>
+      <w:r>
+        <w:t>payment.confirmedAt</w:t>
+      </w:r>
+      <w:proofErr w:type="spellEnd"/>
+      <w:r>
+        <w:t>).</w:t>
+      </w:r>
+      <w:proofErr w:type="spellStart"/>
+      <w:r>
+        <w:t>toLocaleString</w:t>
+      </w:r>
+      <w:proofErr w:type="spellEnd"/>
+      <w:proofErr w:type="gramEnd"/>
+      <w:r>
+        <w:t>('</w:t>
+      </w:r>
+      <w:proofErr w:type="spellStart"/>
+      <w:r>
+        <w:t>en</w:t>
+      </w:r>
+      <w:proofErr w:type="spellEnd"/>
+      <w:r>
+        <w:t>-KE', {</w:t>
+      </w:r>
+    </w:p>
+    <w:p>
+      <w:r>
+        <w:t xml:space="preserve">                        day: 'numeric', month: 'long', year: 'numeric',</w:t>
+      </w:r>
+    </w:p>
+    <w:p>
+      <w:r>
+        <w:t xml:space="preserve">                        hour: '2-digit', minute: '2-digit',</w:t>
+      </w:r>
+    </w:p>
+    <w:p>
+      <w:r>
+        <w:t xml:space="preserve">                      })}</w:t>
+      </w:r>
+    </w:p>
+    <w:p>
+      <w:r>
+        <w:t xml:space="preserve">                    &lt;/span&gt;</w:t>
+      </w:r>
+    </w:p>
+    <w:p>
+      <w:r>
+        <w:t xml:space="preserve">                  &lt;/div&gt;</w:t>
+      </w:r>
+    </w:p>
+    <w:p>
+      <w:r>
+        <w:t xml:space="preserve">                )}</w:t>
+      </w:r>
+    </w:p>
+    <w:p>
+      <w:r>
+        <w:t>Replace with:</w:t>
+      </w:r>
+    </w:p>
+    <w:p>
+      <w:proofErr w:type="spellStart"/>
+      <w:r>
+        <w:t>jsx</w:t>
+      </w:r>
+      <w:proofErr w:type="spellEnd"/>
+    </w:p>
+    <w:p>
+      <w:r>
+        <w:t xml:space="preserve">                {</w:t>
+      </w:r>
+      <w:proofErr w:type="spellStart"/>
+      <w:proofErr w:type="gramStart"/>
+      <w:r>
+        <w:t>payment.confirmedAt</w:t>
+      </w:r>
+      <w:proofErr w:type="spellEnd"/>
+      <w:proofErr w:type="gramEnd"/>
+      <w:r>
+        <w:t xml:space="preserve"> &amp;&amp; (</w:t>
+      </w:r>
+    </w:p>
+    <w:p>
+      <w:r>
+        <w:t xml:space="preserve">                  &lt;div </w:t>
+      </w:r>
+      <w:proofErr w:type="spellStart"/>
+      <w:r>
+        <w:t>className</w:t>
+      </w:r>
+      <w:proofErr w:type="spellEnd"/>
+      <w:r>
+        <w:t>='receipt-</w:t>
+      </w:r>
+      <w:proofErr w:type="spellStart"/>
+      <w:r>
+        <w:t>doc__payment</w:t>
+      </w:r>
+      <w:proofErr w:type="spellEnd"/>
+      <w:r>
+        <w:t>-row'&gt;</w:t>
+      </w:r>
+    </w:p>
+    <w:p>
+      <w:r>
+        <w:t xml:space="preserve">                    &lt;span&gt;Confirmed On&lt;/span&gt;</w:t>
+      </w:r>
+    </w:p>
+    <w:p>
+      <w:r>
+        <w:t xml:space="preserve">                    &lt;span&gt;{</w:t>
+      </w:r>
+      <w:proofErr w:type="spellStart"/>
+      <w:r>
+        <w:t>formatDateTime</w:t>
+      </w:r>
+      <w:proofErr w:type="spellEnd"/>
+      <w:r>
+        <w:t>(</w:t>
+      </w:r>
+      <w:proofErr w:type="spellStart"/>
+      <w:proofErr w:type="gramStart"/>
+      <w:r>
+        <w:t>payment.confirmedAt</w:t>
+      </w:r>
+      <w:proofErr w:type="spellEnd"/>
+      <w:r>
+        <w:t>)}&lt;</w:t>
+      </w:r>
+      <w:proofErr w:type="gramEnd"/>
+      <w:r>
+        <w:t>/span&gt;</w:t>
+      </w:r>
+    </w:p>
+    <w:p>
+      <w:r>
+        <w:t xml:space="preserve">                  &lt;/div&gt;</w:t>
+      </w:r>
+    </w:p>
+    <w:p>
+      <w:r>
+        <w:t xml:space="preserve">                )}</w:t>
+      </w:r>
+    </w:p>
+    <w:p>
+      <w:r>
+        <w:t xml:space="preserve">If the "6 instead of 8" was actually seen somewhere else — </w:t>
+      </w:r>
+      <w:proofErr w:type="spellStart"/>
+      <w:r>
+        <w:t>AdminOrderListPage's</w:t>
+      </w:r>
+      <w:proofErr w:type="spellEnd"/>
+      <w:r>
+        <w:t xml:space="preserve"> table, the </w:t>
+      </w:r>
+      <w:proofErr w:type="spellStart"/>
+      <w:r>
+        <w:t>NotificationBell</w:t>
+      </w:r>
+      <w:proofErr w:type="spellEnd"/>
+      <w:r>
+        <w:t xml:space="preserve"> dropdown, or anywhere else with a clock-style timestamp — paste that file and I'll apply the same fix there, since it's the same root cause everywhere it appears.</w:t>
+      </w:r>
+    </w:p>
+    <w:p>
+      <w:r>
+        <w:t xml:space="preserve">One related thing worth knowing: if your computer's actual system clock (not just its </w:t>
+      </w:r>
+      <w:proofErr w:type="spellStart"/>
+      <w:r>
+        <w:t>timezone</w:t>
+      </w:r>
+      <w:proofErr w:type="spellEnd"/>
+      <w:r>
+        <w:t xml:space="preserve"> setting) is wrong, this fix can't help — it only forces every display to Nairobi time regardless of </w:t>
+      </w:r>
+      <w:proofErr w:type="spellStart"/>
+      <w:r>
+        <w:t>timezone</w:t>
+      </w:r>
+      <w:proofErr w:type="spellEnd"/>
+      <w:r>
+        <w:t xml:space="preserve">, it can't correct a clock that's reading the wrong moment in time entirely. Worth a quick glance at your Windows date and time settings just to rule that out, but the 2-hour gap you described fits a </w:t>
+      </w:r>
+      <w:proofErr w:type="spellStart"/>
+      <w:r>
+        <w:t>timezone</w:t>
+      </w:r>
+      <w:proofErr w:type="spellEnd"/>
+      <w:r>
+        <w:t xml:space="preserve"> misconfiguration far better than a clock drift.</w:t>
+      </w:r>
+    </w:p>
+    <w:p>
+      <w:r>
+        <w:t xml:space="preserve">Testing checklist: restart the frontend after saving the new file. Open the order whose document you pasted and confirm "Placed on" now reads 23 June 2026, 8:18 PM rather than just a bare date. If you have any already-paid orders, confirm the "Paid —" badge and the receipt's "Paid:" line also show the correct hour. Open the </w:t>
+      </w:r>
+      <w:proofErr w:type="spellStart"/>
+      <w:r>
+        <w:t>ReceiptModal</w:t>
+      </w:r>
+      <w:proofErr w:type="spellEnd"/>
+      <w:r>
+        <w:t xml:space="preserve"> for a paid order and confirm Order Date and any </w:t>
+      </w:r>
+      <w:proofErr w:type="gramStart"/>
+      <w:r>
+        <w:t>Confirmed On</w:t>
+      </w:r>
+      <w:proofErr w:type="gramEnd"/>
+      <w:r>
+        <w:t xml:space="preserve"> line show the right time. If you change your computer's system </w:t>
+      </w:r>
+      <w:proofErr w:type="spellStart"/>
+      <w:r>
+        <w:t>timezone</w:t>
+      </w:r>
+      <w:proofErr w:type="spellEnd"/>
+      <w:r>
+        <w:t xml:space="preserve"> to something else entirely and reload the page, the displayed times should stay exactly the same, proving they're no longer dependent on the viewing device.</w:t>
+      </w:r>
+    </w:p>
+    <w:p>
+      <w:r>
+        <w:t xml:space="preserve">okay we are good </w:t>
+      </w:r>
+      <w:proofErr w:type="gramStart"/>
+      <w:r>
+        <w:t>lets</w:t>
+      </w:r>
+      <w:proofErr w:type="gramEnd"/>
+      <w:r>
+        <w:t xml:space="preserve"> continue</w:t>
+      </w:r>
+    </w:p>
+    <w:p>
+      <w:r>
+        <w:t>2:15 PM</w:t>
+      </w:r>
+    </w:p>
+    <w:p>
+      <w:r>
+        <w:t>Architected display layer implementation across four product pages</w:t>
+      </w:r>
+    </w:p>
+    <w:p>
+      <w:r>
+        <w:t>Architected display layer implementation across four product pages</w:t>
+      </w:r>
+    </w:p>
+    <w:p>
+      <w:r>
+        <w:t xml:space="preserve">Good — backend snapshot is solid, and the time fix is done. Now the display layer per DEC-041: </w:t>
+      </w:r>
+      <w:proofErr w:type="spellStart"/>
+      <w:r>
+        <w:t>ProductPage</w:t>
+      </w:r>
+      <w:proofErr w:type="spellEnd"/>
+      <w:r>
+        <w:t xml:space="preserve"> gets the primary full breakdown, </w:t>
+      </w:r>
+      <w:proofErr w:type="spellStart"/>
+      <w:r>
+        <w:t>ProductCard</w:t>
+      </w:r>
+      <w:proofErr w:type="spellEnd"/>
+      <w:r>
+        <w:t xml:space="preserve"> stays minimal, and </w:t>
+      </w:r>
+      <w:proofErr w:type="spellStart"/>
+      <w:r>
+        <w:t>OrderPage</w:t>
+      </w:r>
+      <w:proofErr w:type="spellEnd"/>
+      <w:r>
+        <w:t>/</w:t>
+      </w:r>
+      <w:proofErr w:type="spellStart"/>
+      <w:r>
+        <w:t>ReceiptModal</w:t>
+      </w:r>
+      <w:proofErr w:type="spellEnd"/>
+      <w:r>
+        <w:t xml:space="preserve"> read from the new snapshot fields rather than any live lookup. I have what I need for those four. I don't yet have </w:t>
+      </w:r>
+      <w:proofErr w:type="spellStart"/>
+      <w:r>
+        <w:t>CartPage's</w:t>
+      </w:r>
+      <w:proofErr w:type="spellEnd"/>
+      <w:r>
+        <w:t xml:space="preserve"> enrichment logic (cartSlice.js), so I'll flag that at the end rather than guess at it.</w:t>
+      </w:r>
+    </w:p>
+    <w:p>
+      <w:proofErr w:type="spellStart"/>
+      <w:r>
+        <w:rPr>
+          <w:b/>
+          <w:bCs/>
+        </w:rPr>
+        <w:t>ProductPage.jsx</w:t>
+      </w:r>
+      <w:proofErr w:type="spellEnd"/>
+      <w:r>
+        <w:t> — adding the unit label and computed per-piece sanity check beneath the buy-box price.</w:t>
+      </w:r>
+    </w:p>
+    <w:p>
+      <w:r>
+        <w:t>Find this in frontend/</w:t>
+      </w:r>
+      <w:proofErr w:type="spellStart"/>
+      <w:r>
+        <w:t>src</w:t>
+      </w:r>
+      <w:proofErr w:type="spellEnd"/>
+      <w:r>
+        <w:t>/pages/</w:t>
+      </w:r>
+      <w:proofErr w:type="spellStart"/>
+      <w:r>
+        <w:t>ProductPage</w:t>
+      </w:r>
+      <w:proofErr w:type="spellEnd"/>
+      <w:r>
+        <w:t>/</w:t>
+      </w:r>
+      <w:proofErr w:type="spellStart"/>
+      <w:r>
+        <w:t>ProductPage.jsx</w:t>
+      </w:r>
+      <w:proofErr w:type="spellEnd"/>
+      <w:r>
+        <w:t>:</w:t>
+      </w:r>
+    </w:p>
+    <w:p>
+      <w:proofErr w:type="spellStart"/>
+      <w:r>
+        <w:t>jsx</w:t>
+      </w:r>
+      <w:proofErr w:type="spellEnd"/>
+    </w:p>
+    <w:p>
+      <w:r>
+        <w:t xml:space="preserve">  const </w:t>
+      </w:r>
+      <w:proofErr w:type="spellStart"/>
+      <w:r>
+        <w:t>submitReviewHandler</w:t>
+      </w:r>
+      <w:proofErr w:type="spellEnd"/>
+      <w:r>
+        <w:t xml:space="preserve"> = (e) =&gt; {</w:t>
+      </w:r>
+    </w:p>
+    <w:p>
+      <w:r>
+        <w:t xml:space="preserve">    </w:t>
+      </w:r>
+      <w:proofErr w:type="spellStart"/>
+      <w:proofErr w:type="gramStart"/>
+      <w:r>
+        <w:t>e.preventDefault</w:t>
+      </w:r>
+      <w:proofErr w:type="spellEnd"/>
+      <w:proofErr w:type="gramEnd"/>
+      <w:r>
+        <w:t>();</w:t>
+      </w:r>
+    </w:p>
+    <w:p>
+      <w:r>
+        <w:t xml:space="preserve">    // Guard against DOM manipulation — </w:t>
+      </w:r>
+      <w:proofErr w:type="spellStart"/>
+      <w:r>
+        <w:t>userInfo</w:t>
+      </w:r>
+      <w:proofErr w:type="spellEnd"/>
+      <w:r>
+        <w:t xml:space="preserve"> check before dispatch</w:t>
+      </w:r>
+    </w:p>
+    <w:p>
+      <w:r>
+        <w:t xml:space="preserve">    if </w:t>
+      </w:r>
+      <w:proofErr w:type="gramStart"/>
+      <w:r>
+        <w:t>(!</w:t>
+      </w:r>
+      <w:proofErr w:type="spellStart"/>
+      <w:r>
+        <w:t>userInfo</w:t>
+      </w:r>
+      <w:proofErr w:type="spellEnd"/>
+      <w:proofErr w:type="gramEnd"/>
+      <w:r>
+        <w:t>) {</w:t>
+      </w:r>
+    </w:p>
+    <w:p>
+      <w:r>
+        <w:t xml:space="preserve">      </w:t>
+      </w:r>
+      <w:proofErr w:type="gramStart"/>
+      <w:r>
+        <w:t>navigate(</w:t>
+      </w:r>
+      <w:proofErr w:type="gramEnd"/>
+      <w:r>
+        <w:t xml:space="preserve">'/login', </w:t>
+      </w:r>
+      <w:proofErr w:type="gramStart"/>
+      <w:r>
+        <w:t>{ state</w:t>
+      </w:r>
+      <w:proofErr w:type="gramEnd"/>
+      <w:r>
+        <w:t xml:space="preserve">: </w:t>
+      </w:r>
+      <w:proofErr w:type="gramStart"/>
+      <w:r>
+        <w:t>{ from</w:t>
+      </w:r>
+      <w:proofErr w:type="gramEnd"/>
+      <w:r>
+        <w:t>: `/product/${id}</w:t>
+      </w:r>
+      <w:proofErr w:type="gramStart"/>
+      <w:r>
+        <w:t>` }</w:t>
+      </w:r>
+      <w:proofErr w:type="gramEnd"/>
+      <w:r>
+        <w:t xml:space="preserve"> });</w:t>
+      </w:r>
+    </w:p>
+    <w:p>
+      <w:r>
+        <w:t xml:space="preserve">      return;</w:t>
+      </w:r>
+    </w:p>
+    <w:p>
+      <w:r>
+        <w:t xml:space="preserve">    }</w:t>
+      </w:r>
+    </w:p>
+    <w:p>
+      <w:r>
+        <w:t xml:space="preserve">    </w:t>
+      </w:r>
+      <w:proofErr w:type="gramStart"/>
+      <w:r>
+        <w:t>dispatch(</w:t>
+      </w:r>
+      <w:proofErr w:type="spellStart"/>
+      <w:r>
+        <w:t>createProductReview</w:t>
+      </w:r>
+      <w:proofErr w:type="spellEnd"/>
+      <w:r>
+        <w:t xml:space="preserve">({ </w:t>
+      </w:r>
+      <w:proofErr w:type="spellStart"/>
+      <w:r>
+        <w:t>productId</w:t>
+      </w:r>
+      <w:proofErr w:type="spellEnd"/>
+      <w:proofErr w:type="gramEnd"/>
+      <w:r>
+        <w:t xml:space="preserve">: id, rating: Number(rating), </w:t>
+      </w:r>
+      <w:proofErr w:type="gramStart"/>
+      <w:r>
+        <w:t>comment }</w:t>
+      </w:r>
+      <w:proofErr w:type="gramEnd"/>
+      <w:r>
+        <w:t>));</w:t>
+      </w:r>
+    </w:p>
+    <w:p>
+      <w:r>
+        <w:t xml:space="preserve">  };</w:t>
+      </w:r>
+    </w:p>
+    <w:p>
+      <w:r>
+        <w:t xml:space="preserve">  return (</w:t>
+      </w:r>
+    </w:p>
+    <w:p>
+      <w:r>
+        <w:t>Replace with:</w:t>
+      </w:r>
+    </w:p>
+    <w:p>
+      <w:proofErr w:type="spellStart"/>
+      <w:r>
+        <w:t>jsx</w:t>
+      </w:r>
+      <w:proofErr w:type="spellEnd"/>
+    </w:p>
+    <w:p>
+      <w:r>
+        <w:t xml:space="preserve">  const </w:t>
+      </w:r>
+      <w:proofErr w:type="spellStart"/>
+      <w:r>
+        <w:t>submitReviewHandler</w:t>
+      </w:r>
+      <w:proofErr w:type="spellEnd"/>
+      <w:r>
+        <w:t xml:space="preserve"> = (e) =&gt; {</w:t>
+      </w:r>
+    </w:p>
+    <w:p>
+      <w:r>
+        <w:t xml:space="preserve">    </w:t>
+      </w:r>
+      <w:proofErr w:type="spellStart"/>
+      <w:proofErr w:type="gramStart"/>
+      <w:r>
+        <w:t>e.preventDefault</w:t>
+      </w:r>
+      <w:proofErr w:type="spellEnd"/>
+      <w:proofErr w:type="gramEnd"/>
+      <w:r>
+        <w:t>();</w:t>
+      </w:r>
+    </w:p>
+    <w:p>
+      <w:r>
+        <w:t xml:space="preserve">    // Guard against DOM manipulation — </w:t>
+      </w:r>
+      <w:proofErr w:type="spellStart"/>
+      <w:r>
+        <w:t>userInfo</w:t>
+      </w:r>
+      <w:proofErr w:type="spellEnd"/>
+      <w:r>
+        <w:t xml:space="preserve"> check before dispatch</w:t>
+      </w:r>
+    </w:p>
+    <w:p>
+      <w:r>
+        <w:t xml:space="preserve">    if </w:t>
+      </w:r>
+      <w:proofErr w:type="gramStart"/>
+      <w:r>
+        <w:t>(!</w:t>
+      </w:r>
+      <w:proofErr w:type="spellStart"/>
+      <w:r>
+        <w:t>userInfo</w:t>
+      </w:r>
+      <w:proofErr w:type="spellEnd"/>
+      <w:proofErr w:type="gramEnd"/>
+      <w:r>
+        <w:t>) {</w:t>
+      </w:r>
+    </w:p>
+    <w:p>
+      <w:r>
+        <w:t xml:space="preserve">      </w:t>
+      </w:r>
+      <w:proofErr w:type="gramStart"/>
+      <w:r>
+        <w:t>navigate(</w:t>
+      </w:r>
+      <w:proofErr w:type="gramEnd"/>
+      <w:r>
+        <w:t xml:space="preserve">'/login', </w:t>
+      </w:r>
+      <w:proofErr w:type="gramStart"/>
+      <w:r>
+        <w:t>{ state</w:t>
+      </w:r>
+      <w:proofErr w:type="gramEnd"/>
+      <w:r>
+        <w:t xml:space="preserve">: </w:t>
+      </w:r>
+      <w:proofErr w:type="gramStart"/>
+      <w:r>
+        <w:t>{ from</w:t>
+      </w:r>
+      <w:proofErr w:type="gramEnd"/>
+      <w:r>
+        <w:t>: `/product/${id}</w:t>
+      </w:r>
+      <w:proofErr w:type="gramStart"/>
+      <w:r>
+        <w:t>` }</w:t>
+      </w:r>
+      <w:proofErr w:type="gramEnd"/>
+      <w:r>
+        <w:t xml:space="preserve"> });</w:t>
+      </w:r>
+    </w:p>
+    <w:p>
+      <w:r>
+        <w:t xml:space="preserve">      return;</w:t>
+      </w:r>
+    </w:p>
+    <w:p>
+      <w:r>
+        <w:t xml:space="preserve">    }</w:t>
+      </w:r>
+    </w:p>
+    <w:p>
+      <w:r>
+        <w:t xml:space="preserve">    </w:t>
+      </w:r>
+      <w:proofErr w:type="gramStart"/>
+      <w:r>
+        <w:t>dispatch(</w:t>
+      </w:r>
+      <w:proofErr w:type="spellStart"/>
+      <w:r>
+        <w:t>createProductReview</w:t>
+      </w:r>
+      <w:proofErr w:type="spellEnd"/>
+      <w:r>
+        <w:t xml:space="preserve">({ </w:t>
+      </w:r>
+      <w:proofErr w:type="spellStart"/>
+      <w:r>
+        <w:t>productId</w:t>
+      </w:r>
+      <w:proofErr w:type="spellEnd"/>
+      <w:proofErr w:type="gramEnd"/>
+      <w:r>
+        <w:t xml:space="preserve">: id, rating: Number(rating), </w:t>
+      </w:r>
+      <w:proofErr w:type="gramStart"/>
+      <w:r>
+        <w:t>comment }</w:t>
+      </w:r>
+      <w:proofErr w:type="gramEnd"/>
+      <w:r>
+        <w:t>));</w:t>
+      </w:r>
+    </w:p>
+    <w:p>
+      <w:r>
+        <w:t xml:space="preserve">  };</w:t>
+      </w:r>
+    </w:p>
+    <w:p/>
+    <w:p>
+      <w:r>
+        <w:t xml:space="preserve">  // ── Wholesale unit sanity-check display (DEC-040 / DEC-041) ─────────</w:t>
+      </w:r>
+    </w:p>
+    <w:p>
+      <w:r>
+        <w:t xml:space="preserve">  // </w:t>
+      </w:r>
+      <w:proofErr w:type="spellStart"/>
+      <w:r>
+        <w:t>unitLabel</w:t>
+      </w:r>
+      <w:proofErr w:type="spellEnd"/>
+      <w:r>
+        <w:t xml:space="preserve"> falls back through </w:t>
+      </w:r>
+      <w:proofErr w:type="spellStart"/>
+      <w:r>
+        <w:t>unitType</w:t>
+      </w:r>
+      <w:proofErr w:type="spellEnd"/>
+      <w:r>
+        <w:t xml:space="preserve"> → legacy unit → Per Unit.</w:t>
+      </w:r>
+    </w:p>
+    <w:p>
+      <w:r>
+        <w:t xml:space="preserve">  // The per-piece value is computed fresh here only — never stored,</w:t>
+      </w:r>
+    </w:p>
+    <w:p>
+      <w:r>
+        <w:t xml:space="preserve">  // never sent to the backend. price always represents the full unit</w:t>
+      </w:r>
+    </w:p>
+    <w:p>
+      <w:r>
+        <w:t xml:space="preserve">  // (e.g. one carton), never a single piece.</w:t>
+      </w:r>
+    </w:p>
+    <w:p>
+      <w:r>
+        <w:t xml:space="preserve">  const </w:t>
+      </w:r>
+      <w:proofErr w:type="spellStart"/>
+      <w:r>
+        <w:t>unitLabel</w:t>
+      </w:r>
+      <w:proofErr w:type="spellEnd"/>
+      <w:r>
+        <w:t xml:space="preserve"> = </w:t>
+      </w:r>
+      <w:proofErr w:type="gramStart"/>
+      <w:r>
+        <w:t>product?.</w:t>
+      </w:r>
+      <w:proofErr w:type="spellStart"/>
+      <w:proofErr w:type="gramEnd"/>
+      <w:r>
+        <w:t>unitType</w:t>
+      </w:r>
+      <w:proofErr w:type="spellEnd"/>
+      <w:r>
+        <w:t xml:space="preserve"> || </w:t>
+      </w:r>
+      <w:proofErr w:type="spellStart"/>
+      <w:proofErr w:type="gramStart"/>
+      <w:r>
+        <w:t>product?.</w:t>
+      </w:r>
+      <w:proofErr w:type="gramEnd"/>
+      <w:r>
+        <w:t>unit</w:t>
+      </w:r>
+      <w:proofErr w:type="spellEnd"/>
+      <w:r>
+        <w:t xml:space="preserve"> || 'Per Unit';</w:t>
+      </w:r>
+    </w:p>
+    <w:p>
+      <w:r>
+        <w:t xml:space="preserve">  const </w:t>
+      </w:r>
+      <w:proofErr w:type="spellStart"/>
+      <w:r>
+        <w:t>hasPerPieceBreakdown</w:t>
+      </w:r>
+      <w:proofErr w:type="spellEnd"/>
+      <w:r>
+        <w:t xml:space="preserve"> = product</w:t>
+      </w:r>
+      <w:proofErr w:type="gramStart"/>
+      <w:r>
+        <w:t>?.</w:t>
+      </w:r>
+      <w:proofErr w:type="spellStart"/>
+      <w:r>
+        <w:t>itemsPerUnit</w:t>
+      </w:r>
+      <w:proofErr w:type="spellEnd"/>
+      <w:proofErr w:type="gramEnd"/>
+      <w:r>
+        <w:t xml:space="preserve"> &amp;&amp; </w:t>
+      </w:r>
+      <w:proofErr w:type="spellStart"/>
+      <w:proofErr w:type="gramStart"/>
+      <w:r>
+        <w:t>product.itemsPerUnit</w:t>
+      </w:r>
+      <w:proofErr w:type="spellEnd"/>
+      <w:proofErr w:type="gramEnd"/>
+      <w:r>
+        <w:t xml:space="preserve"> &gt; 1;</w:t>
+      </w:r>
+    </w:p>
+    <w:p>
+      <w:r>
+        <w:t xml:space="preserve">  const </w:t>
+      </w:r>
+      <w:proofErr w:type="spellStart"/>
+      <w:r>
+        <w:t>perPieceValue</w:t>
+      </w:r>
+      <w:proofErr w:type="spellEnd"/>
+      <w:r>
+        <w:t xml:space="preserve"> = </w:t>
+      </w:r>
+      <w:proofErr w:type="spellStart"/>
+      <w:r>
+        <w:t>hasPerPieceBreakdown</w:t>
+      </w:r>
+      <w:proofErr w:type="spellEnd"/>
+    </w:p>
+    <w:p>
+      <w:r>
+        <w:t xml:space="preserve">    ? </w:t>
+      </w:r>
+      <w:proofErr w:type="spellStart"/>
+      <w:proofErr w:type="gramStart"/>
+      <w:r>
+        <w:t>product.price</w:t>
+      </w:r>
+      <w:proofErr w:type="spellEnd"/>
+      <w:proofErr w:type="gramEnd"/>
+      <w:r>
+        <w:t xml:space="preserve"> / </w:t>
+      </w:r>
+      <w:proofErr w:type="spellStart"/>
+      <w:proofErr w:type="gramStart"/>
+      <w:r>
+        <w:t>product.itemsPerUnit</w:t>
+      </w:r>
+      <w:proofErr w:type="spellEnd"/>
+      <w:proofErr w:type="gramEnd"/>
+    </w:p>
+    <w:p>
+      <w:r>
+        <w:t xml:space="preserve">    : null;</w:t>
+      </w:r>
+    </w:p>
+    <w:p/>
+    <w:p>
+      <w:r>
+        <w:t xml:space="preserve">  return (</w:t>
+      </w:r>
+    </w:p>
+    <w:p>
+      <w:r>
+        <w:t>Now the display itself, directly beneath the buy-box price — the primary location per the locked placement decision.</w:t>
+      </w:r>
+    </w:p>
+    <w:p>
+      <w:r>
+        <w:t>Find this in frontend/</w:t>
+      </w:r>
+      <w:proofErr w:type="spellStart"/>
+      <w:r>
+        <w:t>src</w:t>
+      </w:r>
+      <w:proofErr w:type="spellEnd"/>
+      <w:r>
+        <w:t>/pages/</w:t>
+      </w:r>
+      <w:proofErr w:type="spellStart"/>
+      <w:r>
+        <w:t>ProductPage</w:t>
+      </w:r>
+      <w:proofErr w:type="spellEnd"/>
+      <w:r>
+        <w:t>/</w:t>
+      </w:r>
+      <w:proofErr w:type="spellStart"/>
+      <w:r>
+        <w:t>ProductPage.jsx</w:t>
+      </w:r>
+      <w:proofErr w:type="spellEnd"/>
+      <w:r>
+        <w:t>:</w:t>
+      </w:r>
+    </w:p>
+    <w:p>
+      <w:proofErr w:type="spellStart"/>
+      <w:r>
+        <w:t>jsx</w:t>
+      </w:r>
+      <w:proofErr w:type="spellEnd"/>
+    </w:p>
+    <w:p>
+      <w:r>
+        <w:t xml:space="preserve">                &lt;</w:t>
+      </w:r>
+      <w:proofErr w:type="spellStart"/>
+      <w:r>
+        <w:t>ListGroup.Item</w:t>
+      </w:r>
+      <w:proofErr w:type="spellEnd"/>
+      <w:r>
+        <w:t>&gt;</w:t>
+      </w:r>
+    </w:p>
+    <w:p>
+      <w:r>
+        <w:t xml:space="preserve">                  &lt;Row&gt;</w:t>
+      </w:r>
+    </w:p>
+    <w:p>
+      <w:r>
+        <w:t xml:space="preserve">                    &lt;Col&gt;Price:&lt;/Col&gt;</w:t>
+      </w:r>
+    </w:p>
+    <w:p>
+      <w:r>
+        <w:t xml:space="preserve">                    &lt;Col&gt;&lt;strong </w:t>
+      </w:r>
+      <w:proofErr w:type="spellStart"/>
+      <w:r>
+        <w:t>className</w:t>
+      </w:r>
+      <w:proofErr w:type="spellEnd"/>
+      <w:r>
+        <w:t>='product-card-price'</w:t>
+      </w:r>
+      <w:proofErr w:type="gramStart"/>
+      <w:r>
+        <w:t>&gt;{</w:t>
+      </w:r>
+      <w:proofErr w:type="gramEnd"/>
+      <w:r>
+        <w:t>`KES ${Number(</w:t>
+      </w:r>
+      <w:proofErr w:type="spellStart"/>
+      <w:proofErr w:type="gramStart"/>
+      <w:r>
+        <w:t>product.price</w:t>
+      </w:r>
+      <w:proofErr w:type="spellEnd"/>
+      <w:r>
+        <w:t>).</w:t>
+      </w:r>
+      <w:proofErr w:type="spellStart"/>
+      <w:r>
+        <w:t>toLocaleString</w:t>
+      </w:r>
+      <w:proofErr w:type="spellEnd"/>
+      <w:proofErr w:type="gramEnd"/>
+      <w:r>
+        <w:t>('</w:t>
+      </w:r>
+      <w:proofErr w:type="spellStart"/>
+      <w:r>
+        <w:t>en</w:t>
+      </w:r>
+      <w:proofErr w:type="spellEnd"/>
+      <w:r>
+        <w:t xml:space="preserve">-KE', </w:t>
+      </w:r>
+      <w:proofErr w:type="gramStart"/>
+      <w:r>
+        <w:t xml:space="preserve">{ </w:t>
+      </w:r>
+      <w:proofErr w:type="spellStart"/>
+      <w:r>
+        <w:t>minimumFractionDigits</w:t>
+      </w:r>
+      <w:proofErr w:type="spellEnd"/>
+      <w:proofErr w:type="gramEnd"/>
+      <w:r>
+        <w:t xml:space="preserve">: </w:t>
+      </w:r>
+      <w:proofErr w:type="gramStart"/>
+      <w:r>
+        <w:t>2 })}`</w:t>
+      </w:r>
+      <w:proofErr w:type="gramEnd"/>
+      <w:r>
+        <w:t>}&lt;/strong&gt;&lt;/Col&gt;</w:t>
+      </w:r>
+    </w:p>
+    <w:p>
+      <w:r>
+        <w:t xml:space="preserve">                  &lt;/Row&gt;</w:t>
+      </w:r>
+    </w:p>
+    <w:p>
+      <w:r>
+        <w:t xml:space="preserve">                &lt;/</w:t>
+      </w:r>
+      <w:proofErr w:type="spellStart"/>
+      <w:r>
+        <w:t>ListGroup.Item</w:t>
+      </w:r>
+      <w:proofErr w:type="spellEnd"/>
+      <w:r>
+        <w:t>&gt;</w:t>
+      </w:r>
+    </w:p>
+    <w:p>
+      <w:r>
+        <w:t xml:space="preserve">                &lt;</w:t>
+      </w:r>
+      <w:proofErr w:type="spellStart"/>
+      <w:r>
+        <w:t>ListGroup.Item</w:t>
+      </w:r>
+      <w:proofErr w:type="spellEnd"/>
+      <w:r>
+        <w:t>&gt;</w:t>
+      </w:r>
+    </w:p>
+    <w:p>
+      <w:r>
+        <w:t xml:space="preserve">                  &lt;Row&gt;</w:t>
+      </w:r>
+    </w:p>
+    <w:p>
+      <w:r>
+        <w:t xml:space="preserve">                    &lt;Col&gt;Status:&lt;/Col&gt;</w:t>
+      </w:r>
+    </w:p>
+    <w:p>
+      <w:r>
+        <w:t>Replace with:</w:t>
+      </w:r>
+    </w:p>
+    <w:p>
+      <w:proofErr w:type="spellStart"/>
+      <w:r>
+        <w:t>jsx</w:t>
+      </w:r>
+      <w:proofErr w:type="spellEnd"/>
+    </w:p>
+    <w:p>
+      <w:r>
+        <w:t xml:space="preserve">                &lt;</w:t>
+      </w:r>
+      <w:proofErr w:type="spellStart"/>
+      <w:r>
+        <w:t>ListGroup.Item</w:t>
+      </w:r>
+      <w:proofErr w:type="spellEnd"/>
+      <w:r>
+        <w:t>&gt;</w:t>
+      </w:r>
+    </w:p>
+    <w:p>
+      <w:r>
+        <w:t xml:space="preserve">                  &lt;Row&gt;</w:t>
+      </w:r>
+    </w:p>
+    <w:p>
+      <w:r>
+        <w:t xml:space="preserve">                    &lt;Col&gt;Price:&lt;/Col&gt;</w:t>
+      </w:r>
+    </w:p>
+    <w:p>
+      <w:r>
+        <w:t xml:space="preserve">                    &lt;Col&gt;</w:t>
+      </w:r>
+    </w:p>
+    <w:p>
+      <w:r>
+        <w:t xml:space="preserve">                      &lt;strong </w:t>
+      </w:r>
+      <w:proofErr w:type="spellStart"/>
+      <w:r>
+        <w:t>className</w:t>
+      </w:r>
+      <w:proofErr w:type="spellEnd"/>
+      <w:r>
+        <w:t>='product-card-price'</w:t>
+      </w:r>
+      <w:proofErr w:type="gramStart"/>
+      <w:r>
+        <w:t>&gt;{</w:t>
+      </w:r>
+      <w:proofErr w:type="gramEnd"/>
+      <w:r>
+        <w:t>`KES ${Number(</w:t>
+      </w:r>
+      <w:proofErr w:type="spellStart"/>
+      <w:proofErr w:type="gramStart"/>
+      <w:r>
+        <w:t>product.price</w:t>
+      </w:r>
+      <w:proofErr w:type="spellEnd"/>
+      <w:r>
+        <w:t>).</w:t>
+      </w:r>
+      <w:proofErr w:type="spellStart"/>
+      <w:r>
+        <w:t>toLocaleString</w:t>
+      </w:r>
+      <w:proofErr w:type="spellEnd"/>
+      <w:proofErr w:type="gramEnd"/>
+      <w:r>
+        <w:t>('</w:t>
+      </w:r>
+      <w:proofErr w:type="spellStart"/>
+      <w:r>
+        <w:t>en</w:t>
+      </w:r>
+      <w:proofErr w:type="spellEnd"/>
+      <w:r>
+        <w:t xml:space="preserve">-KE', </w:t>
+      </w:r>
+      <w:proofErr w:type="gramStart"/>
+      <w:r>
+        <w:t xml:space="preserve">{ </w:t>
+      </w:r>
+      <w:proofErr w:type="spellStart"/>
+      <w:r>
+        <w:t>minimumFractionDigits</w:t>
+      </w:r>
+      <w:proofErr w:type="spellEnd"/>
+      <w:proofErr w:type="gramEnd"/>
+      <w:r>
+        <w:t xml:space="preserve">: </w:t>
+      </w:r>
+      <w:proofErr w:type="gramStart"/>
+      <w:r>
+        <w:t>2 })}`</w:t>
+      </w:r>
+      <w:proofErr w:type="gramEnd"/>
+      <w:r>
+        <w:t>}&lt;/strong&gt;</w:t>
+      </w:r>
+    </w:p>
+    <w:p>
+      <w:r>
+        <w:t xml:space="preserve">                      &lt;span </w:t>
+      </w:r>
+      <w:proofErr w:type="spellStart"/>
+      <w:r>
+        <w:t>className</w:t>
+      </w:r>
+      <w:proofErr w:type="spellEnd"/>
+      <w:r>
+        <w:t>='pp-unit-suffix'&gt; / {</w:t>
+      </w:r>
+      <w:proofErr w:type="spellStart"/>
+      <w:r>
+        <w:t>unitLabel</w:t>
+      </w:r>
+      <w:proofErr w:type="spellEnd"/>
+      <w:r>
+        <w:t>}&lt;/span&gt;</w:t>
+      </w:r>
+    </w:p>
+    <w:p>
+      <w:r>
+        <w:t xml:space="preserve">                    &lt;/Col&gt;</w:t>
+      </w:r>
+    </w:p>
+    <w:p>
+      <w:r>
+        <w:t xml:space="preserve">                  &lt;/Row&gt;</w:t>
+      </w:r>
+    </w:p>
+    <w:p>
+      <w:r>
+        <w:t xml:space="preserve">                &lt;/</w:t>
+      </w:r>
+      <w:proofErr w:type="spellStart"/>
+      <w:r>
+        <w:t>ListGroup.Item</w:t>
+      </w:r>
+      <w:proofErr w:type="spellEnd"/>
+      <w:r>
+        <w:t>&gt;</w:t>
+      </w:r>
+    </w:p>
+    <w:p/>
+    <w:p>
+      <w:r>
+        <w:t xml:space="preserve">                {/* ── Per-piece sanity check — primary location (DEC-041) ──</w:t>
+      </w:r>
+    </w:p>
+    <w:p>
+      <w:r>
+        <w:t xml:space="preserve">                    Only shown when </w:t>
+      </w:r>
+      <w:proofErr w:type="spellStart"/>
+      <w:r>
+        <w:t>itemsPerUnit</w:t>
+      </w:r>
+      <w:proofErr w:type="spellEnd"/>
+      <w:r>
+        <w:t xml:space="preserve"> is set and greater than 1.</w:t>
+      </w:r>
+    </w:p>
+    <w:p>
+      <w:r>
+        <w:t xml:space="preserve">                    Computed fresh on render — never stored, never sent</w:t>
+      </w:r>
+    </w:p>
+    <w:p>
+      <w:r>
+        <w:t xml:space="preserve">                    to the backend. */}</w:t>
+      </w:r>
+    </w:p>
+    <w:p>
+      <w:r>
+        <w:t xml:space="preserve">                {</w:t>
+      </w:r>
+      <w:proofErr w:type="spellStart"/>
+      <w:r>
+        <w:t>hasPerPieceBreakdown</w:t>
+      </w:r>
+      <w:proofErr w:type="spellEnd"/>
+      <w:r>
+        <w:t xml:space="preserve"> &amp;&amp; (</w:t>
+      </w:r>
+    </w:p>
+    <w:p>
+      <w:r>
+        <w:t xml:space="preserve">                  &lt;</w:t>
+      </w:r>
+      <w:proofErr w:type="spellStart"/>
+      <w:r>
+        <w:t>ListGroup.Item</w:t>
+      </w:r>
+      <w:proofErr w:type="spellEnd"/>
+      <w:r>
+        <w:t xml:space="preserve"> </w:t>
+      </w:r>
+      <w:proofErr w:type="spellStart"/>
+      <w:r>
+        <w:t>className</w:t>
+      </w:r>
+      <w:proofErr w:type="spellEnd"/>
+      <w:r>
+        <w:t>='pp-per-piece-item'&gt;</w:t>
+      </w:r>
+    </w:p>
+    <w:p>
+      <w:r>
+        <w:t xml:space="preserve">                    &lt;p </w:t>
+      </w:r>
+      <w:proofErr w:type="spellStart"/>
+      <w:r>
+        <w:t>className</w:t>
+      </w:r>
+      <w:proofErr w:type="spellEnd"/>
+      <w:r>
+        <w:t>='pp-per-piece-line'&gt;</w:t>
+      </w:r>
+    </w:p>
+    <w:p>
+      <w:r>
+        <w:t xml:space="preserve">                      ≈ KES {</w:t>
+      </w:r>
+      <w:proofErr w:type="spellStart"/>
+      <w:r>
+        <w:t>perPieceValue.toLocaleString</w:t>
+      </w:r>
+      <w:proofErr w:type="spellEnd"/>
+      <w:r>
+        <w:t>('</w:t>
+      </w:r>
+      <w:proofErr w:type="spellStart"/>
+      <w:r>
+        <w:t>en</w:t>
+      </w:r>
+      <w:proofErr w:type="spellEnd"/>
+      <w:r>
+        <w:t xml:space="preserve">-KE', </w:t>
+      </w:r>
+      <w:proofErr w:type="gramStart"/>
+      <w:r>
+        <w:t xml:space="preserve">{ </w:t>
+      </w:r>
+      <w:proofErr w:type="spellStart"/>
+      <w:r>
+        <w:t>minimumFractionDigits</w:t>
+      </w:r>
+      <w:proofErr w:type="spellEnd"/>
+      <w:proofErr w:type="gramEnd"/>
+      <w:r>
+        <w:t xml:space="preserve">: </w:t>
+      </w:r>
+      <w:proofErr w:type="gramStart"/>
+      <w:r>
+        <w:t>2 }</w:t>
+      </w:r>
+      <w:proofErr w:type="gramEnd"/>
+      <w:r>
+        <w:t xml:space="preserve">)} per piece </w:t>
+      </w:r>
+      <w:proofErr w:type="gramStart"/>
+      <w:r>
+        <w:t>—{</w:t>
+      </w:r>
+      <w:proofErr w:type="gramEnd"/>
+      <w:r>
+        <w:t>' '}</w:t>
+      </w:r>
+    </w:p>
+    <w:p>
+      <w:r>
+        <w:t xml:space="preserve">                      {</w:t>
+      </w:r>
+      <w:proofErr w:type="spellStart"/>
+      <w:proofErr w:type="gramStart"/>
+      <w:r>
+        <w:t>product.itemsPerUnit</w:t>
+      </w:r>
+      <w:proofErr w:type="spellEnd"/>
+      <w:proofErr w:type="gramEnd"/>
+      <w:r>
+        <w:t>} pieces per {</w:t>
+      </w:r>
+      <w:proofErr w:type="spellStart"/>
+      <w:r>
+        <w:t>unitLabel.toLowerCase</w:t>
+      </w:r>
+      <w:proofErr w:type="spellEnd"/>
+      <w:r>
+        <w:t>()}</w:t>
+      </w:r>
+    </w:p>
+    <w:p>
+      <w:r>
+        <w:t xml:space="preserve">                    &lt;/p&gt;</w:t>
+      </w:r>
+    </w:p>
+    <w:p>
+      <w:r>
+        <w:t xml:space="preserve">                  &lt;/</w:t>
+      </w:r>
+      <w:proofErr w:type="spellStart"/>
+      <w:r>
+        <w:t>ListGroup.Item</w:t>
+      </w:r>
+      <w:proofErr w:type="spellEnd"/>
+      <w:r>
+        <w:t>&gt;</w:t>
+      </w:r>
+    </w:p>
+    <w:p>
+      <w:r>
+        <w:t xml:space="preserve">                )}</w:t>
+      </w:r>
+    </w:p>
+    <w:p/>
+    <w:p>
+      <w:r>
+        <w:t xml:space="preserve">                &lt;</w:t>
+      </w:r>
+      <w:proofErr w:type="spellStart"/>
+      <w:r>
+        <w:t>ListGroup.Item</w:t>
+      </w:r>
+      <w:proofErr w:type="spellEnd"/>
+      <w:r>
+        <w:t>&gt;</w:t>
+      </w:r>
+    </w:p>
+    <w:p>
+      <w:r>
+        <w:t xml:space="preserve">                  &lt;Row&gt;</w:t>
+      </w:r>
+    </w:p>
+    <w:p>
+      <w:r>
+        <w:t xml:space="preserve">                    &lt;Col&gt;Status:&lt;/Col&gt;</w:t>
+      </w:r>
+    </w:p>
+    <w:p>
+      <w:r>
+        <w:t>Add this CSS to the end of frontend/</w:t>
+      </w:r>
+      <w:proofErr w:type="spellStart"/>
+      <w:r>
+        <w:t>src</w:t>
+      </w:r>
+      <w:proofErr w:type="spellEnd"/>
+      <w:r>
+        <w:t>/pages/ProductPage.css:</w:t>
+      </w:r>
+    </w:p>
+    <w:p>
+      <w:proofErr w:type="spellStart"/>
+      <w:r>
+        <w:t>css</w:t>
+      </w:r>
+      <w:proofErr w:type="spellEnd"/>
+    </w:p>
+    <w:p>
+      <w:r>
+        <w:t>/* ── Wholesale unit sanity-check display (DEC-040 / DEC-041) ────────── */</w:t>
+      </w:r>
+    </w:p>
+    <w:p>
+      <w:proofErr w:type="gramStart"/>
+      <w:r>
+        <w:t>.pp</w:t>
+      </w:r>
+      <w:proofErr w:type="gramEnd"/>
+      <w:r>
+        <w:t>-unit-suffix {</w:t>
+      </w:r>
+    </w:p>
+    <w:p>
+      <w:r>
+        <w:t xml:space="preserve">    font-size: 0.82rem;</w:t>
+      </w:r>
+    </w:p>
+    <w:p>
+      <w:r>
+        <w:t xml:space="preserve">    font-weight: 500;</w:t>
+      </w:r>
+    </w:p>
+    <w:p>
+      <w:r>
+        <w:t xml:space="preserve">    color: #767676;</w:t>
+      </w:r>
+    </w:p>
+    <w:p>
+      <w:r>
+        <w:t xml:space="preserve">    margin-left: 4px;</w:t>
+      </w:r>
+    </w:p>
+    <w:p>
+      <w:r>
+        <w:t>}</w:t>
+      </w:r>
+    </w:p>
+    <w:p/>
+    <w:p>
+      <w:proofErr w:type="gramStart"/>
+      <w:r>
+        <w:t>.pp</w:t>
+      </w:r>
+      <w:proofErr w:type="gramEnd"/>
+      <w:r>
+        <w:t>-per-piece-item {</w:t>
+      </w:r>
+    </w:p>
+    <w:p>
+      <w:r>
+        <w:t xml:space="preserve">    padding-top: </w:t>
+      </w:r>
+      <w:proofErr w:type="gramStart"/>
+      <w:r>
+        <w:t xml:space="preserve">0 </w:t>
+      </w:r>
+      <w:r>
+        <w:rPr>
+          <w:b/>
+          <w:bCs/>
+        </w:rPr>
+        <w:t>!important</w:t>
+      </w:r>
+      <w:proofErr w:type="gramEnd"/>
+      <w:r>
+        <w:t>;</w:t>
+      </w:r>
+    </w:p>
+    <w:p>
+      <w:r>
+        <w:t xml:space="preserve">    padding-bottom: 10</w:t>
+      </w:r>
+      <w:proofErr w:type="gramStart"/>
+      <w:r>
+        <w:t xml:space="preserve">px </w:t>
+      </w:r>
+      <w:r>
+        <w:rPr>
+          <w:b/>
+          <w:bCs/>
+        </w:rPr>
+        <w:t>!important</w:t>
+      </w:r>
+      <w:proofErr w:type="gramEnd"/>
+      <w:r>
+        <w:t>;</w:t>
+      </w:r>
+    </w:p>
+    <w:p>
+      <w:r>
+        <w:t>}</w:t>
+      </w:r>
+    </w:p>
+    <w:p/>
+    <w:p>
+      <w:proofErr w:type="gramStart"/>
+      <w:r>
+        <w:t>.pp</w:t>
+      </w:r>
+      <w:proofErr w:type="gramEnd"/>
+      <w:r>
+        <w:t>-per-piece-line {</w:t>
+      </w:r>
+    </w:p>
+    <w:p>
+      <w:r>
+        <w:t xml:space="preserve">    font-size: 0.78rem;</w:t>
+      </w:r>
+    </w:p>
+    <w:p>
+      <w:r>
+        <w:t xml:space="preserve">    color: #999;</w:t>
+      </w:r>
+    </w:p>
+    <w:p>
+      <w:r>
+        <w:t xml:space="preserve">    margin: 0;</w:t>
+      </w:r>
+    </w:p>
+    <w:p>
+      <w:r>
+        <w:t xml:space="preserve">    line-height: 1.5;</w:t>
+      </w:r>
+    </w:p>
+    <w:p>
+      <w:r>
+        <w:t>}</w:t>
+      </w:r>
+    </w:p>
+    <w:p>
+      <w:proofErr w:type="spellStart"/>
+      <w:r>
+        <w:rPr>
+          <w:b/>
+          <w:bCs/>
+        </w:rPr>
+        <w:t>ProductCard.jsx</w:t>
+      </w:r>
+      <w:proofErr w:type="spellEnd"/>
+      <w:r>
+        <w:t> — staying deliberately minimal per the locked decision; the only change is preferring the real wholesale field over the legacy one.</w:t>
+      </w:r>
+    </w:p>
+    <w:p>
+      <w:r>
+        <w:t>Find this in frontend/</w:t>
+      </w:r>
+      <w:proofErr w:type="spellStart"/>
+      <w:r>
+        <w:t>src</w:t>
+      </w:r>
+      <w:proofErr w:type="spellEnd"/>
+      <w:r>
+        <w:t>/components/</w:t>
+      </w:r>
+      <w:proofErr w:type="spellStart"/>
+      <w:r>
+        <w:t>ProductCard</w:t>
+      </w:r>
+      <w:proofErr w:type="spellEnd"/>
+      <w:r>
+        <w:t>/</w:t>
+      </w:r>
+      <w:proofErr w:type="spellStart"/>
+      <w:r>
+        <w:t>ProductCard.jsx</w:t>
+      </w:r>
+      <w:proofErr w:type="spellEnd"/>
+      <w:r>
+        <w:t>:</w:t>
+      </w:r>
+    </w:p>
+    <w:p>
+      <w:proofErr w:type="spellStart"/>
+      <w:r>
+        <w:t>jsx</w:t>
+      </w:r>
+      <w:proofErr w:type="spellEnd"/>
+    </w:p>
+    <w:p>
+      <w:r>
+        <w:t xml:space="preserve">            {</w:t>
+      </w:r>
+      <w:proofErr w:type="spellStart"/>
+      <w:proofErr w:type="gramStart"/>
+      <w:r>
+        <w:t>product.unit</w:t>
+      </w:r>
+      <w:proofErr w:type="spellEnd"/>
+      <w:proofErr w:type="gramEnd"/>
+      <w:r>
+        <w:t xml:space="preserve"> &amp;&amp; (</w:t>
+      </w:r>
+    </w:p>
+    <w:p>
+      <w:r>
+        <w:t xml:space="preserve">              &lt;span </w:t>
+      </w:r>
+      <w:proofErr w:type="spellStart"/>
+      <w:r>
+        <w:t>className</w:t>
+      </w:r>
+      <w:proofErr w:type="spellEnd"/>
+      <w:r>
+        <w:t>='hp-product-</w:t>
+      </w:r>
+      <w:proofErr w:type="spellStart"/>
+      <w:r>
+        <w:t>card__unit</w:t>
+      </w:r>
+      <w:proofErr w:type="spellEnd"/>
+      <w:r>
+        <w:t>'&gt;/ {</w:t>
+      </w:r>
+      <w:proofErr w:type="spellStart"/>
+      <w:proofErr w:type="gramStart"/>
+      <w:r>
+        <w:t>product.unit</w:t>
+      </w:r>
+      <w:proofErr w:type="spellEnd"/>
+      <w:proofErr w:type="gramEnd"/>
+      <w:r>
+        <w:t>}&lt;/span&gt;</w:t>
+      </w:r>
+    </w:p>
+    <w:p>
+      <w:r>
+        <w:t xml:space="preserve">            )}</w:t>
+      </w:r>
+    </w:p>
+    <w:p>
+      <w:r>
+        <w:t>Replace with:</w:t>
+      </w:r>
+    </w:p>
+    <w:p>
+      <w:proofErr w:type="spellStart"/>
+      <w:r>
+        <w:t>jsx</w:t>
+      </w:r>
+      <w:proofErr w:type="spellEnd"/>
+    </w:p>
+    <w:p>
+      <w:r>
+        <w:t xml:space="preserve">            {/* Minimal unit badge only — no computed breakdown on grid</w:t>
+      </w:r>
+    </w:p>
+    <w:p>
+      <w:r>
+        <w:t xml:space="preserve">                cards per the locked placement decision (DEC-041). The</w:t>
+      </w:r>
+    </w:p>
+    <w:p>
+      <w:r>
+        <w:t xml:space="preserve">                full sanity check belongs only on </w:t>
+      </w:r>
+      <w:proofErr w:type="spellStart"/>
+      <w:r>
+        <w:t>ProductPage</w:t>
+      </w:r>
+      <w:proofErr w:type="spellEnd"/>
+      <w:r>
+        <w:t>. */}</w:t>
+      </w:r>
+    </w:p>
+    <w:p>
+      <w:r>
+        <w:t xml:space="preserve">            {(</w:t>
+      </w:r>
+      <w:proofErr w:type="spellStart"/>
+      <w:proofErr w:type="gramStart"/>
+      <w:r>
+        <w:t>product.unitType</w:t>
+      </w:r>
+      <w:proofErr w:type="spellEnd"/>
+      <w:proofErr w:type="gramEnd"/>
+      <w:r>
+        <w:t xml:space="preserve"> || </w:t>
+      </w:r>
+      <w:proofErr w:type="spellStart"/>
+      <w:proofErr w:type="gramStart"/>
+      <w:r>
+        <w:t>product.unit</w:t>
+      </w:r>
+      <w:proofErr w:type="spellEnd"/>
+      <w:proofErr w:type="gramEnd"/>
+      <w:r>
+        <w:t>) &amp;&amp; (</w:t>
+      </w:r>
+    </w:p>
+    <w:p>
+      <w:r>
+        <w:t xml:space="preserve">              &lt;span </w:t>
+      </w:r>
+      <w:proofErr w:type="spellStart"/>
+      <w:r>
+        <w:t>className</w:t>
+      </w:r>
+      <w:proofErr w:type="spellEnd"/>
+      <w:r>
+        <w:t>='hp-product-</w:t>
+      </w:r>
+      <w:proofErr w:type="spellStart"/>
+      <w:r>
+        <w:t>card__unit</w:t>
+      </w:r>
+      <w:proofErr w:type="spellEnd"/>
+      <w:r>
+        <w:t>'&gt;/ {</w:t>
+      </w:r>
+      <w:proofErr w:type="spellStart"/>
+      <w:proofErr w:type="gramStart"/>
+      <w:r>
+        <w:t>product.unitType</w:t>
+      </w:r>
+      <w:proofErr w:type="spellEnd"/>
+      <w:proofErr w:type="gramEnd"/>
+      <w:r>
+        <w:t xml:space="preserve"> || </w:t>
+      </w:r>
+      <w:proofErr w:type="spellStart"/>
+      <w:proofErr w:type="gramStart"/>
+      <w:r>
+        <w:t>product.unit</w:t>
+      </w:r>
+      <w:proofErr w:type="spellEnd"/>
+      <w:proofErr w:type="gramEnd"/>
+      <w:r>
+        <w:t>}&lt;/span&gt;</w:t>
+      </w:r>
+    </w:p>
+    <w:p>
+      <w:r>
+        <w:t xml:space="preserve">            )}</w:t>
+      </w:r>
+    </w:p>
+    <w:p>
+      <w:proofErr w:type="spellStart"/>
+      <w:r>
+        <w:rPr>
+          <w:b/>
+          <w:bCs/>
+        </w:rPr>
+        <w:t>OrderPage.jsx</w:t>
+      </w:r>
+      <w:proofErr w:type="spellEnd"/>
+      <w:r>
+        <w:t> — the order items list now reads from the order-item snapshot (</w:t>
+      </w:r>
+      <w:proofErr w:type="spellStart"/>
+      <w:r>
+        <w:t>unitType</w:t>
+      </w:r>
+      <w:proofErr w:type="spellEnd"/>
+      <w:r>
+        <w:t xml:space="preserve">, </w:t>
+      </w:r>
+      <w:proofErr w:type="spellStart"/>
+      <w:r>
+        <w:t>itemsPerUnit</w:t>
+      </w:r>
+      <w:proofErr w:type="spellEnd"/>
+      <w:r>
+        <w:t>) rather than a live product lookup, exactly as DEC-042 requires.</w:t>
+      </w:r>
+    </w:p>
+    <w:p>
+      <w:r>
+        <w:t xml:space="preserve">Find this in </w:t>
+      </w:r>
+      <w:proofErr w:type="spellStart"/>
+      <w:r>
+        <w:t>OrderPage.jsx</w:t>
+      </w:r>
+      <w:proofErr w:type="spellEnd"/>
+      <w:r>
+        <w:t>:</w:t>
+      </w:r>
+    </w:p>
+    <w:p>
+      <w:proofErr w:type="spellStart"/>
+      <w:r>
+        <w:t>jsx</w:t>
+      </w:r>
+      <w:proofErr w:type="spellEnd"/>
+    </w:p>
+    <w:p>
+      <w:r>
+        <w:t xml:space="preserve">                  &lt;div </w:t>
+      </w:r>
+      <w:proofErr w:type="spellStart"/>
+      <w:r>
+        <w:t>className</w:t>
+      </w:r>
+      <w:proofErr w:type="spellEnd"/>
+      <w:r>
+        <w:t>='order-</w:t>
+      </w:r>
+      <w:proofErr w:type="spellStart"/>
+      <w:r>
+        <w:t>item__info</w:t>
+      </w:r>
+      <w:proofErr w:type="spellEnd"/>
+      <w:r>
+        <w:t>'&gt;</w:t>
+      </w:r>
+    </w:p>
+    <w:p>
+      <w:r>
+        <w:t xml:space="preserve">                    &lt;Link</w:t>
+      </w:r>
+    </w:p>
+    <w:p>
+      <w:r>
+        <w:t xml:space="preserve">                      to={`/product/${</w:t>
+      </w:r>
+      <w:proofErr w:type="spellStart"/>
+      <w:proofErr w:type="gramStart"/>
+      <w:r>
+        <w:t>item.product</w:t>
+      </w:r>
+      <w:proofErr w:type="spellEnd"/>
+      <w:proofErr w:type="gramEnd"/>
+      <w:r>
+        <w:t>}`}</w:t>
+      </w:r>
+    </w:p>
+    <w:p>
+      <w:r>
+        <w:t xml:space="preserve">                      </w:t>
+      </w:r>
+      <w:proofErr w:type="spellStart"/>
+      <w:r>
+        <w:t>className</w:t>
+      </w:r>
+      <w:proofErr w:type="spellEnd"/>
+      <w:r>
+        <w:t>='order-</w:t>
+      </w:r>
+      <w:proofErr w:type="spellStart"/>
+      <w:r>
+        <w:t>item__name</w:t>
+      </w:r>
+      <w:proofErr w:type="spellEnd"/>
+      <w:r>
+        <w:t>'</w:t>
+      </w:r>
+    </w:p>
+    <w:p>
+      <w:r>
+        <w:t xml:space="preserve">                    &gt;</w:t>
+      </w:r>
+    </w:p>
+    <w:p>
+      <w:r>
+        <w:t xml:space="preserve">                      {item.name}</w:t>
+      </w:r>
+    </w:p>
+    <w:p>
+      <w:r>
+        <w:t xml:space="preserve">                    &lt;/Link&gt;</w:t>
+      </w:r>
+    </w:p>
+    <w:p>
+      <w:r>
+        <w:t xml:space="preserve">                    &lt;span </w:t>
+      </w:r>
+      <w:proofErr w:type="spellStart"/>
+      <w:r>
+        <w:t>className</w:t>
+      </w:r>
+      <w:proofErr w:type="spellEnd"/>
+      <w:r>
+        <w:t>='order-</w:t>
+      </w:r>
+      <w:proofErr w:type="spellStart"/>
+      <w:r>
+        <w:t>item__category</w:t>
+      </w:r>
+      <w:proofErr w:type="spellEnd"/>
+      <w:r>
+        <w:t>'&gt;{</w:t>
+      </w:r>
+      <w:proofErr w:type="spellStart"/>
+      <w:proofErr w:type="gramStart"/>
+      <w:r>
+        <w:t>item.category</w:t>
+      </w:r>
+      <w:proofErr w:type="spellEnd"/>
+      <w:proofErr w:type="gramEnd"/>
+      <w:r>
+        <w:t>}&lt;/span&gt;</w:t>
+      </w:r>
+    </w:p>
+    <w:p>
+      <w:r>
+        <w:t xml:space="preserve">                    {</w:t>
+      </w:r>
+      <w:proofErr w:type="spellStart"/>
+      <w:proofErr w:type="gramStart"/>
+      <w:r>
+        <w:t>item.unit</w:t>
+      </w:r>
+      <w:proofErr w:type="spellEnd"/>
+      <w:proofErr w:type="gramEnd"/>
+      <w:r>
+        <w:t xml:space="preserve"> &amp;&amp; (</w:t>
+      </w:r>
+    </w:p>
+    <w:p>
+      <w:r>
+        <w:t xml:space="preserve">                      &lt;span </w:t>
+      </w:r>
+      <w:proofErr w:type="spellStart"/>
+      <w:r>
+        <w:t>className</w:t>
+      </w:r>
+      <w:proofErr w:type="spellEnd"/>
+      <w:r>
+        <w:t>='order-</w:t>
+      </w:r>
+      <w:proofErr w:type="spellStart"/>
+      <w:r>
+        <w:t>item__unit</w:t>
+      </w:r>
+      <w:proofErr w:type="spellEnd"/>
+      <w:r>
+        <w:t>'&gt;Unit: {</w:t>
+      </w:r>
+      <w:proofErr w:type="spellStart"/>
+      <w:proofErr w:type="gramStart"/>
+      <w:r>
+        <w:t>item.unit</w:t>
+      </w:r>
+      <w:proofErr w:type="spellEnd"/>
+      <w:proofErr w:type="gramEnd"/>
+      <w:r>
+        <w:t>}&lt;/span&gt;</w:t>
+      </w:r>
+    </w:p>
+    <w:p>
+      <w:r>
+        <w:t xml:space="preserve">                    )}</w:t>
+      </w:r>
+    </w:p>
+    <w:p>
+      <w:r>
+        <w:t xml:space="preserve">                  &lt;/div&gt;</w:t>
+      </w:r>
+    </w:p>
+    <w:p>
+      <w:r>
+        <w:t>Replace with:</w:t>
+      </w:r>
+    </w:p>
+    <w:p>
+      <w:proofErr w:type="spellStart"/>
+      <w:r>
+        <w:t>jsx</w:t>
+      </w:r>
+      <w:proofErr w:type="spellEnd"/>
+    </w:p>
+    <w:p>
+      <w:r>
+        <w:t xml:space="preserve">                  &lt;div </w:t>
+      </w:r>
+      <w:proofErr w:type="spellStart"/>
+      <w:r>
+        <w:t>className</w:t>
+      </w:r>
+      <w:proofErr w:type="spellEnd"/>
+      <w:r>
+        <w:t>='order-</w:t>
+      </w:r>
+      <w:proofErr w:type="spellStart"/>
+      <w:r>
+        <w:t>item__info</w:t>
+      </w:r>
+      <w:proofErr w:type="spellEnd"/>
+      <w:r>
+        <w:t>'&gt;</w:t>
+      </w:r>
+    </w:p>
+    <w:p>
+      <w:r>
+        <w:t xml:space="preserve">                    &lt;Link</w:t>
+      </w:r>
+    </w:p>
+    <w:p>
+      <w:r>
+        <w:t xml:space="preserve">                      to={`/product/${</w:t>
+      </w:r>
+      <w:proofErr w:type="spellStart"/>
+      <w:proofErr w:type="gramStart"/>
+      <w:r>
+        <w:t>item.product</w:t>
+      </w:r>
+      <w:proofErr w:type="spellEnd"/>
+      <w:proofErr w:type="gramEnd"/>
+      <w:r>
+        <w:t>}`}</w:t>
+      </w:r>
+    </w:p>
+    <w:p>
+      <w:r>
+        <w:t xml:space="preserve">                      </w:t>
+      </w:r>
+      <w:proofErr w:type="spellStart"/>
+      <w:r>
+        <w:t>className</w:t>
+      </w:r>
+      <w:proofErr w:type="spellEnd"/>
+      <w:r>
+        <w:t>='order-</w:t>
+      </w:r>
+      <w:proofErr w:type="spellStart"/>
+      <w:r>
+        <w:t>item__name</w:t>
+      </w:r>
+      <w:proofErr w:type="spellEnd"/>
+      <w:r>
+        <w:t>'</w:t>
+      </w:r>
+    </w:p>
+    <w:p>
+      <w:r>
+        <w:t xml:space="preserve">                    &gt;</w:t>
+      </w:r>
+    </w:p>
+    <w:p>
+      <w:r>
+        <w:t xml:space="preserve">                      {item.name}</w:t>
+      </w:r>
+    </w:p>
+    <w:p>
+      <w:r>
+        <w:t xml:space="preserve">                    &lt;/Link&gt;</w:t>
+      </w:r>
+    </w:p>
+    <w:p>
+      <w:r>
+        <w:t xml:space="preserve">                    &lt;span </w:t>
+      </w:r>
+      <w:proofErr w:type="spellStart"/>
+      <w:r>
+        <w:t>className</w:t>
+      </w:r>
+      <w:proofErr w:type="spellEnd"/>
+      <w:r>
+        <w:t>='order-</w:t>
+      </w:r>
+      <w:proofErr w:type="spellStart"/>
+      <w:r>
+        <w:t>item__category</w:t>
+      </w:r>
+      <w:proofErr w:type="spellEnd"/>
+      <w:r>
+        <w:t>'&gt;{</w:t>
+      </w:r>
+      <w:proofErr w:type="spellStart"/>
+      <w:proofErr w:type="gramStart"/>
+      <w:r>
+        <w:t>item.category</w:t>
+      </w:r>
+      <w:proofErr w:type="spellEnd"/>
+      <w:proofErr w:type="gramEnd"/>
+      <w:r>
+        <w:t>}&lt;/span&gt;</w:t>
+      </w:r>
+    </w:p>
+    <w:p>
+      <w:r>
+        <w:t xml:space="preserve">                    {/* ── Wholesale unit, read from the order-item snapshot</w:t>
+      </w:r>
+    </w:p>
+    <w:p>
+      <w:r>
+        <w:t xml:space="preserve">                        (</w:t>
+      </w:r>
+      <w:proofErr w:type="spellStart"/>
+      <w:r>
+        <w:t>unitType</w:t>
+      </w:r>
+      <w:proofErr w:type="spellEnd"/>
+      <w:r>
+        <w:t xml:space="preserve">, </w:t>
+      </w:r>
+      <w:proofErr w:type="spellStart"/>
+      <w:r>
+        <w:t>itemsPerUnit</w:t>
+      </w:r>
+      <w:proofErr w:type="spellEnd"/>
+      <w:r>
+        <w:t>) — never a live product</w:t>
+      </w:r>
+    </w:p>
+    <w:p>
+      <w:r>
+        <w:t xml:space="preserve">                        lookup, per DEC-042. This guarantees what the buyer</w:t>
+      </w:r>
+    </w:p>
+    <w:p>
+      <w:r>
+        <w:t xml:space="preserve">                        saw at checkout never silently changes here. ── */}</w:t>
+      </w:r>
+    </w:p>
+    <w:p>
+      <w:r>
+        <w:t xml:space="preserve">                    &lt;span </w:t>
+      </w:r>
+      <w:proofErr w:type="spellStart"/>
+      <w:r>
+        <w:t>className</w:t>
+      </w:r>
+      <w:proofErr w:type="spellEnd"/>
+      <w:r>
+        <w:t>='order-</w:t>
+      </w:r>
+      <w:proofErr w:type="spellStart"/>
+      <w:r>
+        <w:t>item__unit</w:t>
+      </w:r>
+      <w:proofErr w:type="spellEnd"/>
+      <w:r>
+        <w:t>'&gt;</w:t>
+      </w:r>
+    </w:p>
+    <w:p>
+      <w:r>
+        <w:t xml:space="preserve">                      {</w:t>
+      </w:r>
+      <w:proofErr w:type="spellStart"/>
+      <w:r>
+        <w:t>item.qty</w:t>
+      </w:r>
+      <w:proofErr w:type="spellEnd"/>
+      <w:r>
+        <w:t>} × {</w:t>
+      </w:r>
+      <w:proofErr w:type="spellStart"/>
+      <w:proofErr w:type="gramStart"/>
+      <w:r>
+        <w:t>item.unitType</w:t>
+      </w:r>
+      <w:proofErr w:type="spellEnd"/>
+      <w:proofErr w:type="gramEnd"/>
+      <w:r>
+        <w:t xml:space="preserve"> || </w:t>
+      </w:r>
+      <w:proofErr w:type="spellStart"/>
+      <w:proofErr w:type="gramStart"/>
+      <w:r>
+        <w:t>item.unit</w:t>
+      </w:r>
+      <w:proofErr w:type="spellEnd"/>
+      <w:proofErr w:type="gramEnd"/>
+      <w:r>
+        <w:t xml:space="preserve"> || 'Per Unit'}</w:t>
+      </w:r>
+    </w:p>
+    <w:p>
+      <w:r>
+        <w:t xml:space="preserve">                    &lt;/span&gt;</w:t>
+      </w:r>
+    </w:p>
+    <w:p>
+      <w:r>
+        <w:t xml:space="preserve">                    {</w:t>
+      </w:r>
+      <w:proofErr w:type="spellStart"/>
+      <w:proofErr w:type="gramStart"/>
+      <w:r>
+        <w:t>item.itemsPerUnit</w:t>
+      </w:r>
+      <w:proofErr w:type="spellEnd"/>
+      <w:proofErr w:type="gramEnd"/>
+      <w:r>
+        <w:t xml:space="preserve"> &gt; 1 &amp;&amp; (</w:t>
+      </w:r>
+    </w:p>
+    <w:p>
+      <w:r>
+        <w:t xml:space="preserve">                      &lt;span </w:t>
+      </w:r>
+      <w:proofErr w:type="spellStart"/>
+      <w:r>
+        <w:t>className</w:t>
+      </w:r>
+      <w:proofErr w:type="spellEnd"/>
+      <w:r>
+        <w:t>='order-</w:t>
+      </w:r>
+      <w:proofErr w:type="spellStart"/>
+      <w:r>
+        <w:t>item__per</w:t>
+      </w:r>
+      <w:proofErr w:type="spellEnd"/>
+      <w:r>
+        <w:t>-piece'&gt;</w:t>
+      </w:r>
+    </w:p>
+    <w:p>
+      <w:r>
+        <w:t xml:space="preserve">                        ≈ {</w:t>
+      </w:r>
+      <w:proofErr w:type="spellStart"/>
+      <w:proofErr w:type="gramStart"/>
+      <w:r>
+        <w:t>formatKES</w:t>
+      </w:r>
+      <w:proofErr w:type="spellEnd"/>
+      <w:r>
+        <w:t>(</w:t>
+      </w:r>
+      <w:proofErr w:type="spellStart"/>
+      <w:r>
+        <w:t>item.priceAtPurchase</w:t>
+      </w:r>
+      <w:proofErr w:type="spellEnd"/>
+      <w:proofErr w:type="gramEnd"/>
+      <w:r>
+        <w:t xml:space="preserve"> / </w:t>
+      </w:r>
+      <w:proofErr w:type="spellStart"/>
+      <w:proofErr w:type="gramStart"/>
+      <w:r>
+        <w:t>item.itemsPerUnit</w:t>
+      </w:r>
+      <w:proofErr w:type="spellEnd"/>
+      <w:proofErr w:type="gramEnd"/>
+      <w:r>
+        <w:t xml:space="preserve">)} per piece </w:t>
+      </w:r>
+      <w:proofErr w:type="gramStart"/>
+      <w:r>
+        <w:t>—{</w:t>
+      </w:r>
+      <w:proofErr w:type="gramEnd"/>
+      <w:r>
+        <w:t>' '}</w:t>
+      </w:r>
+    </w:p>
+    <w:p>
+      <w:r>
+        <w:t xml:space="preserve">                        {</w:t>
+      </w:r>
+      <w:proofErr w:type="spellStart"/>
+      <w:proofErr w:type="gramStart"/>
+      <w:r>
+        <w:t>item.itemsPerUnit</w:t>
+      </w:r>
+      <w:proofErr w:type="spellEnd"/>
+      <w:proofErr w:type="gramEnd"/>
+      <w:r>
+        <w:t>} pieces per {(</w:t>
+      </w:r>
+      <w:proofErr w:type="spellStart"/>
+      <w:proofErr w:type="gramStart"/>
+      <w:r>
+        <w:t>item.unitType</w:t>
+      </w:r>
+      <w:proofErr w:type="spellEnd"/>
+      <w:proofErr w:type="gramEnd"/>
+      <w:r>
+        <w:t xml:space="preserve"> || 'unit'</w:t>
+      </w:r>
+      <w:proofErr w:type="gramStart"/>
+      <w:r>
+        <w:t>).</w:t>
+      </w:r>
+      <w:proofErr w:type="spellStart"/>
+      <w:r>
+        <w:t>toLowerCase</w:t>
+      </w:r>
+      <w:proofErr w:type="spellEnd"/>
+      <w:proofErr w:type="gramEnd"/>
+      <w:r>
+        <w:t>()}</w:t>
+      </w:r>
+    </w:p>
+    <w:p>
+      <w:r>
+        <w:t xml:space="preserve">                      &lt;/span&gt;</w:t>
+      </w:r>
+    </w:p>
+    <w:p>
+      <w:r>
+        <w:t xml:space="preserve">                    )}</w:t>
+      </w:r>
+    </w:p>
+    <w:p>
+      <w:r>
+        <w:t xml:space="preserve">                  &lt;/div&gt;</w:t>
+      </w:r>
+    </w:p>
+    <w:p>
+      <w:r>
+        <w:t>Add this CSS to the end of frontend/</w:t>
+      </w:r>
+      <w:proofErr w:type="spellStart"/>
+      <w:r>
+        <w:t>src</w:t>
+      </w:r>
+      <w:proofErr w:type="spellEnd"/>
+      <w:r>
+        <w:t>/pages/OrderPage.css:</w:t>
+      </w:r>
+    </w:p>
+    <w:p>
+      <w:proofErr w:type="spellStart"/>
+      <w:r>
+        <w:t>css</w:t>
+      </w:r>
+      <w:proofErr w:type="spellEnd"/>
+    </w:p>
+    <w:p>
+      <w:r>
+        <w:t>/* ── Wholesale unit snapshot display (DEC-042) ───────────────────────── */</w:t>
+      </w:r>
+    </w:p>
+    <w:p>
+      <w:proofErr w:type="gramStart"/>
+      <w:r>
+        <w:t>.order</w:t>
+      </w:r>
+      <w:proofErr w:type="gramEnd"/>
+      <w:r>
+        <w:t>-</w:t>
+      </w:r>
+      <w:proofErr w:type="spellStart"/>
+      <w:r>
+        <w:t>item__per</w:t>
+      </w:r>
+      <w:proofErr w:type="spellEnd"/>
+      <w:r>
+        <w:t>-piece {</w:t>
+      </w:r>
+    </w:p>
+    <w:p>
+      <w:r>
+        <w:t xml:space="preserve">    display: block;</w:t>
+      </w:r>
+    </w:p>
+    <w:p>
+      <w:r>
+        <w:t xml:space="preserve">    font-size: 0.72rem;</w:t>
+      </w:r>
+    </w:p>
+    <w:p>
+      <w:r>
+        <w:t xml:space="preserve">    color: #999;</w:t>
+      </w:r>
+    </w:p>
+    <w:p>
+      <w:r>
+        <w:t xml:space="preserve">    margin-top: 2px;</w:t>
+      </w:r>
+    </w:p>
+    <w:p>
+      <w:r>
+        <w:t>}</w:t>
+      </w:r>
+    </w:p>
+    <w:p>
+      <w:proofErr w:type="spellStart"/>
+      <w:r>
+        <w:rPr>
+          <w:b/>
+          <w:bCs/>
+        </w:rPr>
+        <w:t>ReceiptModal.jsx</w:t>
+      </w:r>
+      <w:proofErr w:type="spellEnd"/>
+      <w:r>
+        <w:t> — the printed receipt inherits from the exact same snapshot, so what the buyer saw before paying matches what the receipt says afterward.</w:t>
+      </w:r>
+    </w:p>
+    <w:p>
+      <w:r>
+        <w:t>Find this in frontend/</w:t>
+      </w:r>
+      <w:proofErr w:type="spellStart"/>
+      <w:r>
+        <w:t>src</w:t>
+      </w:r>
+      <w:proofErr w:type="spellEnd"/>
+      <w:r>
+        <w:t>/components/</w:t>
+      </w:r>
+      <w:proofErr w:type="spellStart"/>
+      <w:r>
+        <w:t>ReceiptModal</w:t>
+      </w:r>
+      <w:proofErr w:type="spellEnd"/>
+      <w:r>
+        <w:t>/</w:t>
+      </w:r>
+      <w:proofErr w:type="spellStart"/>
+      <w:r>
+        <w:t>ReceiptModal.jsx</w:t>
+      </w:r>
+      <w:proofErr w:type="spellEnd"/>
+      <w:r>
+        <w:t>:</w:t>
+      </w:r>
+    </w:p>
+    <w:p>
+      <w:proofErr w:type="spellStart"/>
+      <w:r>
+        <w:t>jsx</w:t>
+      </w:r>
+      <w:proofErr w:type="spellEnd"/>
+    </w:p>
+    <w:p>
+      <w:r>
+        <w:t xml:space="preserve">              {</w:t>
+      </w:r>
+      <w:proofErr w:type="spellStart"/>
+      <w:r>
+        <w:t>order.orderItems.map</w:t>
+      </w:r>
+      <w:proofErr w:type="spellEnd"/>
+      <w:r>
+        <w:t>((item) =&gt; (</w:t>
+      </w:r>
+    </w:p>
+    <w:p>
+      <w:r>
+        <w:t xml:space="preserve">                &lt;tr key</w:t>
+      </w:r>
+      <w:proofErr w:type="gramStart"/>
+      <w:r>
+        <w:t>={</w:t>
+      </w:r>
+      <w:proofErr w:type="spellStart"/>
+      <w:r>
+        <w:t>item._</w:t>
+      </w:r>
+      <w:proofErr w:type="gramEnd"/>
+      <w:r>
+        <w:t>id</w:t>
+      </w:r>
+      <w:proofErr w:type="spellEnd"/>
+      <w:r>
+        <w:t xml:space="preserve"> || </w:t>
+      </w:r>
+      <w:proofErr w:type="spellStart"/>
+      <w:proofErr w:type="gramStart"/>
+      <w:r>
+        <w:t>item.product</w:t>
+      </w:r>
+      <w:proofErr w:type="spellEnd"/>
+      <w:proofErr w:type="gramEnd"/>
+      <w:r>
+        <w:t>}&gt;</w:t>
+      </w:r>
+    </w:p>
+    <w:p>
+      <w:r>
+        <w:t xml:space="preserve">                  &lt;td&gt;{</w:t>
+      </w:r>
+      <w:proofErr w:type="gramStart"/>
+      <w:r>
+        <w:t>item.name}&lt;</w:t>
+      </w:r>
+      <w:proofErr w:type="gramEnd"/>
+      <w:r>
+        <w:t>/td&gt;</w:t>
+      </w:r>
+    </w:p>
+    <w:p>
+      <w:r>
+        <w:t xml:space="preserve">                  &lt;td </w:t>
+      </w:r>
+      <w:proofErr w:type="spellStart"/>
+      <w:r>
+        <w:t>className</w:t>
+      </w:r>
+      <w:proofErr w:type="spellEnd"/>
+      <w:r>
+        <w:t>='text-right'&gt;{</w:t>
+      </w:r>
+      <w:proofErr w:type="spellStart"/>
+      <w:proofErr w:type="gramStart"/>
+      <w:r>
+        <w:t>item.qty</w:t>
+      </w:r>
+      <w:proofErr w:type="spellEnd"/>
+      <w:r>
+        <w:t>}&lt;</w:t>
+      </w:r>
+      <w:proofErr w:type="gramEnd"/>
+      <w:r>
+        <w:t>/td&gt;</w:t>
+      </w:r>
+    </w:p>
+    <w:p>
+      <w:r>
+        <w:t xml:space="preserve">                  &lt;td </w:t>
+      </w:r>
+      <w:proofErr w:type="spellStart"/>
+      <w:r>
+        <w:t>className</w:t>
+      </w:r>
+      <w:proofErr w:type="spellEnd"/>
+      <w:r>
+        <w:t>='text-right'&gt;{</w:t>
+      </w:r>
+      <w:proofErr w:type="spellStart"/>
+      <w:r>
+        <w:t>formatKES</w:t>
+      </w:r>
+      <w:proofErr w:type="spellEnd"/>
+      <w:r>
+        <w:t>(</w:t>
+      </w:r>
+      <w:proofErr w:type="spellStart"/>
+      <w:proofErr w:type="gramStart"/>
+      <w:r>
+        <w:t>item.priceAtPurchase</w:t>
+      </w:r>
+      <w:proofErr w:type="spellEnd"/>
+      <w:r>
+        <w:t>)}&lt;</w:t>
+      </w:r>
+      <w:proofErr w:type="gramEnd"/>
+      <w:r>
+        <w:t>/td&gt;</w:t>
+      </w:r>
+    </w:p>
+    <w:p>
+      <w:r>
+        <w:t xml:space="preserve">                  &lt;td </w:t>
+      </w:r>
+      <w:proofErr w:type="spellStart"/>
+      <w:r>
+        <w:t>className</w:t>
+      </w:r>
+      <w:proofErr w:type="spellEnd"/>
+      <w:r>
+        <w:t>='text-right'</w:t>
+      </w:r>
+      <w:proofErr w:type="gramStart"/>
+      <w:r>
+        <w:t>&gt;{</w:t>
+      </w:r>
+      <w:proofErr w:type="spellStart"/>
+      <w:r>
+        <w:t>formatKES</w:t>
+      </w:r>
+      <w:proofErr w:type="spellEnd"/>
+      <w:r>
+        <w:t>(</w:t>
+      </w:r>
+      <w:proofErr w:type="spellStart"/>
+      <w:proofErr w:type="gramEnd"/>
+      <w:r>
+        <w:t>item.qty</w:t>
+      </w:r>
+      <w:proofErr w:type="spellEnd"/>
+      <w:r>
+        <w:t xml:space="preserve"> * </w:t>
+      </w:r>
+      <w:proofErr w:type="spellStart"/>
+      <w:proofErr w:type="gramStart"/>
+      <w:r>
+        <w:t>item.priceAtPurchase</w:t>
+      </w:r>
+      <w:proofErr w:type="spellEnd"/>
+      <w:r>
+        <w:t>)}&lt;</w:t>
+      </w:r>
+      <w:proofErr w:type="gramEnd"/>
+      <w:r>
+        <w:t>/td&gt;</w:t>
+      </w:r>
+    </w:p>
+    <w:p>
+      <w:r>
+        <w:t xml:space="preserve">                &lt;/tr&gt;</w:t>
+      </w:r>
+    </w:p>
+    <w:p>
+      <w:r>
+        <w:t xml:space="preserve">              ))}</w:t>
+      </w:r>
+    </w:p>
+    <w:p>
+      <w:r>
+        <w:t>Replace with:</w:t>
+      </w:r>
+    </w:p>
+    <w:p>
+      <w:proofErr w:type="spellStart"/>
+      <w:r>
+        <w:t>jsx</w:t>
+      </w:r>
+      <w:proofErr w:type="spellEnd"/>
+    </w:p>
+    <w:p>
+      <w:r>
+        <w:t xml:space="preserve">              {</w:t>
+      </w:r>
+      <w:proofErr w:type="spellStart"/>
+      <w:r>
+        <w:t>order.orderItems.map</w:t>
+      </w:r>
+      <w:proofErr w:type="spellEnd"/>
+      <w:r>
+        <w:t>((item) =&gt; (</w:t>
+      </w:r>
+    </w:p>
+    <w:p>
+      <w:r>
+        <w:t xml:space="preserve">                &lt;tr key</w:t>
+      </w:r>
+      <w:proofErr w:type="gramStart"/>
+      <w:r>
+        <w:t>={</w:t>
+      </w:r>
+      <w:proofErr w:type="spellStart"/>
+      <w:r>
+        <w:t>item._</w:t>
+      </w:r>
+      <w:proofErr w:type="gramEnd"/>
+      <w:r>
+        <w:t>id</w:t>
+      </w:r>
+      <w:proofErr w:type="spellEnd"/>
+      <w:r>
+        <w:t xml:space="preserve"> || </w:t>
+      </w:r>
+      <w:proofErr w:type="spellStart"/>
+      <w:proofErr w:type="gramStart"/>
+      <w:r>
+        <w:t>item.product</w:t>
+      </w:r>
+      <w:proofErr w:type="spellEnd"/>
+      <w:proofErr w:type="gramEnd"/>
+      <w:r>
+        <w:t>}&gt;</w:t>
+      </w:r>
+    </w:p>
+    <w:p>
+      <w:r>
+        <w:t xml:space="preserve">                  &lt;td&gt;</w:t>
+      </w:r>
+    </w:p>
+    <w:p>
+      <w:r>
+        <w:t xml:space="preserve">                    {item.name}</w:t>
+      </w:r>
+    </w:p>
+    <w:p>
+      <w:r>
+        <w:t xml:space="preserve">                    {/* ── Wholesale unit, sourced from the order-item</w:t>
+      </w:r>
+    </w:p>
+    <w:p>
+      <w:r>
+        <w:t xml:space="preserve">                        snapshot — never a live product lookup ── */}</w:t>
+      </w:r>
+    </w:p>
+    <w:p>
+      <w:r>
+        <w:t xml:space="preserve">                    &lt;div </w:t>
+      </w:r>
+      <w:proofErr w:type="spellStart"/>
+      <w:r>
+        <w:t>className</w:t>
+      </w:r>
+      <w:proofErr w:type="spellEnd"/>
+      <w:r>
+        <w:t>='receipt-</w:t>
+      </w:r>
+      <w:proofErr w:type="spellStart"/>
+      <w:r>
+        <w:t>doc__item</w:t>
+      </w:r>
+      <w:proofErr w:type="spellEnd"/>
+      <w:r>
+        <w:t>-unit'&gt;</w:t>
+      </w:r>
+    </w:p>
+    <w:p>
+      <w:r>
+        <w:t xml:space="preserve">                      {</w:t>
+      </w:r>
+      <w:proofErr w:type="spellStart"/>
+      <w:proofErr w:type="gramStart"/>
+      <w:r>
+        <w:t>item.unitType</w:t>
+      </w:r>
+      <w:proofErr w:type="spellEnd"/>
+      <w:proofErr w:type="gramEnd"/>
+      <w:r>
+        <w:t xml:space="preserve"> || </w:t>
+      </w:r>
+      <w:proofErr w:type="spellStart"/>
+      <w:proofErr w:type="gramStart"/>
+      <w:r>
+        <w:t>item.unit</w:t>
+      </w:r>
+      <w:proofErr w:type="spellEnd"/>
+      <w:proofErr w:type="gramEnd"/>
+      <w:r>
+        <w:t xml:space="preserve"> || 'Per Unit'}</w:t>
+      </w:r>
+    </w:p>
+    <w:p>
+      <w:r>
+        <w:t xml:space="preserve">                      {</w:t>
+      </w:r>
+      <w:proofErr w:type="spellStart"/>
+      <w:proofErr w:type="gramStart"/>
+      <w:r>
+        <w:t>item.itemsPerUnit</w:t>
+      </w:r>
+      <w:proofErr w:type="spellEnd"/>
+      <w:proofErr w:type="gramEnd"/>
+      <w:r>
+        <w:t xml:space="preserve"> &gt; 1 &amp;&amp; (</w:t>
+      </w:r>
+    </w:p>
+    <w:p>
+      <w:r>
+        <w:t xml:space="preserve">                        &lt;&gt; — ≈ {</w:t>
+      </w:r>
+      <w:proofErr w:type="spellStart"/>
+      <w:proofErr w:type="gramStart"/>
+      <w:r>
+        <w:t>formatKES</w:t>
+      </w:r>
+      <w:proofErr w:type="spellEnd"/>
+      <w:r>
+        <w:t>(</w:t>
+      </w:r>
+      <w:proofErr w:type="spellStart"/>
+      <w:r>
+        <w:t>item.priceAtPurchase</w:t>
+      </w:r>
+      <w:proofErr w:type="spellEnd"/>
+      <w:proofErr w:type="gramEnd"/>
+      <w:r>
+        <w:t xml:space="preserve"> / </w:t>
+      </w:r>
+      <w:proofErr w:type="spellStart"/>
+      <w:proofErr w:type="gramStart"/>
+      <w:r>
+        <w:t>item.itemsPerUnit</w:t>
+      </w:r>
+      <w:proofErr w:type="spellEnd"/>
+      <w:proofErr w:type="gramEnd"/>
+      <w:r>
+        <w:t>)} per piece ({</w:t>
+      </w:r>
+      <w:proofErr w:type="spellStart"/>
+      <w:proofErr w:type="gramStart"/>
+      <w:r>
+        <w:t>item.itemsPerUnit</w:t>
+      </w:r>
+      <w:proofErr w:type="spellEnd"/>
+      <w:proofErr w:type="gramEnd"/>
+      <w:r>
+        <w:t>}/</w:t>
+      </w:r>
+      <w:proofErr w:type="gramStart"/>
+      <w:r>
+        <w:t>unit)&lt;</w:t>
+      </w:r>
+      <w:proofErr w:type="gramEnd"/>
+      <w:r>
+        <w:t>/&gt;</w:t>
+      </w:r>
+    </w:p>
+    <w:p>
+      <w:r>
+        <w:t xml:space="preserve">                      )}</w:t>
+      </w:r>
+    </w:p>
+    <w:p>
+      <w:r>
+        <w:t xml:space="preserve">                    &lt;/div&gt;</w:t>
+      </w:r>
+    </w:p>
+    <w:p>
+      <w:r>
+        <w:t xml:space="preserve">                  &lt;/td&gt;</w:t>
+      </w:r>
+    </w:p>
+    <w:p>
+      <w:r>
+        <w:t xml:space="preserve">                  &lt;td </w:t>
+      </w:r>
+      <w:proofErr w:type="spellStart"/>
+      <w:r>
+        <w:t>className</w:t>
+      </w:r>
+      <w:proofErr w:type="spellEnd"/>
+      <w:r>
+        <w:t>='text-right'&gt;{</w:t>
+      </w:r>
+      <w:proofErr w:type="spellStart"/>
+      <w:proofErr w:type="gramStart"/>
+      <w:r>
+        <w:t>item.qty</w:t>
+      </w:r>
+      <w:proofErr w:type="spellEnd"/>
+      <w:r>
+        <w:t>}&lt;</w:t>
+      </w:r>
+      <w:proofErr w:type="gramEnd"/>
+      <w:r>
+        <w:t>/td&gt;</w:t>
+      </w:r>
+    </w:p>
+    <w:p>
+      <w:r>
+        <w:t xml:space="preserve">                  &lt;td </w:t>
+      </w:r>
+      <w:proofErr w:type="spellStart"/>
+      <w:r>
+        <w:t>className</w:t>
+      </w:r>
+      <w:proofErr w:type="spellEnd"/>
+      <w:r>
+        <w:t>='text-right'&gt;{</w:t>
+      </w:r>
+      <w:proofErr w:type="spellStart"/>
+      <w:r>
+        <w:t>formatKES</w:t>
+      </w:r>
+      <w:proofErr w:type="spellEnd"/>
+      <w:r>
+        <w:t>(</w:t>
+      </w:r>
+      <w:proofErr w:type="spellStart"/>
+      <w:proofErr w:type="gramStart"/>
+      <w:r>
+        <w:t>item.priceAtPurchase</w:t>
+      </w:r>
+      <w:proofErr w:type="spellEnd"/>
+      <w:r>
+        <w:t>)}&lt;</w:t>
+      </w:r>
+      <w:proofErr w:type="gramEnd"/>
+      <w:r>
+        <w:t>/td&gt;</w:t>
+      </w:r>
+    </w:p>
+    <w:p>
+      <w:r>
+        <w:t xml:space="preserve">                  &lt;td </w:t>
+      </w:r>
+      <w:proofErr w:type="spellStart"/>
+      <w:r>
+        <w:t>className</w:t>
+      </w:r>
+      <w:proofErr w:type="spellEnd"/>
+      <w:r>
+        <w:t>='text-right'</w:t>
+      </w:r>
+      <w:proofErr w:type="gramStart"/>
+      <w:r>
+        <w:t>&gt;{</w:t>
+      </w:r>
+      <w:proofErr w:type="spellStart"/>
+      <w:r>
+        <w:t>formatKES</w:t>
+      </w:r>
+      <w:proofErr w:type="spellEnd"/>
+      <w:r>
+        <w:t>(</w:t>
+      </w:r>
+      <w:proofErr w:type="spellStart"/>
+      <w:proofErr w:type="gramEnd"/>
+      <w:r>
+        <w:t>item.qty</w:t>
+      </w:r>
+      <w:proofErr w:type="spellEnd"/>
+      <w:r>
+        <w:t xml:space="preserve"> * </w:t>
+      </w:r>
+      <w:proofErr w:type="spellStart"/>
+      <w:proofErr w:type="gramStart"/>
+      <w:r>
+        <w:t>item.priceAtPurchase</w:t>
+      </w:r>
+      <w:proofErr w:type="spellEnd"/>
+      <w:r>
+        <w:t>)}&lt;</w:t>
+      </w:r>
+      <w:proofErr w:type="gramEnd"/>
+      <w:r>
+        <w:t>/td&gt;</w:t>
+      </w:r>
+    </w:p>
+    <w:p>
+      <w:r>
+        <w:t xml:space="preserve">                &lt;/tr&gt;</w:t>
+      </w:r>
+    </w:p>
+    <w:p>
+      <w:r>
+        <w:t xml:space="preserve">              ))}</w:t>
+      </w:r>
+    </w:p>
+    <w:p>
+      <w:r>
+        <w:t>Add this CSS to the end of frontend/</w:t>
+      </w:r>
+      <w:proofErr w:type="spellStart"/>
+      <w:r>
+        <w:t>src</w:t>
+      </w:r>
+      <w:proofErr w:type="spellEnd"/>
+      <w:r>
+        <w:t>/components/</w:t>
+      </w:r>
+      <w:proofErr w:type="spellStart"/>
+      <w:r>
+        <w:t>ReceiptModal</w:t>
+      </w:r>
+      <w:proofErr w:type="spellEnd"/>
+      <w:r>
+        <w:t>/ReceiptModal.css:</w:t>
+      </w:r>
+    </w:p>
+    <w:p>
+      <w:proofErr w:type="spellStart"/>
+      <w:r>
+        <w:t>css</w:t>
+      </w:r>
+      <w:proofErr w:type="spellEnd"/>
+    </w:p>
+    <w:p>
+      <w:r>
+        <w:t>/* ── Wholesale unit snapshot display (DEC-042) ───────────────────────── */</w:t>
+      </w:r>
+    </w:p>
+    <w:p>
+      <w:proofErr w:type="gramStart"/>
+      <w:r>
+        <w:t>.receipt</w:t>
+      </w:r>
+      <w:proofErr w:type="gramEnd"/>
+      <w:r>
+        <w:t>-</w:t>
+      </w:r>
+      <w:proofErr w:type="spellStart"/>
+      <w:r>
+        <w:t>doc__item</w:t>
+      </w:r>
+      <w:proofErr w:type="spellEnd"/>
+      <w:r>
+        <w:t>-unit {</w:t>
+      </w:r>
+    </w:p>
+    <w:p>
+      <w:r>
+        <w:t xml:space="preserve">    font-size: 10px;</w:t>
+      </w:r>
+    </w:p>
+    <w:p>
+      <w:r>
+        <w:t xml:space="preserve">    color: #999;</w:t>
+      </w:r>
+    </w:p>
+    <w:p>
+      <w:r>
+        <w:t xml:space="preserve">    margin-top: 2px;</w:t>
+      </w:r>
+    </w:p>
+    <w:p>
+      <w:r>
+        <w:t xml:space="preserve">    font-style: italic;</w:t>
+      </w:r>
+    </w:p>
+    <w:p>
+      <w:r>
+        <w:t>}</w:t>
+      </w:r>
+    </w:p>
+    <w:p>
+      <w:r>
+        <w:t xml:space="preserve">That closes </w:t>
+      </w:r>
+      <w:proofErr w:type="spellStart"/>
+      <w:r>
+        <w:t>ProductPage</w:t>
+      </w:r>
+      <w:proofErr w:type="spellEnd"/>
+      <w:r>
+        <w:t xml:space="preserve">, </w:t>
+      </w:r>
+      <w:proofErr w:type="spellStart"/>
+      <w:r>
+        <w:t>ProductCard</w:t>
+      </w:r>
+      <w:proofErr w:type="spellEnd"/>
+      <w:r>
+        <w:t xml:space="preserve">, </w:t>
+      </w:r>
+      <w:proofErr w:type="spellStart"/>
+      <w:r>
+        <w:t>OrderPage</w:t>
+      </w:r>
+      <w:proofErr w:type="spellEnd"/>
+      <w:r>
+        <w:t xml:space="preserve">, and </w:t>
+      </w:r>
+      <w:proofErr w:type="spellStart"/>
+      <w:r>
+        <w:t>ReceiptModal</w:t>
+      </w:r>
+      <w:proofErr w:type="spellEnd"/>
+      <w:r>
+        <w:t xml:space="preserve"> — four of the five places named in the placement decision.</w:t>
+      </w:r>
+    </w:p>
+    <w:p>
+      <w:r>
+        <w:t xml:space="preserve">The one piece I can't safely do yet is </w:t>
+      </w:r>
+      <w:proofErr w:type="spellStart"/>
+      <w:r>
+        <w:t>CartPage</w:t>
+      </w:r>
+      <w:proofErr w:type="spellEnd"/>
+      <w:r>
+        <w:t>. The cart item structure today only carries product, image, name, price, qty — no </w:t>
+      </w:r>
+      <w:proofErr w:type="spellStart"/>
+      <w:r>
+        <w:t>unitType</w:t>
+      </w:r>
+      <w:proofErr w:type="spellEnd"/>
+      <w:r>
+        <w:t> or </w:t>
+      </w:r>
+      <w:proofErr w:type="spellStart"/>
+      <w:r>
+        <w:t>itemsPerUnit</w:t>
+      </w:r>
+      <w:proofErr w:type="spellEnd"/>
+      <w:r>
+        <w:t>. Per the non-negotiable rule, </w:t>
+      </w:r>
+      <w:proofErr w:type="spellStart"/>
+      <w:r>
+        <w:t>addToCart</w:t>
+      </w:r>
+      <w:proofErr w:type="spellEnd"/>
+      <w:r>
+        <w:t> is only ever dispatched with </w:t>
+      </w:r>
+      <w:proofErr w:type="gramStart"/>
+      <w:r>
+        <w:t>{ id</w:t>
+      </w:r>
+      <w:proofErr w:type="gramEnd"/>
+      <w:r>
+        <w:t xml:space="preserve">, </w:t>
+      </w:r>
+      <w:proofErr w:type="gramStart"/>
+      <w:r>
+        <w:t>qty }</w:t>
+      </w:r>
+      <w:proofErr w:type="gramEnd"/>
+      <w:r>
+        <w:t xml:space="preserve">, never the spread product object, which means the actual cart item gets built and enriched somewhere inside cartSlice.js — most likely a </w:t>
+      </w:r>
+      <w:proofErr w:type="spellStart"/>
+      <w:r>
+        <w:t>thunk</w:t>
+      </w:r>
+      <w:proofErr w:type="spellEnd"/>
+      <w:r>
+        <w:t xml:space="preserve"> that fetches the product. I need to see that file before adding the two new fields there, otherwise I risk guessing the enrichment pattern wrong and breaking the cart, which is the one piece of this codebase with a hard "never change this" rule attached to it.</w:t>
+      </w:r>
+    </w:p>
+    <w:p>
+      <w:r>
+        <w:t>Paste frontend/</w:t>
+      </w:r>
+      <w:proofErr w:type="spellStart"/>
+      <w:r>
+        <w:t>src</w:t>
+      </w:r>
+      <w:proofErr w:type="spellEnd"/>
+      <w:r>
+        <w:t xml:space="preserve">/redux/slices/cartSlice.js and I'll finish </w:t>
+      </w:r>
+      <w:proofErr w:type="spellStart"/>
+      <w:r>
+        <w:t>CartPage</w:t>
+      </w:r>
+      <w:proofErr w:type="spellEnd"/>
+      <w:r>
+        <w:t xml:space="preserve"> in the same pass — compact per-line display, matching the same logic just used everywhere else.</w:t>
+      </w:r>
+    </w:p>
+    <w:p>
+      <w:r>
+        <w:rPr>
+          <w:b/>
+          <w:bCs/>
+        </w:rPr>
+        <w:t>Testing checklist for what's done now:</w:t>
+      </w:r>
+      <w:r>
+        <w:br/>
+        <w:t>Restart the frontend. Open the Samsung carton product page — beneath the buy-box price you should see "/ Carton" next to the price, and a grey line reading "≈ KES X per piece — 10 pieces per carton". On the homepage grid, the same product's card should show only "/ Carton" with no breakdown line. Open the order you pasted earlier (the one with the timestamp issue) — the order item should now show "1 × Carton" and a per-piece line underneath using the snapshot values (</w:t>
+      </w:r>
+      <w:proofErr w:type="spellStart"/>
+      <w:r>
+        <w:t>itemsPerUnit</w:t>
+      </w:r>
+      <w:proofErr w:type="spellEnd"/>
+      <w:r>
+        <w:t xml:space="preserve">: 10, </w:t>
+      </w:r>
+      <w:proofErr w:type="spellStart"/>
+      <w:r>
+        <w:t>priceAtPurchase</w:t>
+      </w:r>
+      <w:proofErr w:type="spellEnd"/>
+      <w:r>
+        <w:t xml:space="preserve">: 39999), not a fresh product lookup. Open that order's receipt via View Receipt — the item row should show the same unit info in small italic text beneath the product name. Edit that same product's </w:t>
+      </w:r>
+      <w:proofErr w:type="spellStart"/>
+      <w:r>
+        <w:t>itemsPerUnit</w:t>
+      </w:r>
+      <w:proofErr w:type="spellEnd"/>
+      <w:r>
+        <w:t xml:space="preserve"> in </w:t>
+      </w:r>
+      <w:proofErr w:type="spellStart"/>
+      <w:r>
+        <w:t>AdminProductEditPage</w:t>
+      </w:r>
+      <w:proofErr w:type="spellEnd"/>
+      <w:r>
+        <w:t xml:space="preserve"> to a different number and save, then reload the existing order and receipt — both must still show the original snapshot value, not the new one, proving the snapshot is holding.</w:t>
+      </w:r>
+    </w:p>
+    <w:p>
+      <w:r>
+        <w:t xml:space="preserve">import </w:t>
+      </w:r>
+      <w:proofErr w:type="gramStart"/>
+      <w:r>
+        <w:t xml:space="preserve">{ </w:t>
+      </w:r>
+      <w:proofErr w:type="spellStart"/>
+      <w:r>
+        <w:t>createSlice</w:t>
+      </w:r>
+      <w:proofErr w:type="spellEnd"/>
+      <w:proofErr w:type="gramEnd"/>
+      <w:r>
+        <w:t xml:space="preserve">, </w:t>
+      </w:r>
+      <w:proofErr w:type="spellStart"/>
+      <w:proofErr w:type="gramStart"/>
+      <w:r>
+        <w:t>createAsyncThunk</w:t>
+      </w:r>
+      <w:proofErr w:type="spellEnd"/>
+      <w:r>
+        <w:t xml:space="preserve"> }</w:t>
+      </w:r>
+      <w:proofErr w:type="gramEnd"/>
+      <w:r>
+        <w:t xml:space="preserve"> from '@</w:t>
+      </w:r>
+      <w:proofErr w:type="spellStart"/>
+      <w:r>
+        <w:t>reduxjs</w:t>
+      </w:r>
+      <w:proofErr w:type="spellEnd"/>
+      <w:r>
+        <w:t xml:space="preserve">/toolkit'; import </w:t>
+      </w:r>
+      <w:proofErr w:type="spellStart"/>
+      <w:r>
+        <w:t>axios</w:t>
+      </w:r>
+      <w:proofErr w:type="spellEnd"/>
+      <w:r>
+        <w:t xml:space="preserve"> from '</w:t>
+      </w:r>
+      <w:proofErr w:type="spellStart"/>
+      <w:r>
+        <w:t>axios</w:t>
+      </w:r>
+      <w:proofErr w:type="spellEnd"/>
+      <w:r>
+        <w:t xml:space="preserve">'; // ── ASYNC ACTIONS ────────────────────────────────────────── export const </w:t>
+      </w:r>
+      <w:proofErr w:type="spellStart"/>
+      <w:r>
+        <w:t>addToCart</w:t>
+      </w:r>
+      <w:proofErr w:type="spellEnd"/>
+      <w:r>
+        <w:t xml:space="preserve"> = </w:t>
+      </w:r>
+      <w:proofErr w:type="spellStart"/>
+      <w:proofErr w:type="gramStart"/>
+      <w:r>
+        <w:t>createAsyncThunk</w:t>
+      </w:r>
+      <w:proofErr w:type="spellEnd"/>
+      <w:r>
+        <w:t>( '</w:t>
+      </w:r>
+      <w:proofErr w:type="gramEnd"/>
+      <w:r>
+        <w:t>cart/</w:t>
+      </w:r>
+      <w:proofErr w:type="spellStart"/>
+      <w:r>
+        <w:t>addToCart</w:t>
+      </w:r>
+      <w:proofErr w:type="spellEnd"/>
+      <w:r>
+        <w:t xml:space="preserve">', async </w:t>
+      </w:r>
+      <w:proofErr w:type="gramStart"/>
+      <w:r>
+        <w:t>({ id</w:t>
+      </w:r>
+      <w:proofErr w:type="gramEnd"/>
+      <w:r>
+        <w:t xml:space="preserve">, </w:t>
+      </w:r>
+      <w:proofErr w:type="gramStart"/>
+      <w:r>
+        <w:t>qty }</w:t>
+      </w:r>
+      <w:proofErr w:type="gramEnd"/>
+      <w:r>
+        <w:t xml:space="preserve">, </w:t>
+      </w:r>
+      <w:proofErr w:type="gramStart"/>
+      <w:r>
+        <w:t xml:space="preserve">{ </w:t>
+      </w:r>
+      <w:proofErr w:type="spellStart"/>
+      <w:r>
+        <w:t>getState</w:t>
+      </w:r>
+      <w:proofErr w:type="spellEnd"/>
+      <w:proofErr w:type="gramEnd"/>
+      <w:r>
+        <w:t xml:space="preserve">, </w:t>
+      </w:r>
+      <w:proofErr w:type="spellStart"/>
+      <w:proofErr w:type="gramStart"/>
+      <w:r>
+        <w:t>rejectWithValue</w:t>
+      </w:r>
+      <w:proofErr w:type="spellEnd"/>
+      <w:r>
+        <w:t xml:space="preserve"> }</w:t>
+      </w:r>
+      <w:proofErr w:type="gramEnd"/>
+      <w:r>
+        <w:t xml:space="preserve">) =&gt; </w:t>
+      </w:r>
+      <w:proofErr w:type="gramStart"/>
+      <w:r>
+        <w:t>{ try</w:t>
+      </w:r>
+      <w:proofErr w:type="gramEnd"/>
+      <w:r>
+        <w:t xml:space="preserve"> {</w:t>
+      </w:r>
+    </w:p>
+    <w:p>
+      <w:pPr>
+        <w:rPr>
+          <w:b/>
+          <w:bCs/>
+        </w:rPr>
+      </w:pPr>
+      <w:r>
+        <w:rPr>
+          <w:b/>
+          <w:bCs/>
+        </w:rPr>
+        <w:t>pasted</w:t>
+      </w:r>
+    </w:p>
+    <w:p>
+      <w:r>
+        <w:t>next</w:t>
+      </w:r>
+    </w:p>
+    <w:p>
+      <w:r>
+        <w:t>4:43 PM</w:t>
+      </w:r>
+    </w:p>
+    <w:p>
+      <w:r>
+        <w:t>Architected cart enrichment with unit metadata and backward compatibility</w:t>
+      </w:r>
+    </w:p>
+    <w:p>
+      <w:r>
+        <w:t>Architected cart enrichment with unit metadata and backward compatibility</w:t>
+      </w:r>
+    </w:p>
+    <w:p>
+      <w:r>
+        <w:t>Good, this confirms the enrichment pattern — </w:t>
+      </w:r>
+      <w:proofErr w:type="spellStart"/>
+      <w:r>
+        <w:t>addToCart</w:t>
+      </w:r>
+      <w:proofErr w:type="spellEnd"/>
+      <w:r>
+        <w:t> fetches the live product and builds the item object from it. Adding </w:t>
+      </w:r>
+      <w:proofErr w:type="spellStart"/>
+      <w:r>
+        <w:t>unitType</w:t>
+      </w:r>
+      <w:proofErr w:type="spellEnd"/>
+      <w:r>
+        <w:t> and </w:t>
+      </w:r>
+      <w:proofErr w:type="spellStart"/>
+      <w:r>
+        <w:t>itemsPerUnit</w:t>
+      </w:r>
+      <w:proofErr w:type="spellEnd"/>
+      <w:r>
+        <w:t> here is safe and fits the existing shape exactly; it doesn't touch product, qty, or any of the fields the non-negotiable cart rule protects.</w:t>
+      </w:r>
+    </w:p>
+    <w:p>
+      <w:r>
+        <w:rPr>
+          <w:b/>
+          <w:bCs/>
+        </w:rPr>
+        <w:t>cartSlice.js</w:t>
+      </w:r>
+      <w:r>
+        <w:t xml:space="preserve"> — enriching the cart item with the two wholesale fields needed for the compact </w:t>
+      </w:r>
+      <w:proofErr w:type="spellStart"/>
+      <w:r>
+        <w:t>CartPage</w:t>
+      </w:r>
+      <w:proofErr w:type="spellEnd"/>
+      <w:r>
+        <w:t xml:space="preserve"> display.</w:t>
+      </w:r>
+    </w:p>
+    <w:p>
+      <w:r>
+        <w:t>Find this in frontend/</w:t>
+      </w:r>
+      <w:proofErr w:type="spellStart"/>
+      <w:r>
+        <w:t>src</w:t>
+      </w:r>
+      <w:proofErr w:type="spellEnd"/>
+      <w:r>
+        <w:t>/redux/slices/cartSlice.js:</w:t>
+      </w:r>
+    </w:p>
+    <w:p>
+      <w:proofErr w:type="spellStart"/>
+      <w:r>
+        <w:t>js</w:t>
+      </w:r>
+      <w:proofErr w:type="spellEnd"/>
+    </w:p>
+    <w:p>
+      <w:r>
+        <w:t xml:space="preserve">      const </w:t>
+      </w:r>
+      <w:proofErr w:type="gramStart"/>
+      <w:r>
+        <w:t>{ data</w:t>
+      </w:r>
+      <w:proofErr w:type="gramEnd"/>
+      <w:r>
+        <w:t xml:space="preserve"> } = await </w:t>
+      </w:r>
+      <w:proofErr w:type="spellStart"/>
+      <w:r>
+        <w:t>axios.get</w:t>
+      </w:r>
+      <w:proofErr w:type="spellEnd"/>
+      <w:r>
+        <w:t>(`/</w:t>
+      </w:r>
+      <w:proofErr w:type="spellStart"/>
+      <w:r>
+        <w:t>api</w:t>
+      </w:r>
+      <w:proofErr w:type="spellEnd"/>
+      <w:r>
+        <w:t>/products/${id}`);</w:t>
+      </w:r>
+    </w:p>
+    <w:p>
+      <w:r>
+        <w:t xml:space="preserve">      const item = {</w:t>
+      </w:r>
+    </w:p>
+    <w:p>
+      <w:r>
+        <w:t xml:space="preserve">        product:      </w:t>
+      </w:r>
+      <w:proofErr w:type="spellStart"/>
+      <w:proofErr w:type="gramStart"/>
+      <w:r>
+        <w:t>data._</w:t>
+      </w:r>
+      <w:proofErr w:type="gramEnd"/>
+      <w:r>
+        <w:t>id</w:t>
+      </w:r>
+      <w:proofErr w:type="spellEnd"/>
+      <w:r>
+        <w:t>,</w:t>
+      </w:r>
+    </w:p>
+    <w:p>
+      <w:r>
+        <w:t xml:space="preserve">        name:         data.name,</w:t>
+      </w:r>
+    </w:p>
+    <w:p>
+      <w:r>
+        <w:t xml:space="preserve">        image:        </w:t>
+      </w:r>
+      <w:proofErr w:type="spellStart"/>
+      <w:proofErr w:type="gramStart"/>
+      <w:r>
+        <w:t>data.image</w:t>
+      </w:r>
+      <w:proofErr w:type="spellEnd"/>
+      <w:proofErr w:type="gramEnd"/>
+      <w:r>
+        <w:t>,</w:t>
+      </w:r>
+    </w:p>
+    <w:p>
+      <w:r>
+        <w:t xml:space="preserve">        price:        </w:t>
+      </w:r>
+      <w:proofErr w:type="spellStart"/>
+      <w:proofErr w:type="gramStart"/>
+      <w:r>
+        <w:t>data.price</w:t>
+      </w:r>
+      <w:proofErr w:type="spellEnd"/>
+      <w:proofErr w:type="gramEnd"/>
+      <w:r>
+        <w:t>,</w:t>
+      </w:r>
+    </w:p>
+    <w:p>
+      <w:r>
+        <w:t xml:space="preserve">        </w:t>
+      </w:r>
+      <w:proofErr w:type="spellStart"/>
+      <w:r>
+        <w:t>countInStock</w:t>
+      </w:r>
+      <w:proofErr w:type="spellEnd"/>
+      <w:r>
+        <w:t xml:space="preserve">: </w:t>
+      </w:r>
+      <w:proofErr w:type="spellStart"/>
+      <w:proofErr w:type="gramStart"/>
+      <w:r>
+        <w:t>data.countInStock</w:t>
+      </w:r>
+      <w:proofErr w:type="spellEnd"/>
+      <w:proofErr w:type="gramEnd"/>
+      <w:r>
+        <w:t>,</w:t>
+      </w:r>
+    </w:p>
+    <w:p>
+      <w:r>
+        <w:t xml:space="preserve">        qty,</w:t>
+      </w:r>
+    </w:p>
+    <w:p>
+      <w:r>
+        <w:t xml:space="preserve">      };</w:t>
+      </w:r>
+    </w:p>
+    <w:p>
+      <w:r>
+        <w:t>Replace with:</w:t>
+      </w:r>
+    </w:p>
+    <w:p>
+      <w:proofErr w:type="spellStart"/>
+      <w:r>
+        <w:t>js</w:t>
+      </w:r>
+      <w:proofErr w:type="spellEnd"/>
+    </w:p>
+    <w:p>
+      <w:r>
+        <w:t xml:space="preserve">      const </w:t>
+      </w:r>
+      <w:proofErr w:type="gramStart"/>
+      <w:r>
+        <w:t>{ data</w:t>
+      </w:r>
+      <w:proofErr w:type="gramEnd"/>
+      <w:r>
+        <w:t xml:space="preserve"> } = await </w:t>
+      </w:r>
+      <w:proofErr w:type="spellStart"/>
+      <w:r>
+        <w:t>axios.get</w:t>
+      </w:r>
+      <w:proofErr w:type="spellEnd"/>
+      <w:r>
+        <w:t>(`/</w:t>
+      </w:r>
+      <w:proofErr w:type="spellStart"/>
+      <w:r>
+        <w:t>api</w:t>
+      </w:r>
+      <w:proofErr w:type="spellEnd"/>
+      <w:r>
+        <w:t>/products/${id}`);</w:t>
+      </w:r>
+    </w:p>
+    <w:p>
+      <w:r>
+        <w:t xml:space="preserve">      const item = {</w:t>
+      </w:r>
+    </w:p>
+    <w:p>
+      <w:r>
+        <w:t xml:space="preserve">        product:      </w:t>
+      </w:r>
+      <w:proofErr w:type="spellStart"/>
+      <w:proofErr w:type="gramStart"/>
+      <w:r>
+        <w:t>data._</w:t>
+      </w:r>
+      <w:proofErr w:type="gramEnd"/>
+      <w:r>
+        <w:t>id</w:t>
+      </w:r>
+      <w:proofErr w:type="spellEnd"/>
+      <w:r>
+        <w:t>,</w:t>
+      </w:r>
+    </w:p>
+    <w:p>
+      <w:r>
+        <w:t xml:space="preserve">        name:         data.name,</w:t>
+      </w:r>
+    </w:p>
+    <w:p>
+      <w:r>
+        <w:t xml:space="preserve">        image:        </w:t>
+      </w:r>
+      <w:proofErr w:type="spellStart"/>
+      <w:proofErr w:type="gramStart"/>
+      <w:r>
+        <w:t>data.image</w:t>
+      </w:r>
+      <w:proofErr w:type="spellEnd"/>
+      <w:proofErr w:type="gramEnd"/>
+      <w:r>
+        <w:t>,</w:t>
+      </w:r>
+    </w:p>
+    <w:p>
+      <w:r>
+        <w:t xml:space="preserve">        price:        </w:t>
+      </w:r>
+      <w:proofErr w:type="spellStart"/>
+      <w:proofErr w:type="gramStart"/>
+      <w:r>
+        <w:t>data.price</w:t>
+      </w:r>
+      <w:proofErr w:type="spellEnd"/>
+      <w:proofErr w:type="gramEnd"/>
+      <w:r>
+        <w:t>,</w:t>
+      </w:r>
+    </w:p>
+    <w:p>
+      <w:r>
+        <w:t xml:space="preserve">        </w:t>
+      </w:r>
+      <w:proofErr w:type="spellStart"/>
+      <w:r>
+        <w:t>countInStock</w:t>
+      </w:r>
+      <w:proofErr w:type="spellEnd"/>
+      <w:r>
+        <w:t xml:space="preserve">: </w:t>
+      </w:r>
+      <w:proofErr w:type="spellStart"/>
+      <w:proofErr w:type="gramStart"/>
+      <w:r>
+        <w:t>data.countInStock</w:t>
+      </w:r>
+      <w:proofErr w:type="spellEnd"/>
+      <w:proofErr w:type="gramEnd"/>
+      <w:r>
+        <w:t>,</w:t>
+      </w:r>
+    </w:p>
+    <w:p>
+      <w:r>
+        <w:t xml:space="preserve">        // ── Wholesale unit display fields (DEC-040 / DEC-041) ──────</w:t>
+      </w:r>
+    </w:p>
+    <w:p>
+      <w:r>
+        <w:t xml:space="preserve">        // Used by </w:t>
+      </w:r>
+      <w:proofErr w:type="spellStart"/>
+      <w:r>
+        <w:t>CartPage's</w:t>
+      </w:r>
+      <w:proofErr w:type="spellEnd"/>
+      <w:r>
+        <w:t xml:space="preserve"> compact per-line sanity check. Read-only</w:t>
+      </w:r>
+    </w:p>
+    <w:p>
+      <w:r>
+        <w:t xml:space="preserve">        // display data — never sent to the backend on checkout. The</w:t>
+      </w:r>
+    </w:p>
+    <w:p>
+      <w:r>
+        <w:t xml:space="preserve">        // authoritative snapshot is taken fresh from the product</w:t>
+      </w:r>
+    </w:p>
+    <w:p>
+      <w:r>
+        <w:t xml:space="preserve">        // document inside </w:t>
+      </w:r>
+      <w:proofErr w:type="spellStart"/>
+      <w:r>
+        <w:t>createOrder</w:t>
+      </w:r>
+      <w:proofErr w:type="spellEnd"/>
+      <w:r>
+        <w:t>, not from anything carried here.</w:t>
+      </w:r>
+    </w:p>
+    <w:p>
+      <w:r>
+        <w:t xml:space="preserve">        </w:t>
+      </w:r>
+      <w:proofErr w:type="spellStart"/>
+      <w:r>
+        <w:t>unitType</w:t>
+      </w:r>
+      <w:proofErr w:type="spellEnd"/>
+      <w:r>
+        <w:t xml:space="preserve">:     </w:t>
+      </w:r>
+      <w:proofErr w:type="spellStart"/>
+      <w:proofErr w:type="gramStart"/>
+      <w:r>
+        <w:t>data.unitType</w:t>
+      </w:r>
+      <w:proofErr w:type="spellEnd"/>
+      <w:proofErr w:type="gramEnd"/>
+      <w:r>
+        <w:t xml:space="preserve"> || </w:t>
+      </w:r>
+      <w:proofErr w:type="spellStart"/>
+      <w:proofErr w:type="gramStart"/>
+      <w:r>
+        <w:t>data.unit</w:t>
+      </w:r>
+      <w:proofErr w:type="spellEnd"/>
+      <w:proofErr w:type="gramEnd"/>
+      <w:r>
+        <w:t xml:space="preserve"> || 'Per Unit',</w:t>
+      </w:r>
+    </w:p>
+    <w:p>
+      <w:r>
+        <w:t xml:space="preserve">        </w:t>
+      </w:r>
+      <w:proofErr w:type="spellStart"/>
+      <w:r>
+        <w:t>itemsPerUnit</w:t>
+      </w:r>
+      <w:proofErr w:type="spellEnd"/>
+      <w:r>
+        <w:t xml:space="preserve">: </w:t>
+      </w:r>
+      <w:proofErr w:type="spellStart"/>
+      <w:proofErr w:type="gramStart"/>
+      <w:r>
+        <w:t>data.itemsPerUnit</w:t>
+      </w:r>
+      <w:proofErr w:type="spellEnd"/>
+      <w:proofErr w:type="gramEnd"/>
+      <w:r>
+        <w:t xml:space="preserve"> || null,</w:t>
+      </w:r>
+    </w:p>
+    <w:p>
+      <w:r>
+        <w:t xml:space="preserve">        qty,</w:t>
+      </w:r>
+    </w:p>
+    <w:p>
+      <w:r>
+        <w:t xml:space="preserve">      };</w:t>
+      </w:r>
+    </w:p>
+    <w:p>
+      <w:r>
+        <w:t>This means new items added to cart from now on will carry </w:t>
+      </w:r>
+      <w:proofErr w:type="spellStart"/>
+      <w:r>
+        <w:t>unitType</w:t>
+      </w:r>
+      <w:proofErr w:type="spellEnd"/>
+      <w:r>
+        <w:t> and </w:t>
+      </w:r>
+      <w:proofErr w:type="spellStart"/>
+      <w:r>
+        <w:t>itemsPerUnit</w:t>
+      </w:r>
+      <w:proofErr w:type="spellEnd"/>
+      <w:r>
+        <w:t xml:space="preserve">. Items already sitting in someone's </w:t>
+      </w:r>
+      <w:proofErr w:type="spellStart"/>
+      <w:r>
+        <w:t>localStorage</w:t>
+      </w:r>
+      <w:proofErr w:type="spellEnd"/>
+      <w:r>
+        <w:t xml:space="preserve"> from before this change won't have them — </w:t>
+      </w:r>
+      <w:proofErr w:type="spellStart"/>
+      <w:r>
+        <w:t>CartPage</w:t>
+      </w:r>
+      <w:proofErr w:type="spellEnd"/>
+      <w:r>
+        <w:t xml:space="preserve"> needs to handle that gracefully rather than crash, so the display below falls back to 'Per Unit' and simply hides the per-piece line when </w:t>
+      </w:r>
+      <w:proofErr w:type="spellStart"/>
+      <w:r>
+        <w:t>itemsPerUnit</w:t>
+      </w:r>
+      <w:proofErr w:type="spellEnd"/>
+      <w:r>
+        <w:t> is missing.</w:t>
+      </w:r>
+    </w:p>
+    <w:p>
+      <w:proofErr w:type="spellStart"/>
+      <w:r>
+        <w:rPr>
+          <w:b/>
+          <w:bCs/>
+        </w:rPr>
+        <w:t>CartPage.jsx</w:t>
+      </w:r>
+      <w:proofErr w:type="spellEnd"/>
+      <w:r>
+        <w:t> — adding the compact per-line breakdown beneath each item's price, the last checkpoint before checkout per the locked placement decision.</w:t>
+      </w:r>
+    </w:p>
+    <w:p>
+      <w:r>
+        <w:t>Find this in frontend/</w:t>
+      </w:r>
+      <w:proofErr w:type="spellStart"/>
+      <w:r>
+        <w:t>src</w:t>
+      </w:r>
+      <w:proofErr w:type="spellEnd"/>
+      <w:r>
+        <w:t>/pages/</w:t>
+      </w:r>
+      <w:proofErr w:type="spellStart"/>
+      <w:r>
+        <w:t>CartPage</w:t>
+      </w:r>
+      <w:proofErr w:type="spellEnd"/>
+      <w:r>
+        <w:t>/</w:t>
+      </w:r>
+      <w:proofErr w:type="spellStart"/>
+      <w:r>
+        <w:t>CartPage.jsx</w:t>
+      </w:r>
+      <w:proofErr w:type="spellEnd"/>
+      <w:r>
+        <w:t>:</w:t>
+      </w:r>
+    </w:p>
+    <w:p>
+      <w:proofErr w:type="spellStart"/>
+      <w:r>
+        <w:t>jsx</w:t>
+      </w:r>
+      <w:proofErr w:type="spellEnd"/>
+    </w:p>
+    <w:p>
+      <w:r>
+        <w:t xml:space="preserve">                    &lt;Col md</w:t>
+      </w:r>
+      <w:proofErr w:type="gramStart"/>
+      <w:r>
+        <w:t>={</w:t>
+      </w:r>
+      <w:proofErr w:type="gramEnd"/>
+      <w:r>
+        <w:t>2}&gt;</w:t>
+      </w:r>
+    </w:p>
+    <w:p>
+      <w:r>
+        <w:t xml:space="preserve">                      &lt;span </w:t>
+      </w:r>
+      <w:proofErr w:type="spellStart"/>
+      <w:r>
+        <w:t>className</w:t>
+      </w:r>
+      <w:proofErr w:type="spellEnd"/>
+      <w:r>
+        <w:t>='product-card-price'&gt;</w:t>
+      </w:r>
+    </w:p>
+    <w:p>
+      <w:r>
+        <w:t xml:space="preserve">                        KES {Number(</w:t>
+      </w:r>
+      <w:proofErr w:type="spellStart"/>
+      <w:proofErr w:type="gramStart"/>
+      <w:r>
+        <w:t>item.price</w:t>
+      </w:r>
+      <w:proofErr w:type="spellEnd"/>
+      <w:r>
+        <w:t>).</w:t>
+      </w:r>
+      <w:proofErr w:type="spellStart"/>
+      <w:r>
+        <w:t>toLocaleString</w:t>
+      </w:r>
+      <w:proofErr w:type="spellEnd"/>
+      <w:proofErr w:type="gramEnd"/>
+      <w:r>
+        <w:t>('</w:t>
+      </w:r>
+      <w:proofErr w:type="spellStart"/>
+      <w:r>
+        <w:t>en</w:t>
+      </w:r>
+      <w:proofErr w:type="spellEnd"/>
+      <w:r>
+        <w:t xml:space="preserve">-KE', </w:t>
+      </w:r>
+      <w:proofErr w:type="gramStart"/>
+      <w:r>
+        <w:t xml:space="preserve">{ </w:t>
+      </w:r>
+      <w:proofErr w:type="spellStart"/>
+      <w:r>
+        <w:t>minimumFractionDigits</w:t>
+      </w:r>
+      <w:proofErr w:type="spellEnd"/>
+      <w:proofErr w:type="gramEnd"/>
+      <w:r>
+        <w:t xml:space="preserve">: </w:t>
+      </w:r>
+      <w:proofErr w:type="gramStart"/>
+      <w:r>
+        <w:t>2 }</w:t>
+      </w:r>
+      <w:proofErr w:type="gramEnd"/>
+      <w:r>
+        <w:t>)}</w:t>
+      </w:r>
+    </w:p>
+    <w:p>
+      <w:r>
+        <w:t xml:space="preserve">                      &lt;/span&gt;</w:t>
+      </w:r>
+    </w:p>
+    <w:p>
+      <w:r>
+        <w:t xml:space="preserve">                    &lt;/Col&gt;</w:t>
+      </w:r>
+    </w:p>
+    <w:p>
+      <w:r>
+        <w:t>Replace with:</w:t>
+      </w:r>
+    </w:p>
+    <w:p>
+      <w:proofErr w:type="spellStart"/>
+      <w:r>
+        <w:t>jsx</w:t>
+      </w:r>
+      <w:proofErr w:type="spellEnd"/>
+    </w:p>
+    <w:p>
+      <w:r>
+        <w:t xml:space="preserve">                    &lt;Col md</w:t>
+      </w:r>
+      <w:proofErr w:type="gramStart"/>
+      <w:r>
+        <w:t>={</w:t>
+      </w:r>
+      <w:proofErr w:type="gramEnd"/>
+      <w:r>
+        <w:t>2}&gt;</w:t>
+      </w:r>
+    </w:p>
+    <w:p>
+      <w:r>
+        <w:t xml:space="preserve">                      &lt;span </w:t>
+      </w:r>
+      <w:proofErr w:type="spellStart"/>
+      <w:r>
+        <w:t>className</w:t>
+      </w:r>
+      <w:proofErr w:type="spellEnd"/>
+      <w:r>
+        <w:t>='product-card-price'&gt;</w:t>
+      </w:r>
+    </w:p>
+    <w:p>
+      <w:r>
+        <w:t xml:space="preserve">                        KES {Number(</w:t>
+      </w:r>
+      <w:proofErr w:type="spellStart"/>
+      <w:proofErr w:type="gramStart"/>
+      <w:r>
+        <w:t>item.price</w:t>
+      </w:r>
+      <w:proofErr w:type="spellEnd"/>
+      <w:r>
+        <w:t>).</w:t>
+      </w:r>
+      <w:proofErr w:type="spellStart"/>
+      <w:r>
+        <w:t>toLocaleString</w:t>
+      </w:r>
+      <w:proofErr w:type="spellEnd"/>
+      <w:proofErr w:type="gramEnd"/>
+      <w:r>
+        <w:t>('</w:t>
+      </w:r>
+      <w:proofErr w:type="spellStart"/>
+      <w:r>
+        <w:t>en</w:t>
+      </w:r>
+      <w:proofErr w:type="spellEnd"/>
+      <w:r>
+        <w:t xml:space="preserve">-KE', </w:t>
+      </w:r>
+      <w:proofErr w:type="gramStart"/>
+      <w:r>
+        <w:t xml:space="preserve">{ </w:t>
+      </w:r>
+      <w:proofErr w:type="spellStart"/>
+      <w:r>
+        <w:t>minimumFractionDigits</w:t>
+      </w:r>
+      <w:proofErr w:type="spellEnd"/>
+      <w:proofErr w:type="gramEnd"/>
+      <w:r>
+        <w:t xml:space="preserve">: </w:t>
+      </w:r>
+      <w:proofErr w:type="gramStart"/>
+      <w:r>
+        <w:t>2 }</w:t>
+      </w:r>
+      <w:proofErr w:type="gramEnd"/>
+      <w:r>
+        <w:t>)}</w:t>
+      </w:r>
+    </w:p>
+    <w:p>
+      <w:r>
+        <w:t xml:space="preserve">                      &lt;/span&gt;</w:t>
+      </w:r>
+    </w:p>
+    <w:p>
+      <w:r>
+        <w:t xml:space="preserve">                      {/* ── Compact wholesale unit sanity check (DEC-041) ──</w:t>
+      </w:r>
+    </w:p>
+    <w:p>
+      <w:r>
+        <w:t xml:space="preserve">                          Last checkpoint before checkout. Falls back to</w:t>
+      </w:r>
+    </w:p>
+    <w:p>
+      <w:r>
+        <w:t xml:space="preserve">                          'Per Unit' for cart items added before this</w:t>
+      </w:r>
+    </w:p>
+    <w:p>
+      <w:r>
+        <w:t xml:space="preserve">                          field existed — never throws on missing data. */}</w:t>
+      </w:r>
+    </w:p>
+    <w:p>
+      <w:r>
+        <w:t xml:space="preserve">                      &lt;span </w:t>
+      </w:r>
+      <w:proofErr w:type="spellStart"/>
+      <w:r>
+        <w:t>className</w:t>
+      </w:r>
+      <w:proofErr w:type="spellEnd"/>
+      <w:r>
+        <w:t>='cart-item-unit'&gt;</w:t>
+      </w:r>
+    </w:p>
+    <w:p>
+      <w:r>
+        <w:t xml:space="preserve">                        / {</w:t>
+      </w:r>
+      <w:proofErr w:type="spellStart"/>
+      <w:proofErr w:type="gramStart"/>
+      <w:r>
+        <w:t>item.unitType</w:t>
+      </w:r>
+      <w:proofErr w:type="spellEnd"/>
+      <w:proofErr w:type="gramEnd"/>
+      <w:r>
+        <w:t xml:space="preserve"> || 'Per Unit'}</w:t>
+      </w:r>
+    </w:p>
+    <w:p>
+      <w:r>
+        <w:t xml:space="preserve">                      &lt;/span&gt;</w:t>
+      </w:r>
+    </w:p>
+    <w:p>
+      <w:r>
+        <w:t xml:space="preserve">                      {</w:t>
+      </w:r>
+      <w:proofErr w:type="spellStart"/>
+      <w:proofErr w:type="gramStart"/>
+      <w:r>
+        <w:t>item.itemsPerUnit</w:t>
+      </w:r>
+      <w:proofErr w:type="spellEnd"/>
+      <w:proofErr w:type="gramEnd"/>
+      <w:r>
+        <w:t xml:space="preserve"> &gt; 1 &amp;&amp; (</w:t>
+      </w:r>
+    </w:p>
+    <w:p>
+      <w:r>
+        <w:t xml:space="preserve">                        &lt;span </w:t>
+      </w:r>
+      <w:proofErr w:type="spellStart"/>
+      <w:r>
+        <w:t>className</w:t>
+      </w:r>
+      <w:proofErr w:type="spellEnd"/>
+      <w:r>
+        <w:t>='cart-item-per-piece'&gt;</w:t>
+      </w:r>
+    </w:p>
+    <w:p>
+      <w:r>
+        <w:t xml:space="preserve">                          ≈ KES {(</w:t>
+      </w:r>
+      <w:proofErr w:type="spellStart"/>
+      <w:proofErr w:type="gramStart"/>
+      <w:r>
+        <w:t>item.price</w:t>
+      </w:r>
+      <w:proofErr w:type="spellEnd"/>
+      <w:proofErr w:type="gramEnd"/>
+      <w:r>
+        <w:t xml:space="preserve"> / </w:t>
+      </w:r>
+      <w:proofErr w:type="spellStart"/>
+      <w:proofErr w:type="gramStart"/>
+      <w:r>
+        <w:t>item.itemsPerUnit</w:t>
+      </w:r>
+      <w:proofErr w:type="spellEnd"/>
+      <w:r>
+        <w:t>).</w:t>
+      </w:r>
+      <w:proofErr w:type="spellStart"/>
+      <w:r>
+        <w:t>toLocaleString</w:t>
+      </w:r>
+      <w:proofErr w:type="spellEnd"/>
+      <w:proofErr w:type="gramEnd"/>
+      <w:r>
+        <w:t>('</w:t>
+      </w:r>
+      <w:proofErr w:type="spellStart"/>
+      <w:r>
+        <w:t>en</w:t>
+      </w:r>
+      <w:proofErr w:type="spellEnd"/>
+      <w:r>
+        <w:t xml:space="preserve">-KE', </w:t>
+      </w:r>
+      <w:proofErr w:type="gramStart"/>
+      <w:r>
+        <w:t xml:space="preserve">{ </w:t>
+      </w:r>
+      <w:proofErr w:type="spellStart"/>
+      <w:r>
+        <w:t>minimumFractionDigits</w:t>
+      </w:r>
+      <w:proofErr w:type="spellEnd"/>
+      <w:proofErr w:type="gramEnd"/>
+      <w:r>
+        <w:t xml:space="preserve">: </w:t>
+      </w:r>
+      <w:proofErr w:type="gramStart"/>
+      <w:r>
+        <w:t>2 }</w:t>
+      </w:r>
+      <w:proofErr w:type="gramEnd"/>
+      <w:r>
+        <w:t>)} / piece</w:t>
+      </w:r>
+    </w:p>
+    <w:p>
+      <w:r>
+        <w:t xml:space="preserve">                        &lt;/span&gt;</w:t>
+      </w:r>
+    </w:p>
+    <w:p>
+      <w:r>
+        <w:t xml:space="preserve">                      )}</w:t>
+      </w:r>
+    </w:p>
+    <w:p>
+      <w:r>
+        <w:t xml:space="preserve">                    &lt;/Col&gt;</w:t>
+      </w:r>
+    </w:p>
+    <w:p>
+      <w:r>
+        <w:t>Add this CSS to the end of frontend/</w:t>
+      </w:r>
+      <w:proofErr w:type="spellStart"/>
+      <w:r>
+        <w:t>src</w:t>
+      </w:r>
+      <w:proofErr w:type="spellEnd"/>
+      <w:r>
+        <w:t>/pages/CartPage.css:</w:t>
+      </w:r>
+    </w:p>
+    <w:p>
+      <w:proofErr w:type="spellStart"/>
+      <w:r>
+        <w:t>css</w:t>
+      </w:r>
+      <w:proofErr w:type="spellEnd"/>
+    </w:p>
+    <w:p>
+      <w:r>
+        <w:t>/* ── Wholesale unit sanity check, compact per-line (DEC-041) ─────────── */</w:t>
+      </w:r>
+    </w:p>
+    <w:p>
+      <w:proofErr w:type="gramStart"/>
+      <w:r>
+        <w:t>.cart</w:t>
+      </w:r>
+      <w:proofErr w:type="gramEnd"/>
+      <w:r>
+        <w:t>-item-unit {</w:t>
+      </w:r>
+    </w:p>
+    <w:p>
+      <w:r>
+        <w:t xml:space="preserve">    display: block;</w:t>
+      </w:r>
+    </w:p>
+    <w:p>
+      <w:r>
+        <w:t xml:space="preserve">    font-size: 0.74rem;</w:t>
+      </w:r>
+    </w:p>
+    <w:p>
+      <w:r>
+        <w:t xml:space="preserve">    color: #767676;</w:t>
+      </w:r>
+    </w:p>
+    <w:p>
+      <w:r>
+        <w:t xml:space="preserve">    margin-top: 2px;</w:t>
+      </w:r>
+    </w:p>
+    <w:p>
+      <w:r>
+        <w:t>}</w:t>
+      </w:r>
+    </w:p>
+    <w:p/>
+    <w:p>
+      <w:proofErr w:type="gramStart"/>
+      <w:r>
+        <w:t>.cart</w:t>
+      </w:r>
+      <w:proofErr w:type="gramEnd"/>
+      <w:r>
+        <w:t>-item-per-piece {</w:t>
+      </w:r>
+    </w:p>
+    <w:p>
+      <w:r>
+        <w:t xml:space="preserve">    display: block;</w:t>
+      </w:r>
+    </w:p>
+    <w:p>
+      <w:r>
+        <w:t xml:space="preserve">    font-size: 0.7rem;</w:t>
+      </w:r>
+    </w:p>
+    <w:p>
+      <w:r>
+        <w:t xml:space="preserve">    color: #999;</w:t>
+      </w:r>
+    </w:p>
+    <w:p>
+      <w:r>
+        <w:t xml:space="preserve">    margin-top: 1px;</w:t>
+      </w:r>
+    </w:p>
+    <w:p>
+      <w:r>
+        <w:t>}</w:t>
+      </w:r>
+    </w:p>
+    <w:p>
+      <w:r>
+        <w:t xml:space="preserve">That closes ISS-013 across all five locations named in the placement decision: </w:t>
+      </w:r>
+      <w:proofErr w:type="spellStart"/>
+      <w:r>
+        <w:t>ProductPage</w:t>
+      </w:r>
+      <w:proofErr w:type="spellEnd"/>
+      <w:r>
+        <w:t xml:space="preserve"> (primary, full breakdown), </w:t>
+      </w:r>
+      <w:proofErr w:type="spellStart"/>
+      <w:r>
+        <w:t>CartPage</w:t>
+      </w:r>
+      <w:proofErr w:type="spellEnd"/>
+      <w:r>
+        <w:t xml:space="preserve"> (compact per-line), </w:t>
+      </w:r>
+      <w:proofErr w:type="spellStart"/>
+      <w:r>
+        <w:t>ProductCard</w:t>
+      </w:r>
+      <w:proofErr w:type="spellEnd"/>
+      <w:r>
+        <w:t xml:space="preserve"> (minimal badge only), </w:t>
+      </w:r>
+      <w:proofErr w:type="spellStart"/>
+      <w:r>
+        <w:t>OrderPage</w:t>
+      </w:r>
+      <w:proofErr w:type="spellEnd"/>
+      <w:r>
+        <w:t xml:space="preserve"> (from snapshot), and </w:t>
+      </w:r>
+      <w:proofErr w:type="spellStart"/>
+      <w:r>
+        <w:t>ReceiptModal</w:t>
+      </w:r>
+      <w:proofErr w:type="spellEnd"/>
+      <w:r>
+        <w:t xml:space="preserve"> (from snapshot). The wholesale-field architecture is now display-consistent from product page through to the printed receipt, with the order-time snapshot guaranteeing nothing drifts after purchase.</w:t>
+      </w:r>
+    </w:p>
+    <w:p>
+      <w:r>
+        <w:rPr>
+          <w:b/>
+          <w:bCs/>
+        </w:rPr>
+        <w:t>Testing checklist:</w:t>
+      </w:r>
+      <w:r>
+        <w:br/>
+        <w:t xml:space="preserve">Restart the frontend. Clear your cart (or open it in an incognito window so </w:t>
+      </w:r>
+      <w:proofErr w:type="spellStart"/>
+      <w:r>
+        <w:t>localStorage</w:t>
+      </w:r>
+      <w:proofErr w:type="spellEnd"/>
+      <w:r>
+        <w:t xml:space="preserve"> starts empty) and add the Samsung carton product fresh — the cart line should show "KES 39,999.00 / Carton" with a grey "≈ KES 3,999.90 / piece" line beneath it. Add a product that has no </w:t>
+      </w:r>
+      <w:proofErr w:type="spellStart"/>
+      <w:r>
+        <w:t>itemsPerUnit</w:t>
+      </w:r>
+      <w:proofErr w:type="spellEnd"/>
+      <w:r>
+        <w:t xml:space="preserve"> set at all — its cart line should show "/ Per Unit" with no per-piece line, and no console error. If you have an old item still sitting in cart from before this change, confirm it renders as "/ Per Unit" rather than crashing — that's the </w:t>
+      </w:r>
+      <w:proofErr w:type="spellStart"/>
+      <w:r>
+        <w:t>localStorage</w:t>
+      </w:r>
+      <w:proofErr w:type="spellEnd"/>
+      <w:r>
+        <w:t xml:space="preserve"> fallback working. Proceed to checkout and place the order, then open that new order and confirm the snapshot values it captured match exactly what the cart showed at the moment of purchase.</w:t>
+      </w:r>
+    </w:p>
+    <w:p>
+      <w:r>
+        <w:t xml:space="preserve">With ISS-013 done, the remaining open items per the SESSION-012 build order are ISS-014 (rewrite </w:t>
+      </w:r>
+      <w:proofErr w:type="spellStart"/>
+      <w:r>
+        <w:t>ReturnsPolicyPage</w:t>
+      </w:r>
+      <w:proofErr w:type="spellEnd"/>
+      <w:r>
+        <w:t xml:space="preserve"> to formally state the buyer-fault/seller-fault split from DEC-039), ISS-006 (low stock notifications in </w:t>
+      </w:r>
+      <w:proofErr w:type="spellStart"/>
+      <w:r>
+        <w:t>createOrder</w:t>
+      </w:r>
+      <w:proofErr w:type="spellEnd"/>
+      <w:r>
+        <w:t xml:space="preserve">), then Step 7, Step 15, Step 16, Step 35, Step 20, Step 23, Step 24 in that order. Let me know which you want next, or paste </w:t>
+      </w:r>
+      <w:proofErr w:type="spellStart"/>
+      <w:r>
+        <w:t>ReturnsPolicyPage.jsx</w:t>
+      </w:r>
+      <w:proofErr w:type="spellEnd"/>
+      <w:r>
+        <w:t xml:space="preserve"> if you want to go straight into ISS-014.</w:t>
       </w:r>
     </w:p>
     <w:p/>
@@ -1977,6 +9935,170 @@
       <w:spacing w:val="5"/>
     </w:rPr>
   </w:style>
+  <w:style w:type="paragraph" w:customStyle="1" w:styleId="msonormal0">
+    <w:name w:val="msonormal"/>
+    <w:basedOn w:val="Normal"/>
+    <w:rsid w:val="00B87E94"/>
+    <w:pPr>
+      <w:spacing w:before="100" w:beforeAutospacing="1" w:after="100" w:afterAutospacing="1" w:line="240" w:lineRule="auto"/>
+    </w:pPr>
+    <w:rPr>
+      <w:rFonts w:ascii="Times New Roman" w:eastAsia="Times New Roman" w:hAnsi="Times New Roman" w:cs="Times New Roman"/>
+      <w:kern w:val="0"/>
+      <w14:ligatures w14:val="none"/>
+    </w:rPr>
+  </w:style>
+  <w:style w:type="paragraph" w:customStyle="1" w:styleId="uppercase">
+    <w:name w:val="uppercase"/>
+    <w:basedOn w:val="Normal"/>
+    <w:rsid w:val="00B87E94"/>
+    <w:pPr>
+      <w:spacing w:before="100" w:beforeAutospacing="1" w:after="100" w:afterAutospacing="1" w:line="240" w:lineRule="auto"/>
+    </w:pPr>
+    <w:rPr>
+      <w:rFonts w:ascii="Times New Roman" w:eastAsia="Times New Roman" w:hAnsi="Times New Roman" w:cs="Times New Roman"/>
+      <w:kern w:val="0"/>
+      <w14:ligatures w14:val="none"/>
+    </w:rPr>
+  </w:style>
+  <w:style w:type="paragraph" w:customStyle="1" w:styleId="whitespace-pre-wrap">
+    <w:name w:val="whitespace-pre-wrap"/>
+    <w:basedOn w:val="Normal"/>
+    <w:rsid w:val="00B87E94"/>
+    <w:pPr>
+      <w:spacing w:before="100" w:beforeAutospacing="1" w:after="100" w:afterAutospacing="1" w:line="240" w:lineRule="auto"/>
+    </w:pPr>
+    <w:rPr>
+      <w:rFonts w:ascii="Times New Roman" w:eastAsia="Times New Roman" w:hAnsi="Times New Roman" w:cs="Times New Roman"/>
+      <w:kern w:val="0"/>
+      <w14:ligatures w14:val="none"/>
+    </w:rPr>
+  </w:style>
+  <w:style w:type="character" w:customStyle="1" w:styleId="text-text-500">
+    <w:name w:val="text-text-500"/>
+    <w:basedOn w:val="DefaultParagraphFont"/>
+    <w:rsid w:val="00B87E94"/>
+  </w:style>
+  <w:style w:type="character" w:customStyle="1" w:styleId="truncate">
+    <w:name w:val="truncate"/>
+    <w:basedOn w:val="DefaultParagraphFont"/>
+    <w:rsid w:val="00B87E94"/>
+  </w:style>
+  <w:style w:type="character" w:customStyle="1" w:styleId="inline-flex">
+    <w:name w:val="inline-flex"/>
+    <w:basedOn w:val="DefaultParagraphFont"/>
+    <w:rsid w:val="00B87E94"/>
+  </w:style>
+  <w:style w:type="character" w:customStyle="1" w:styleId="sr-only">
+    <w:name w:val="sr-only"/>
+    <w:basedOn w:val="DefaultParagraphFont"/>
+    <w:rsid w:val="00B87E94"/>
+  </w:style>
+  <w:style w:type="paragraph" w:customStyle="1" w:styleId="font-claude-response-body">
+    <w:name w:val="font-claude-response-body"/>
+    <w:basedOn w:val="Normal"/>
+    <w:rsid w:val="00B87E94"/>
+    <w:pPr>
+      <w:spacing w:before="100" w:beforeAutospacing="1" w:after="100" w:afterAutospacing="1" w:line="240" w:lineRule="auto"/>
+    </w:pPr>
+    <w:rPr>
+      <w:rFonts w:ascii="Times New Roman" w:eastAsia="Times New Roman" w:hAnsi="Times New Roman" w:cs="Times New Roman"/>
+      <w:kern w:val="0"/>
+      <w14:ligatures w14:val="none"/>
+    </w:rPr>
+  </w:style>
+  <w:style w:type="character" w:styleId="HTMLCode">
+    <w:name w:val="HTML Code"/>
+    <w:basedOn w:val="DefaultParagraphFont"/>
+    <w:uiPriority w:val="99"/>
+    <w:semiHidden/>
+    <w:unhideWhenUsed/>
+    <w:rsid w:val="00B87E94"/>
+    <w:rPr>
+      <w:rFonts w:ascii="Courier New" w:eastAsia="Times New Roman" w:hAnsi="Courier New" w:cs="Courier New"/>
+      <w:sz w:val="20"/>
+      <w:szCs w:val="20"/>
+    </w:rPr>
+  </w:style>
+  <w:style w:type="character" w:styleId="Emphasis">
+    <w:name w:val="Emphasis"/>
+    <w:basedOn w:val="DefaultParagraphFont"/>
+    <w:uiPriority w:val="20"/>
+    <w:qFormat/>
+    <w:rsid w:val="00B87E94"/>
+    <w:rPr>
+      <w:i/>
+      <w:iCs/>
+    </w:rPr>
+  </w:style>
+  <w:style w:type="paragraph" w:styleId="HTMLPreformatted">
+    <w:name w:val="HTML Preformatted"/>
+    <w:basedOn w:val="Normal"/>
+    <w:link w:val="HTMLPreformattedChar"/>
+    <w:uiPriority w:val="99"/>
+    <w:semiHidden/>
+    <w:unhideWhenUsed/>
+    <w:rsid w:val="00B87E94"/>
+    <w:pPr>
+      <w:tabs>
+        <w:tab w:val="left" w:pos="916"/>
+        <w:tab w:val="left" w:pos="1832"/>
+        <w:tab w:val="left" w:pos="2748"/>
+        <w:tab w:val="left" w:pos="3664"/>
+        <w:tab w:val="left" w:pos="4580"/>
+        <w:tab w:val="left" w:pos="5496"/>
+        <w:tab w:val="left" w:pos="6412"/>
+        <w:tab w:val="left" w:pos="7328"/>
+        <w:tab w:val="left" w:pos="8244"/>
+        <w:tab w:val="left" w:pos="9160"/>
+        <w:tab w:val="left" w:pos="10076"/>
+        <w:tab w:val="left" w:pos="10992"/>
+        <w:tab w:val="left" w:pos="11908"/>
+        <w:tab w:val="left" w:pos="12824"/>
+        <w:tab w:val="left" w:pos="13740"/>
+        <w:tab w:val="left" w:pos="14656"/>
+      </w:tabs>
+      <w:spacing w:after="0" w:line="240" w:lineRule="auto"/>
+    </w:pPr>
+    <w:rPr>
+      <w:rFonts w:ascii="Courier New" w:eastAsia="Times New Roman" w:hAnsi="Courier New" w:cs="Courier New"/>
+      <w:kern w:val="0"/>
+      <w:sz w:val="20"/>
+      <w:szCs w:val="20"/>
+      <w14:ligatures w14:val="none"/>
+    </w:rPr>
+  </w:style>
+  <w:style w:type="character" w:customStyle="1" w:styleId="HTMLPreformattedChar">
+    <w:name w:val="HTML Preformatted Char"/>
+    <w:basedOn w:val="DefaultParagraphFont"/>
+    <w:link w:val="HTMLPreformatted"/>
+    <w:uiPriority w:val="99"/>
+    <w:semiHidden/>
+    <w:rsid w:val="00B87E94"/>
+    <w:rPr>
+      <w:rFonts w:ascii="Courier New" w:eastAsia="Times New Roman" w:hAnsi="Courier New" w:cs="Courier New"/>
+      <w:kern w:val="0"/>
+      <w:sz w:val="20"/>
+      <w:szCs w:val="20"/>
+      <w14:ligatures w14:val="none"/>
+    </w:rPr>
+  </w:style>
+  <w:style w:type="character" w:customStyle="1" w:styleId="token">
+    <w:name w:val="token"/>
+    <w:basedOn w:val="DefaultParagraphFont"/>
+    <w:rsid w:val="00B87E94"/>
+  </w:style>
+  <w:style w:type="character" w:styleId="Strong">
+    <w:name w:val="Strong"/>
+    <w:basedOn w:val="DefaultParagraphFont"/>
+    <w:uiPriority w:val="22"/>
+    <w:qFormat/>
+    <w:rsid w:val="00B87E94"/>
+    <w:rPr>
+      <w:b/>
+      <w:bCs/>
+    </w:rPr>
+  </w:style>
 </w:styles>
 </file>
 
